--- a/Экзамен_психология_ответы.docx
+++ b/Экзамен_психология_ответы.docx
@@ -26,7 +26,7 @@
           <w:rFonts w:ascii="Times New Roman" w:hAnsi="Times New Roman" w:eastAsia="Times New Roman"/>
           <w:sz w:val="24"/>
         </w:rPr>
-        <w:t>55 вопросов — краткие академические ответы</w:t>
+        <w:t>55 вопросов — краткие содержательные ответы</w:t>
       </w:r>
     </w:p>
     <w:p>
@@ -65,7 +65,7 @@
           <w:rFonts w:ascii="Times New Roman" w:hAnsi="Times New Roman" w:eastAsia="Times New Roman"/>
           <w:sz w:val="24"/>
         </w:rPr>
-        <w:t>Предмет психологии — психические процессы, состояния, свойства личности и закономерности поведения.</w:t>
+        <w:t>Предмет: психические процессы (познание, эмоции, воля), состояния, свойства личности, закономерности поведения.</w:t>
       </w:r>
     </w:p>
     <w:p>
@@ -78,7 +78,7 @@
           <w:rFonts w:ascii="Times New Roman" w:hAnsi="Times New Roman" w:eastAsia="Times New Roman"/>
           <w:sz w:val="24"/>
         </w:rPr>
-        <w:t>Основные задачи: изучение психики; выявление закономерностей психических явлений; объяснение поведения; прогнозирование поведения; разработка методов психологической помощи и практического воздействия.</w:t>
+        <w:t>Задачи: описание, объяснение, прогнозирование и управление психическими явлениями; разработка методов диагностики, коррекции и развития.</w:t>
       </w:r>
     </w:p>
     <w:p>
@@ -91,7 +91,7 @@
           <w:rFonts w:ascii="Times New Roman" w:hAnsi="Times New Roman" w:eastAsia="Times New Roman"/>
           <w:sz w:val="24"/>
         </w:rPr>
-        <w:t>Основные отрасли: общая, возрастная, социальная, педагогическая, медицинская, инженерная, организационная и управленческая, юридическая, спортивная, клиническая психология и др.</w:t>
+        <w:t>Отрасли: общая, возрастная, педагогическая, социальная, клиническая, медицинская, организационная и управленческая, инженерная, юридическая, спортивная.</w:t>
       </w:r>
     </w:p>
     <w:p>
@@ -104,7 +104,7 @@
           <w:rFonts w:ascii="Times New Roman" w:hAnsi="Times New Roman" w:eastAsia="Times New Roman"/>
           <w:sz w:val="24"/>
         </w:rPr>
-        <w:t>Развитие: от философских представлений о душе → становление экспериментальной психологии в XIX веке → появление самостоятельных психологических школ → современная психология как многоотраслевая наука.</w:t>
+        <w:t>Развитие: античная философия (Платон, Аристотель) → экспериментальная психология (В. Вундт, 1879) → школы XX века → современная многоотраслевая наука.</w:t>
       </w:r>
     </w:p>
     <w:p>
@@ -117,46 +117,7 @@
           <w:rFonts w:ascii="Times New Roman" w:hAnsi="Times New Roman" w:eastAsia="Times New Roman"/>
           <w:sz w:val="24"/>
         </w:rPr>
-        <w:t>Основные школы: структурализм, функционализм, психоанализ, бихевиоризм, гештальт-психология, гуманистическая, когнитивная психология, отечественная деятельностная и культурно-историческая традиции.</w:t>
-      </w:r>
-    </w:p>
-    <w:p>
-      <w:pPr>
-        <w:spacing w:before="240" w:after="120"/>
-      </w:pPr>
-      <w:r>
-        <w:rPr>
-          <w:rFonts w:ascii="Times New Roman" w:hAnsi="Times New Roman" w:eastAsia="Times New Roman"/>
-          <w:b/>
-          <w:sz w:val="24"/>
-        </w:rPr>
-        <w:t>2. Общая характеристика методов исследования психики человека</w:t>
-      </w:r>
-    </w:p>
-    <w:p>
-      <w:pPr>
-        <w:spacing w:after="80" w:line="276" w:lineRule="auto"/>
-        <w:ind w:firstLine="283"/>
-      </w:pPr>
-      <w:r>
-        <w:rPr>
-          <w:rFonts w:ascii="Times New Roman" w:hAnsi="Times New Roman" w:eastAsia="Times New Roman"/>
-          <w:sz w:val="24"/>
-        </w:rPr>
-        <w:t>Метод психологического исследования — способ получения научно обоснованной информации о психике и поведении человека.</w:t>
-      </w:r>
-    </w:p>
-    <w:p>
-      <w:pPr>
-        <w:spacing w:after="80" w:line="276" w:lineRule="auto"/>
-        <w:ind w:firstLine="283"/>
-      </w:pPr>
-      <w:r>
-        <w:rPr>
-          <w:rFonts w:ascii="Times New Roman" w:hAnsi="Times New Roman" w:eastAsia="Times New Roman"/>
-          <w:sz w:val="24"/>
-        </w:rPr>
-        <w:t>Основные методы:</w:t>
+        <w:t>Основные школы:</w:t>
       </w:r>
     </w:p>
     <w:p>
@@ -170,7 +131,7 @@
           <w:rFonts w:ascii="Times New Roman" w:hAnsi="Times New Roman" w:eastAsia="Times New Roman"/>
           <w:sz w:val="24"/>
         </w:rPr>
-        <w:t>наблюдение — систематическое изучение поведения без активного вмешательства;</w:t>
+        <w:t>структурализм (Вундт, Титченер) — анализ элементов сознания;</w:t>
       </w:r>
     </w:p>
     <w:p>
@@ -184,7 +145,7 @@
           <w:rFonts w:ascii="Times New Roman" w:hAnsi="Times New Roman" w:eastAsia="Times New Roman"/>
           <w:sz w:val="24"/>
         </w:rPr>
-        <w:t>эксперимент — создание специальных условий для изучения причинно-следственных связей;</w:t>
+        <w:t>функционализм (Джеймс) — функции психики в адаптации;</w:t>
       </w:r>
     </w:p>
     <w:p>
@@ -198,7 +159,7 @@
           <w:rFonts w:ascii="Times New Roman" w:hAnsi="Times New Roman" w:eastAsia="Times New Roman"/>
           <w:sz w:val="24"/>
         </w:rPr>
-        <w:t>беседа и интервью — получение информации посредством общения;</w:t>
+        <w:t>психоанализ (Фрейд) — бессознательное, конфликт, защитные механизмы;</w:t>
       </w:r>
     </w:p>
     <w:p>
@@ -212,7 +173,7 @@
           <w:rFonts w:ascii="Times New Roman" w:hAnsi="Times New Roman" w:eastAsia="Times New Roman"/>
           <w:sz w:val="24"/>
         </w:rPr>
-        <w:t>анкетирование — сбор стандартизированной информации с помощью вопросов;</w:t>
+        <w:t>бихевиоризм (Уотсон, Скиннер) — поведение как объект изучения, обусловливание;</w:t>
       </w:r>
     </w:p>
     <w:p>
@@ -226,7 +187,7 @@
           <w:rFonts w:ascii="Times New Roman" w:hAnsi="Times New Roman" w:eastAsia="Times New Roman"/>
           <w:sz w:val="24"/>
         </w:rPr>
-        <w:t>тестирование — измерение определённых психологических характеристик с помощью стандартизированных методик;</w:t>
+        <w:t>гештальт (Вертгеймер, Коффка) — целостность восприятия;</w:t>
       </w:r>
     </w:p>
     <w:p>
@@ -240,7 +201,7 @@
           <w:rFonts w:ascii="Times New Roman" w:hAnsi="Times New Roman" w:eastAsia="Times New Roman"/>
           <w:sz w:val="24"/>
         </w:rPr>
-        <w:t>анализ продуктов деятельности и документов;</w:t>
+        <w:t>гуманистическая (Маслоу, Роджерс) — самоактуализация, личностный рост;</w:t>
       </w:r>
     </w:p>
     <w:p>
@@ -254,7 +215,7 @@
           <w:rFonts w:ascii="Times New Roman" w:hAnsi="Times New Roman" w:eastAsia="Times New Roman"/>
           <w:sz w:val="24"/>
         </w:rPr>
-        <w:t>контент-анализ — систематическое изучение содержания текстов и сообщений;</w:t>
+        <w:t>когнитивная — обработка информации, мышление, память;</w:t>
       </w:r>
     </w:p>
     <w:p>
@@ -268,7 +229,20 @@
           <w:rFonts w:ascii="Times New Roman" w:hAnsi="Times New Roman" w:eastAsia="Times New Roman"/>
           <w:sz w:val="24"/>
         </w:rPr>
-        <w:t>социометрия — исследование межличностных отношений в группе.</w:t>
+        <w:t>отечественная: деятельностный (Леонтьев, Рубинштейн) и культурно-исторический (Выготский, Лурия) подходы.</w:t>
+      </w:r>
+    </w:p>
+    <w:p>
+      <w:pPr>
+        <w:spacing w:before="240" w:after="120"/>
+      </w:pPr>
+      <w:r>
+        <w:rPr>
+          <w:rFonts w:ascii="Times New Roman" w:hAnsi="Times New Roman" w:eastAsia="Times New Roman"/>
+          <w:b/>
+          <w:sz w:val="24"/>
+        </w:rPr>
+        <w:t>2. Общая характеристика методов исследования психики человека</w:t>
       </w:r>
     </w:p>
     <w:p>
@@ -281,20 +255,7 @@
           <w:rFonts w:ascii="Times New Roman" w:hAnsi="Times New Roman" w:eastAsia="Times New Roman"/>
           <w:sz w:val="24"/>
         </w:rPr>
-        <w:t>К методам предъявляются требования валидности, надежности, объективности и стандартизированности.</w:t>
-      </w:r>
-    </w:p>
-    <w:p>
-      <w:pPr>
-        <w:spacing w:before="240" w:after="120"/>
-      </w:pPr>
-      <w:r>
-        <w:rPr>
-          <w:rFonts w:ascii="Times New Roman" w:hAnsi="Times New Roman" w:eastAsia="Times New Roman"/>
-          <w:b/>
-          <w:sz w:val="24"/>
-        </w:rPr>
-        <w:t>3. Характеристика ощущения и восприятия как психических процессов</w:t>
+        <w:t>Метод — способ организации научного познания психики, обеспечивающий получение достоверных данных.</w:t>
       </w:r>
     </w:p>
     <w:p>
@@ -307,111 +268,7 @@
           <w:rFonts w:ascii="Times New Roman" w:hAnsi="Times New Roman" w:eastAsia="Times New Roman"/>
           <w:sz w:val="24"/>
         </w:rPr>
-        <w:t>Ощущение — психический процесс отражения отдельных свойств предметов и явлений при непосредственном воздействии раздражителей на органы чувств.</w:t>
-      </w:r>
-    </w:p>
-    <w:p>
-      <w:pPr>
-        <w:spacing w:after="80" w:line="276" w:lineRule="auto"/>
-        <w:ind w:firstLine="283"/>
-      </w:pPr>
-      <w:r>
-        <w:rPr>
-          <w:rFonts w:ascii="Times New Roman" w:hAnsi="Times New Roman" w:eastAsia="Times New Roman"/>
-          <w:sz w:val="24"/>
-        </w:rPr>
-        <w:t>Виды ощущений: зрительные, слуховые, обонятельные, вкусовые, кожные, двигательные, органические и др.</w:t>
-      </w:r>
-    </w:p>
-    <w:p>
-      <w:pPr>
-        <w:spacing w:after="80" w:line="276" w:lineRule="auto"/>
-        <w:ind w:firstLine="283"/>
-      </w:pPr>
-      <w:r>
-        <w:rPr>
-          <w:rFonts w:ascii="Times New Roman" w:hAnsi="Times New Roman" w:eastAsia="Times New Roman"/>
-          <w:sz w:val="24"/>
-        </w:rPr>
-        <w:t>Восприятие — целостное отражение предметов и явлений при их непосредственном воздействии на органы чувств.</w:t>
-      </w:r>
-    </w:p>
-    <w:p>
-      <w:pPr>
-        <w:spacing w:after="80" w:line="276" w:lineRule="auto"/>
-        <w:ind w:firstLine="283"/>
-      </w:pPr>
-      <w:r>
-        <w:rPr>
-          <w:rFonts w:ascii="Times New Roman" w:hAnsi="Times New Roman" w:eastAsia="Times New Roman"/>
-          <w:sz w:val="24"/>
-        </w:rPr>
-        <w:t>Восприятие отличается от ощущения тем, что отражает не отдельное свойство, а предмет или ситуацию в целом.</w:t>
-      </w:r>
-    </w:p>
-    <w:p>
-      <w:pPr>
-        <w:spacing w:after="80" w:line="276" w:lineRule="auto"/>
-        <w:ind w:firstLine="283"/>
-      </w:pPr>
-      <w:r>
-        <w:rPr>
-          <w:rFonts w:ascii="Times New Roman" w:hAnsi="Times New Roman" w:eastAsia="Times New Roman"/>
-          <w:sz w:val="24"/>
-        </w:rPr>
-        <w:t>Основные свойства восприятия: предметность, целостность, структурность, избирательность, осмысленность, константность.</w:t>
-      </w:r>
-    </w:p>
-    <w:p>
-      <w:pPr>
-        <w:spacing w:before="240" w:after="120"/>
-      </w:pPr>
-      <w:r>
-        <w:rPr>
-          <w:rFonts w:ascii="Times New Roman" w:hAnsi="Times New Roman" w:eastAsia="Times New Roman"/>
-          <w:b/>
-          <w:sz w:val="24"/>
-        </w:rPr>
-        <w:t>4. Мышление, его виды и речь</w:t>
-      </w:r>
-    </w:p>
-    <w:p>
-      <w:pPr>
-        <w:spacing w:after="80" w:line="276" w:lineRule="auto"/>
-        <w:ind w:firstLine="283"/>
-      </w:pPr>
-      <w:r>
-        <w:rPr>
-          <w:rFonts w:ascii="Times New Roman" w:hAnsi="Times New Roman" w:eastAsia="Times New Roman"/>
-          <w:sz w:val="24"/>
-        </w:rPr>
-        <w:t>Мышление — высший познавательный психический процесс обобщённого и опосредованного отражения действительности, позволяющий решать задачи и устанавливать связи между явлениями.</w:t>
-      </w:r>
-    </w:p>
-    <w:p>
-      <w:pPr>
-        <w:spacing w:after="80" w:line="276" w:lineRule="auto"/>
-        <w:ind w:firstLine="283"/>
-      </w:pPr>
-      <w:r>
-        <w:rPr>
-          <w:rFonts w:ascii="Times New Roman" w:hAnsi="Times New Roman" w:eastAsia="Times New Roman"/>
-          <w:sz w:val="24"/>
-        </w:rPr>
-        <w:t>Основные мыслительные операции: анализ, синтез, сравнение, обобщение, абстрагирование, конкретизация.</w:t>
-      </w:r>
-    </w:p>
-    <w:p>
-      <w:pPr>
-        <w:spacing w:after="80" w:line="276" w:lineRule="auto"/>
-        <w:ind w:firstLine="283"/>
-      </w:pPr>
-      <w:r>
-        <w:rPr>
-          <w:rFonts w:ascii="Times New Roman" w:hAnsi="Times New Roman" w:eastAsia="Times New Roman"/>
-          <w:sz w:val="24"/>
-        </w:rPr>
-        <w:t>Виды мышления:</w:t>
+        <w:t>Эмпирические методы:</w:t>
       </w:r>
     </w:p>
     <w:p>
@@ -425,7 +282,7 @@
           <w:rFonts w:ascii="Times New Roman" w:hAnsi="Times New Roman" w:eastAsia="Times New Roman"/>
           <w:sz w:val="24"/>
         </w:rPr>
-        <w:t>наглядно-действенное;</w:t>
+        <w:t>наблюдение (включающее, невключающее, стандартизированное) — фиксация поведения в естественных условиях;</w:t>
       </w:r>
     </w:p>
     <w:p>
@@ -439,7 +296,7 @@
           <w:rFonts w:ascii="Times New Roman" w:hAnsi="Times New Roman" w:eastAsia="Times New Roman"/>
           <w:sz w:val="24"/>
         </w:rPr>
-        <w:t>наглядно-образное;</w:t>
+        <w:t>эксперимент (лабораторный, естественный, квазиэксперимент) — активное вмешательство, контроль переменных;</w:t>
       </w:r>
     </w:p>
     <w:p>
@@ -453,163 +310,7 @@
           <w:rFonts w:ascii="Times New Roman" w:hAnsi="Times New Roman" w:eastAsia="Times New Roman"/>
           <w:sz w:val="24"/>
         </w:rPr>
-        <w:t>словесно-логическое.</w:t>
-      </w:r>
-    </w:p>
-    <w:p>
-      <w:pPr>
-        <w:spacing w:after="80" w:line="276" w:lineRule="auto"/>
-        <w:ind w:firstLine="283"/>
-      </w:pPr>
-      <w:r>
-        <w:rPr>
-          <w:rFonts w:ascii="Times New Roman" w:hAnsi="Times New Roman" w:eastAsia="Times New Roman"/>
-          <w:sz w:val="24"/>
-        </w:rPr>
-        <w:t>Также выделяют теоретическое и практическое, репродуктивное и творческое мышление.</w:t>
-      </w:r>
-    </w:p>
-    <w:p>
-      <w:pPr>
-        <w:spacing w:after="80" w:line="276" w:lineRule="auto"/>
-        <w:ind w:firstLine="283"/>
-      </w:pPr>
-      <w:r>
-        <w:rPr>
-          <w:rFonts w:ascii="Times New Roman" w:hAnsi="Times New Roman" w:eastAsia="Times New Roman"/>
-          <w:sz w:val="24"/>
-        </w:rPr>
-        <w:t>Речь — форма общения людей посредством языка и средство организации мышления.</w:t>
-      </w:r>
-    </w:p>
-    <w:p>
-      <w:pPr>
-        <w:spacing w:after="80" w:line="276" w:lineRule="auto"/>
-        <w:ind w:firstLine="283"/>
-      </w:pPr>
-      <w:r>
-        <w:rPr>
-          <w:rFonts w:ascii="Times New Roman" w:hAnsi="Times New Roman" w:eastAsia="Times New Roman"/>
-          <w:sz w:val="24"/>
-        </w:rPr>
-        <w:t>Основные функции речи: коммуникативная, познавательная, регулирующая, эмоционально-выразительная.</w:t>
-      </w:r>
-    </w:p>
-    <w:p>
-      <w:pPr>
-        <w:spacing w:before="240" w:after="120"/>
-      </w:pPr>
-      <w:r>
-        <w:rPr>
-          <w:rFonts w:ascii="Times New Roman" w:hAnsi="Times New Roman" w:eastAsia="Times New Roman"/>
-          <w:b/>
-          <w:sz w:val="24"/>
-        </w:rPr>
-        <w:t>5. Воображение и творчество</w:t>
-      </w:r>
-    </w:p>
-    <w:p>
-      <w:pPr>
-        <w:spacing w:after="80" w:line="276" w:lineRule="auto"/>
-        <w:ind w:firstLine="283"/>
-      </w:pPr>
-      <w:r>
-        <w:rPr>
-          <w:rFonts w:ascii="Times New Roman" w:hAnsi="Times New Roman" w:eastAsia="Times New Roman"/>
-          <w:sz w:val="24"/>
-        </w:rPr>
-        <w:t>Воображение — психический процесс создания новых образов на основе переработки ранее полученного опыта.</w:t>
-      </w:r>
-    </w:p>
-    <w:p>
-      <w:pPr>
-        <w:spacing w:after="80" w:line="276" w:lineRule="auto"/>
-        <w:ind w:firstLine="283"/>
-      </w:pPr>
-      <w:r>
-        <w:rPr>
-          <w:rFonts w:ascii="Times New Roman" w:hAnsi="Times New Roman" w:eastAsia="Times New Roman"/>
-          <w:sz w:val="24"/>
-        </w:rPr>
-        <w:t>Виды воображения: произвольное и непроизвольное, воссоздающее и творческое.</w:t>
-      </w:r>
-    </w:p>
-    <w:p>
-      <w:pPr>
-        <w:spacing w:after="80" w:line="276" w:lineRule="auto"/>
-        <w:ind w:firstLine="283"/>
-      </w:pPr>
-      <w:r>
-        <w:rPr>
-          <w:rFonts w:ascii="Times New Roman" w:hAnsi="Times New Roman" w:eastAsia="Times New Roman"/>
-          <w:sz w:val="24"/>
-        </w:rPr>
-        <w:t>Основные приёмы создания образов: агглютинация, гиперболизация, схематизация, типизация, акцентирование.</w:t>
-      </w:r>
-    </w:p>
-    <w:p>
-      <w:pPr>
-        <w:spacing w:after="80" w:line="276" w:lineRule="auto"/>
-        <w:ind w:firstLine="283"/>
-      </w:pPr>
-      <w:r>
-        <w:rPr>
-          <w:rFonts w:ascii="Times New Roman" w:hAnsi="Times New Roman" w:eastAsia="Times New Roman"/>
-          <w:sz w:val="24"/>
-        </w:rPr>
-        <w:t>Творчество — деятельность, результатом которой является создание качественно нового, оригинального продукта или способа решения задачи.</w:t>
-      </w:r>
-    </w:p>
-    <w:p>
-      <w:pPr>
-        <w:spacing w:after="80" w:line="276" w:lineRule="auto"/>
-        <w:ind w:firstLine="283"/>
-      </w:pPr>
-      <w:r>
-        <w:rPr>
-          <w:rFonts w:ascii="Times New Roman" w:hAnsi="Times New Roman" w:eastAsia="Times New Roman"/>
-          <w:sz w:val="24"/>
-        </w:rPr>
-        <w:t>Воображение является одним из психологических механизмов творчества, но творчество включает также мышление, мотивацию, знания и практическую деятельность.</w:t>
-      </w:r>
-    </w:p>
-    <w:p>
-      <w:pPr>
-        <w:spacing w:before="240" w:after="120"/>
-      </w:pPr>
-      <w:r>
-        <w:rPr>
-          <w:rFonts w:ascii="Times New Roman" w:hAnsi="Times New Roman" w:eastAsia="Times New Roman"/>
-          <w:b/>
-          <w:sz w:val="24"/>
-        </w:rPr>
-        <w:t>6. Память: значение, подходы к классификации, теории</w:t>
-      </w:r>
-    </w:p>
-    <w:p>
-      <w:pPr>
-        <w:spacing w:after="80" w:line="276" w:lineRule="auto"/>
-        <w:ind w:firstLine="283"/>
-      </w:pPr>
-      <w:r>
-        <w:rPr>
-          <w:rFonts w:ascii="Times New Roman" w:hAnsi="Times New Roman" w:eastAsia="Times New Roman"/>
-          <w:sz w:val="24"/>
-        </w:rPr>
-        <w:t>Память — психический процесс запоминания, сохранения, воспроизведения и забывания опыта.</w:t>
-      </w:r>
-    </w:p>
-    <w:p>
-      <w:pPr>
-        <w:spacing w:after="80" w:line="276" w:lineRule="auto"/>
-        <w:ind w:firstLine="283"/>
-      </w:pPr>
-      <w:r>
-        <w:rPr>
-          <w:rFonts w:ascii="Times New Roman" w:hAnsi="Times New Roman" w:eastAsia="Times New Roman"/>
-          <w:sz w:val="24"/>
-        </w:rPr>
-        <w:t>Основные процессы памяти:</w:t>
+        <w:t>опрос (беседа, интервью, анкетирование) — сбор субъективных данных;</w:t>
       </w:r>
     </w:p>
     <w:p>
@@ -623,7 +324,7 @@
           <w:rFonts w:ascii="Times New Roman" w:hAnsi="Times New Roman" w:eastAsia="Times New Roman"/>
           <w:sz w:val="24"/>
         </w:rPr>
-        <w:t>запоминание;</w:t>
+        <w:t>тестирование — стандартизированное измерение свойств личности, способностей, состояний;</w:t>
       </w:r>
     </w:p>
     <w:p>
@@ -637,7 +338,7 @@
           <w:rFonts w:ascii="Times New Roman" w:hAnsi="Times New Roman" w:eastAsia="Times New Roman"/>
           <w:sz w:val="24"/>
         </w:rPr>
-        <w:t>сохранение;</w:t>
+        <w:t>анализ продуктов деятельности — изучение рисунков, текстов, работ;</w:t>
       </w:r>
     </w:p>
     <w:p>
@@ -651,7 +352,7 @@
           <w:rFonts w:ascii="Times New Roman" w:hAnsi="Times New Roman" w:eastAsia="Times New Roman"/>
           <w:sz w:val="24"/>
         </w:rPr>
-        <w:t>воспроизведение;</w:t>
+        <w:t>контент-анализ — количественный анализ содержания текстов;</w:t>
       </w:r>
     </w:p>
     <w:p>
@@ -665,7 +366,189 @@
           <w:rFonts w:ascii="Times New Roman" w:hAnsi="Times New Roman" w:eastAsia="Times New Roman"/>
           <w:sz w:val="24"/>
         </w:rPr>
-        <w:t>узнавание;</w:t>
+        <w:t>социометрия (Морено) — карта межличностных отношений в группе.</w:t>
+      </w:r>
+    </w:p>
+    <w:p>
+      <w:pPr>
+        <w:spacing w:after="80" w:line="276" w:lineRule="auto"/>
+        <w:ind w:firstLine="283"/>
+      </w:pPr>
+      <w:r>
+        <w:rPr>
+          <w:rFonts w:ascii="Times New Roman" w:hAnsi="Times New Roman" w:eastAsia="Times New Roman"/>
+          <w:sz w:val="24"/>
+        </w:rPr>
+        <w:t>Теоретические методы: анализ, синтез, моделирование, сравнение.</w:t>
+      </w:r>
+    </w:p>
+    <w:p>
+      <w:pPr>
+        <w:spacing w:after="80" w:line="276" w:lineRule="auto"/>
+        <w:ind w:firstLine="283"/>
+      </w:pPr>
+      <w:r>
+        <w:rPr>
+          <w:rFonts w:ascii="Times New Roman" w:hAnsi="Times New Roman" w:eastAsia="Times New Roman"/>
+          <w:sz w:val="24"/>
+        </w:rPr>
+        <w:t>Требования к методам: валидность (измеряет то, что задумано), надёжность (стабильность результатов), объективность, стандартизация.</w:t>
+      </w:r>
+    </w:p>
+    <w:p>
+      <w:pPr>
+        <w:spacing w:before="240" w:after="120"/>
+      </w:pPr>
+      <w:r>
+        <w:rPr>
+          <w:rFonts w:ascii="Times New Roman" w:hAnsi="Times New Roman" w:eastAsia="Times New Roman"/>
+          <w:b/>
+          <w:sz w:val="24"/>
+        </w:rPr>
+        <w:t>3. Характеристика ощущения и восприятия как психических процессов</w:t>
+      </w:r>
+    </w:p>
+    <w:p>
+      <w:pPr>
+        <w:spacing w:after="80" w:line="276" w:lineRule="auto"/>
+        <w:ind w:firstLine="283"/>
+      </w:pPr>
+      <w:r>
+        <w:rPr>
+          <w:rFonts w:ascii="Times New Roman" w:hAnsi="Times New Roman" w:eastAsia="Times New Roman"/>
+          <w:sz w:val="24"/>
+        </w:rPr>
+        <w:t>Ощущение — элементарный психический процесс отражения отдельных свойств предмета (цвет, звук, температура) при прямом воздействии раздражителя на рецепторы.</w:t>
+      </w:r>
+    </w:p>
+    <w:p>
+      <w:pPr>
+        <w:spacing w:after="80" w:line="276" w:lineRule="auto"/>
+        <w:ind w:firstLine="283"/>
+      </w:pPr>
+      <w:r>
+        <w:rPr>
+          <w:rFonts w:ascii="Times New Roman" w:hAnsi="Times New Roman" w:eastAsia="Times New Roman"/>
+          <w:sz w:val="24"/>
+        </w:rPr>
+        <w:t>Виды: экстероцептивные (зрение, слух, обоняние, вкус, осязание), интероцептивные (внутренние органы), проприоцептивные (положение тела, движение).</w:t>
+      </w:r>
+    </w:p>
+    <w:p>
+      <w:pPr>
+        <w:spacing w:after="80" w:line="276" w:lineRule="auto"/>
+        <w:ind w:firstLine="283"/>
+      </w:pPr>
+      <w:r>
+        <w:rPr>
+          <w:rFonts w:ascii="Times New Roman" w:hAnsi="Times New Roman" w:eastAsia="Times New Roman"/>
+          <w:sz w:val="24"/>
+        </w:rPr>
+        <w:t>Свойства ощущений: сила, длительность, пространственная и временная локализация; пороги ощущения (абсолютный, различения).</w:t>
+      </w:r>
+    </w:p>
+    <w:p>
+      <w:pPr>
+        <w:spacing w:after="80" w:line="276" w:lineRule="auto"/>
+        <w:ind w:firstLine="283"/>
+      </w:pPr>
+      <w:r>
+        <w:rPr>
+          <w:rFonts w:ascii="Times New Roman" w:hAnsi="Times New Roman" w:eastAsia="Times New Roman"/>
+          <w:sz w:val="24"/>
+        </w:rPr>
+        <w:t>Восприятие — целостный образ предмета или явления, формируемый при непосредственном воздействии раздражителей; включает узнавание и осмысление.</w:t>
+      </w:r>
+    </w:p>
+    <w:p>
+      <w:pPr>
+        <w:spacing w:after="80" w:line="276" w:lineRule="auto"/>
+        <w:ind w:firstLine="283"/>
+      </w:pPr>
+      <w:r>
+        <w:rPr>
+          <w:rFonts w:ascii="Times New Roman" w:hAnsi="Times New Roman" w:eastAsia="Times New Roman"/>
+          <w:sz w:val="24"/>
+        </w:rPr>
+        <w:t>Отличие от ощущения: ощущение — отдельное свойство, восприятие — целостный предмет; восприятие опирается на прошлый опыт.</w:t>
+      </w:r>
+    </w:p>
+    <w:p>
+      <w:pPr>
+        <w:spacing w:after="80" w:line="276" w:lineRule="auto"/>
+        <w:ind w:firstLine="283"/>
+      </w:pPr>
+      <w:r>
+        <w:rPr>
+          <w:rFonts w:ascii="Times New Roman" w:hAnsi="Times New Roman" w:eastAsia="Times New Roman"/>
+          <w:sz w:val="24"/>
+        </w:rPr>
+        <w:t>Свойства восприятия: предметность, целостность, константность (устойчивость образа при изменении условий), структурность, избирательность, осмысленность.</w:t>
+      </w:r>
+    </w:p>
+    <w:p>
+      <w:pPr>
+        <w:spacing w:after="80" w:line="276" w:lineRule="auto"/>
+        <w:ind w:firstLine="283"/>
+      </w:pPr>
+      <w:r>
+        <w:rPr>
+          <w:rFonts w:ascii="Times New Roman" w:hAnsi="Times New Roman" w:eastAsia="Times New Roman"/>
+          <w:sz w:val="24"/>
+        </w:rPr>
+        <w:t>Иллюзии и галлюцинации — искажённое или безобъектное восприятие.</w:t>
+      </w:r>
+    </w:p>
+    <w:p>
+      <w:pPr>
+        <w:spacing w:before="240" w:after="120"/>
+      </w:pPr>
+      <w:r>
+        <w:rPr>
+          <w:rFonts w:ascii="Times New Roman" w:hAnsi="Times New Roman" w:eastAsia="Times New Roman"/>
+          <w:b/>
+          <w:sz w:val="24"/>
+        </w:rPr>
+        <w:t>4. Мышление, его виды и речь</w:t>
+      </w:r>
+    </w:p>
+    <w:p>
+      <w:pPr>
+        <w:spacing w:after="80" w:line="276" w:lineRule="auto"/>
+        <w:ind w:firstLine="283"/>
+      </w:pPr>
+      <w:r>
+        <w:rPr>
+          <w:rFonts w:ascii="Times New Roman" w:hAnsi="Times New Roman" w:eastAsia="Times New Roman"/>
+          <w:sz w:val="24"/>
+        </w:rPr>
+        <w:t>Мышление — высший познавательный процесс обобщённого и опосредованного отражения действительности; позволяет устанавливать связи, решать задачи, делать выводы.</w:t>
+      </w:r>
+    </w:p>
+    <w:p>
+      <w:pPr>
+        <w:spacing w:after="80" w:line="276" w:lineRule="auto"/>
+        <w:ind w:firstLine="283"/>
+      </w:pPr>
+      <w:r>
+        <w:rPr>
+          <w:rFonts w:ascii="Times New Roman" w:hAnsi="Times New Roman" w:eastAsia="Times New Roman"/>
+          <w:sz w:val="24"/>
+        </w:rPr>
+        <w:t>Операции: анализ, синтез, сравнение, обобщение, абстрагирование, конкретизация.</w:t>
+      </w:r>
+    </w:p>
+    <w:p>
+      <w:pPr>
+        <w:spacing w:after="80" w:line="276" w:lineRule="auto"/>
+        <w:ind w:firstLine="283"/>
+      </w:pPr>
+      <w:r>
+        <w:rPr>
+          <w:rFonts w:ascii="Times New Roman" w:hAnsi="Times New Roman" w:eastAsia="Times New Roman"/>
+          <w:sz w:val="24"/>
+        </w:rPr>
+        <w:t>Виды по уровню обобщения:</w:t>
       </w:r>
     </w:p>
     <w:p>
@@ -679,85 +562,7 @@
           <w:rFonts w:ascii="Times New Roman" w:hAnsi="Times New Roman" w:eastAsia="Times New Roman"/>
           <w:sz w:val="24"/>
         </w:rPr>
-        <w:t>забывание.</w:t>
-      </w:r>
-    </w:p>
-    <w:p>
-      <w:pPr>
-        <w:spacing w:after="80" w:line="276" w:lineRule="auto"/>
-        <w:ind w:firstLine="283"/>
-      </w:pPr>
-      <w:r>
-        <w:rPr>
-          <w:rFonts w:ascii="Times New Roman" w:hAnsi="Times New Roman" w:eastAsia="Times New Roman"/>
-          <w:sz w:val="24"/>
-        </w:rPr>
-        <w:t>По характеру психической активности память бывает двигательной, эмоциональной, образной и словесно-логической.</w:t>
-      </w:r>
-    </w:p>
-    <w:p>
-      <w:pPr>
-        <w:spacing w:after="80" w:line="276" w:lineRule="auto"/>
-        <w:ind w:firstLine="283"/>
-      </w:pPr>
-      <w:r>
-        <w:rPr>
-          <w:rFonts w:ascii="Times New Roman" w:hAnsi="Times New Roman" w:eastAsia="Times New Roman"/>
-          <w:sz w:val="24"/>
-        </w:rPr>
-        <w:t>По длительности: сенсорная, кратковременная, оперативная и долговременная.</w:t>
-      </w:r>
-    </w:p>
-    <w:p>
-      <w:pPr>
-        <w:spacing w:after="80" w:line="276" w:lineRule="auto"/>
-        <w:ind w:firstLine="283"/>
-      </w:pPr>
-      <w:r>
-        <w:rPr>
-          <w:rFonts w:ascii="Times New Roman" w:hAnsi="Times New Roman" w:eastAsia="Times New Roman"/>
-          <w:sz w:val="24"/>
-        </w:rPr>
-        <w:t>Основные подходы к объяснению памяти: ассоциативный, деятельностный, информационный; в современной психологии память рассматривается как активная система переработки информации.</w:t>
-      </w:r>
-    </w:p>
-    <w:p>
-      <w:pPr>
-        <w:spacing w:before="240" w:after="120"/>
-      </w:pPr>
-      <w:r>
-        <w:rPr>
-          <w:rFonts w:ascii="Times New Roman" w:hAnsi="Times New Roman" w:eastAsia="Times New Roman"/>
-          <w:b/>
-          <w:sz w:val="24"/>
-        </w:rPr>
-        <w:t>7. Внимание: виды и свойства, методы диагностики</w:t>
-      </w:r>
-    </w:p>
-    <w:p>
-      <w:pPr>
-        <w:spacing w:after="80" w:line="276" w:lineRule="auto"/>
-        <w:ind w:firstLine="283"/>
-      </w:pPr>
-      <w:r>
-        <w:rPr>
-          <w:rFonts w:ascii="Times New Roman" w:hAnsi="Times New Roman" w:eastAsia="Times New Roman"/>
-          <w:sz w:val="24"/>
-        </w:rPr>
-        <w:t>Внимание — направленность и сосредоточенность психической деятельности на определённом объекте или деятельности.</w:t>
-      </w:r>
-    </w:p>
-    <w:p>
-      <w:pPr>
-        <w:spacing w:after="80" w:line="276" w:lineRule="auto"/>
-        <w:ind w:firstLine="283"/>
-      </w:pPr>
-      <w:r>
-        <w:rPr>
-          <w:rFonts w:ascii="Times New Roman" w:hAnsi="Times New Roman" w:eastAsia="Times New Roman"/>
-          <w:sz w:val="24"/>
-        </w:rPr>
-        <w:t>Виды:</w:t>
+        <w:t>наглядно-действенное — с опорой на реальные предметы и действия (ребёнок);</w:t>
       </w:r>
     </w:p>
     <w:p>
@@ -771,7 +576,7 @@
           <w:rFonts w:ascii="Times New Roman" w:hAnsi="Times New Roman" w:eastAsia="Times New Roman"/>
           <w:sz w:val="24"/>
         </w:rPr>
-        <w:t>непроизвольное — возникает без сознательной цели;</w:t>
+        <w:t>наглядно-образное — с опорой на образы (воображение ситуации);</w:t>
       </w:r>
     </w:p>
     <w:p>
@@ -785,7 +590,202 @@
           <w:rFonts w:ascii="Times New Roman" w:hAnsi="Times New Roman" w:eastAsia="Times New Roman"/>
           <w:sz w:val="24"/>
         </w:rPr>
-        <w:t>произвольное — поддерживается сознательной целью;</w:t>
+        <w:t>словесно-логическое (понятийное) — с опорой на понятия и логические связи.</w:t>
+      </w:r>
+    </w:p>
+    <w:p>
+      <w:pPr>
+        <w:spacing w:after="80" w:line="276" w:lineRule="auto"/>
+        <w:ind w:firstLine="283"/>
+      </w:pPr>
+      <w:r>
+        <w:rPr>
+          <w:rFonts w:ascii="Times New Roman" w:hAnsi="Times New Roman" w:eastAsia="Times New Roman"/>
+          <w:sz w:val="24"/>
+        </w:rPr>
+        <w:t>По характеру: теоретическое / практическое; репродуктивное (по образцу) / продуктивное (творческое).</w:t>
+      </w:r>
+    </w:p>
+    <w:p>
+      <w:pPr>
+        <w:spacing w:after="80" w:line="276" w:lineRule="auto"/>
+        <w:ind w:firstLine="283"/>
+      </w:pPr>
+      <w:r>
+        <w:rPr>
+          <w:rFonts w:ascii="Times New Roman" w:hAnsi="Times New Roman" w:eastAsia="Times New Roman"/>
+          <w:sz w:val="24"/>
+        </w:rPr>
+        <w:t>Речь — система знаков (язык), обеспечивающая общение и организацию мышления.</w:t>
+      </w:r>
+    </w:p>
+    <w:p>
+      <w:pPr>
+        <w:spacing w:after="80" w:line="276" w:lineRule="auto"/>
+        <w:ind w:firstLine="283"/>
+      </w:pPr>
+      <w:r>
+        <w:rPr>
+          <w:rFonts w:ascii="Times New Roman" w:hAnsi="Times New Roman" w:eastAsia="Times New Roman"/>
+          <w:sz w:val="24"/>
+        </w:rPr>
+        <w:t>Функции речи: коммуникативная (передача информации), когнитивная (организация мысли), регулирующая (управление поведением), эмоционально-выразительная.</w:t>
+      </w:r>
+    </w:p>
+    <w:p>
+      <w:pPr>
+        <w:spacing w:after="80" w:line="276" w:lineRule="auto"/>
+        <w:ind w:firstLine="283"/>
+      </w:pPr>
+      <w:r>
+        <w:rPr>
+          <w:rFonts w:ascii="Times New Roman" w:hAnsi="Times New Roman" w:eastAsia="Times New Roman"/>
+          <w:sz w:val="24"/>
+        </w:rPr>
+        <w:t>Виды речи: внешняя (устная — диалогическая и монологическая; письменная) и внутренняя (свернутая, для себя).</w:t>
+      </w:r>
+    </w:p>
+    <w:p>
+      <w:pPr>
+        <w:spacing w:before="240" w:after="120"/>
+      </w:pPr>
+      <w:r>
+        <w:rPr>
+          <w:rFonts w:ascii="Times New Roman" w:hAnsi="Times New Roman" w:eastAsia="Times New Roman"/>
+          <w:b/>
+          <w:sz w:val="24"/>
+        </w:rPr>
+        <w:t>5. Воображение и творчество</w:t>
+      </w:r>
+    </w:p>
+    <w:p>
+      <w:pPr>
+        <w:spacing w:after="80" w:line="276" w:lineRule="auto"/>
+        <w:ind w:firstLine="283"/>
+      </w:pPr>
+      <w:r>
+        <w:rPr>
+          <w:rFonts w:ascii="Times New Roman" w:hAnsi="Times New Roman" w:eastAsia="Times New Roman"/>
+          <w:sz w:val="24"/>
+        </w:rPr>
+        <w:t>Воображение — психический процесс создания новых образов путём переработки имеющегося опыта.</w:t>
+      </w:r>
+    </w:p>
+    <w:p>
+      <w:pPr>
+        <w:spacing w:after="80" w:line="276" w:lineRule="auto"/>
+        <w:ind w:firstLine="283"/>
+      </w:pPr>
+      <w:r>
+        <w:rPr>
+          <w:rFonts w:ascii="Times New Roman" w:hAnsi="Times New Roman" w:eastAsia="Times New Roman"/>
+          <w:sz w:val="24"/>
+        </w:rPr>
+        <w:t>Виды: непроизвольное (мечты, фантазии) и произвольное (целенаправленное); воссоздающее (реконструкция) и творческое (создание нового).</w:t>
+      </w:r>
+    </w:p>
+    <w:p>
+      <w:pPr>
+        <w:spacing w:after="80" w:line="276" w:lineRule="auto"/>
+        <w:ind w:firstLine="283"/>
+      </w:pPr>
+      <w:r>
+        <w:rPr>
+          <w:rFonts w:ascii="Times New Roman" w:hAnsi="Times New Roman" w:eastAsia="Times New Roman"/>
+          <w:sz w:val="24"/>
+        </w:rPr>
+        <w:t>Приёмы творческого воображения: агглютинация (соединение образов), гиперболизация (усиление черт), схематизация, типизация, акцентирование.</w:t>
+      </w:r>
+    </w:p>
+    <w:p>
+      <w:pPr>
+        <w:spacing w:after="80" w:line="276" w:lineRule="auto"/>
+        <w:ind w:firstLine="283"/>
+      </w:pPr>
+      <w:r>
+        <w:rPr>
+          <w:rFonts w:ascii="Times New Roman" w:hAnsi="Times New Roman" w:eastAsia="Times New Roman"/>
+          <w:sz w:val="24"/>
+        </w:rPr>
+        <w:t>Творчество — деятельность, создающая принципиально новый, социально значимый продукт (идею, произведение, способ решения).</w:t>
+      </w:r>
+    </w:p>
+    <w:p>
+      <w:pPr>
+        <w:spacing w:after="80" w:line="276" w:lineRule="auto"/>
+        <w:ind w:firstLine="283"/>
+      </w:pPr>
+      <w:r>
+        <w:rPr>
+          <w:rFonts w:ascii="Times New Roman" w:hAnsi="Times New Roman" w:eastAsia="Times New Roman"/>
+          <w:sz w:val="24"/>
+        </w:rPr>
+        <w:t>Структура творческого процесса (по Уолласу): подготовка → инкубация → озарение → верификация.</w:t>
+      </w:r>
+    </w:p>
+    <w:p>
+      <w:pPr>
+        <w:spacing w:after="80" w:line="276" w:lineRule="auto"/>
+        <w:ind w:firstLine="283"/>
+      </w:pPr>
+      <w:r>
+        <w:rPr>
+          <w:rFonts w:ascii="Times New Roman" w:hAnsi="Times New Roman" w:eastAsia="Times New Roman"/>
+          <w:sz w:val="24"/>
+        </w:rPr>
+        <w:t>Воображение — механизм творчества, но творчество шире: включает мотивацию, знания, мышление, волю и практическую реализацию.</w:t>
+      </w:r>
+    </w:p>
+    <w:p>
+      <w:pPr>
+        <w:spacing w:before="240" w:after="120"/>
+      </w:pPr>
+      <w:r>
+        <w:rPr>
+          <w:rFonts w:ascii="Times New Roman" w:hAnsi="Times New Roman" w:eastAsia="Times New Roman"/>
+          <w:b/>
+          <w:sz w:val="24"/>
+        </w:rPr>
+        <w:t>6. Память: значение, подходы к классификации, теории</w:t>
+      </w:r>
+    </w:p>
+    <w:p>
+      <w:pPr>
+        <w:spacing w:after="80" w:line="276" w:lineRule="auto"/>
+        <w:ind w:firstLine="283"/>
+      </w:pPr>
+      <w:r>
+        <w:rPr>
+          <w:rFonts w:ascii="Times New Roman" w:hAnsi="Times New Roman" w:eastAsia="Times New Roman"/>
+          <w:sz w:val="24"/>
+        </w:rPr>
+        <w:t>Память — способность запоминать, сохранять и воспроизводить прошлый опыт; основа обучения и развития личности.</w:t>
+      </w:r>
+    </w:p>
+    <w:p>
+      <w:pPr>
+        <w:spacing w:after="80" w:line="276" w:lineRule="auto"/>
+        <w:ind w:firstLine="283"/>
+      </w:pPr>
+      <w:r>
+        <w:rPr>
+          <w:rFonts w:ascii="Times New Roman" w:hAnsi="Times New Roman" w:eastAsia="Times New Roman"/>
+          <w:sz w:val="24"/>
+        </w:rPr>
+        <w:t>Процессы: запоминание → сохранение → воспроизведение / узнавание; забывание (интерференция, торможение, дистракция).</w:t>
+      </w:r>
+    </w:p>
+    <w:p>
+      <w:pPr>
+        <w:spacing w:after="80" w:line="276" w:lineRule="auto"/>
+        <w:ind w:firstLine="283"/>
+      </w:pPr>
+      <w:r>
+        <w:rPr>
+          <w:rFonts w:ascii="Times New Roman" w:hAnsi="Times New Roman" w:eastAsia="Times New Roman"/>
+          <w:sz w:val="24"/>
+        </w:rPr>
+        <w:t>Классификация по длительности хранения:</w:t>
       </w:r>
     </w:p>
     <w:p>
@@ -799,72 +799,7 @@
           <w:rFonts w:ascii="Times New Roman" w:hAnsi="Times New Roman" w:eastAsia="Times New Roman"/>
           <w:sz w:val="24"/>
         </w:rPr>
-        <w:t>послепроизвольное — первоначально требует волевого усилия, но затем поддерживается интересом.</w:t>
-      </w:r>
-    </w:p>
-    <w:p>
-      <w:pPr>
-        <w:spacing w:after="80" w:line="276" w:lineRule="auto"/>
-        <w:ind w:firstLine="283"/>
-      </w:pPr>
-      <w:r>
-        <w:rPr>
-          <w:rFonts w:ascii="Times New Roman" w:hAnsi="Times New Roman" w:eastAsia="Times New Roman"/>
-          <w:sz w:val="24"/>
-        </w:rPr>
-        <w:t>Свойства внимания: концентрация, устойчивость, объём, переключение, распределение.</w:t>
-      </w:r>
-    </w:p>
-    <w:p>
-      <w:pPr>
-        <w:spacing w:after="80" w:line="276" w:lineRule="auto"/>
-        <w:ind w:firstLine="283"/>
-      </w:pPr>
-      <w:r>
-        <w:rPr>
-          <w:rFonts w:ascii="Times New Roman" w:hAnsi="Times New Roman" w:eastAsia="Times New Roman"/>
-          <w:sz w:val="24"/>
-        </w:rPr>
-        <w:t>Для диагностики применяются корректурные пробы, таблицы Шульте, тесты на переключение и распределение внимания и другие психодиагностические методики.</w:t>
-      </w:r>
-    </w:p>
-    <w:p>
-      <w:pPr>
-        <w:spacing w:before="240" w:after="120"/>
-      </w:pPr>
-      <w:r>
-        <w:rPr>
-          <w:rFonts w:ascii="Times New Roman" w:hAnsi="Times New Roman" w:eastAsia="Times New Roman"/>
-          <w:b/>
-          <w:sz w:val="24"/>
-        </w:rPr>
-        <w:t>8. Личность. Психологическая структура личности</w:t>
-      </w:r>
-    </w:p>
-    <w:p>
-      <w:pPr>
-        <w:spacing w:after="80" w:line="276" w:lineRule="auto"/>
-        <w:ind w:firstLine="283"/>
-      </w:pPr>
-      <w:r>
-        <w:rPr>
-          <w:rFonts w:ascii="Times New Roman" w:hAnsi="Times New Roman" w:eastAsia="Times New Roman"/>
-          <w:sz w:val="24"/>
-        </w:rPr>
-        <w:t>Личность — социально обусловленная система устойчивых психологических особенностей человека, определяющая его поведение, отношения и деятельность.</w:t>
-      </w:r>
-    </w:p>
-    <w:p>
-      <w:pPr>
-        <w:spacing w:after="80" w:line="276" w:lineRule="auto"/>
-        <w:ind w:firstLine="283"/>
-      </w:pPr>
-      <w:r>
-        <w:rPr>
-          <w:rFonts w:ascii="Times New Roman" w:hAnsi="Times New Roman" w:eastAsia="Times New Roman"/>
-          <w:sz w:val="24"/>
-        </w:rPr>
-        <w:t>В структуру личности обычно включают:</w:t>
+        <w:t>сенсорная (0,25–2 с) — следы раздражителей;</w:t>
       </w:r>
     </w:p>
     <w:p>
@@ -878,7 +813,7 @@
           <w:rFonts w:ascii="Times New Roman" w:hAnsi="Times New Roman" w:eastAsia="Times New Roman"/>
           <w:sz w:val="24"/>
         </w:rPr>
-        <w:t>мотивационно-потребностную сферу;</w:t>
+        <w:t>кратковременная (до 30 с, ёмкость 7±2 единицы по Миллеру);</w:t>
       </w:r>
     </w:p>
     <w:p>
@@ -892,7 +827,7 @@
           <w:rFonts w:ascii="Times New Roman" w:hAnsi="Times New Roman" w:eastAsia="Times New Roman"/>
           <w:sz w:val="24"/>
         </w:rPr>
-        <w:t>эмоционально-волевую сферу;</w:t>
+        <w:t>оперативная (рабочая) — удержание информации в процессе деятельности;</w:t>
       </w:r>
     </w:p>
     <w:p>
@@ -906,7 +841,72 @@
           <w:rFonts w:ascii="Times New Roman" w:hAnsi="Times New Roman" w:eastAsia="Times New Roman"/>
           <w:sz w:val="24"/>
         </w:rPr>
-        <w:t>характер;</w:t>
+        <w:t>долговременная — от минут до всей жизни.</w:t>
+      </w:r>
+    </w:p>
+    <w:p>
+      <w:pPr>
+        <w:spacing w:after="80" w:line="276" w:lineRule="auto"/>
+        <w:ind w:firstLine="283"/>
+      </w:pPr>
+      <w:r>
+        <w:rPr>
+          <w:rFonts w:ascii="Times New Roman" w:hAnsi="Times New Roman" w:eastAsia="Times New Roman"/>
+          <w:sz w:val="24"/>
+        </w:rPr>
+        <w:t>По виду деятельности: двигательная, эмоциональная, образная, словесно-логическая.</w:t>
+      </w:r>
+    </w:p>
+    <w:p>
+      <w:pPr>
+        <w:spacing w:after="80" w:line="276" w:lineRule="auto"/>
+        <w:ind w:firstLine="283"/>
+      </w:pPr>
+      <w:r>
+        <w:rPr>
+          <w:rFonts w:ascii="Times New Roman" w:hAnsi="Times New Roman" w:eastAsia="Times New Roman"/>
+          <w:sz w:val="24"/>
+        </w:rPr>
+        <w:t>Теории: ассоциативная (связи между элементами опыта); деятельностная (память как активная переработка); информационная (модель Аткинсона—Шифрина: вход → кратковременное → долговременное хранилище).</w:t>
+      </w:r>
+    </w:p>
+    <w:p>
+      <w:pPr>
+        <w:spacing w:before="240" w:after="120"/>
+      </w:pPr>
+      <w:r>
+        <w:rPr>
+          <w:rFonts w:ascii="Times New Roman" w:hAnsi="Times New Roman" w:eastAsia="Times New Roman"/>
+          <w:b/>
+          <w:sz w:val="24"/>
+        </w:rPr>
+        <w:t>7. Внимание: виды и свойства, методы диагностики</w:t>
+      </w:r>
+    </w:p>
+    <w:p>
+      <w:pPr>
+        <w:spacing w:after="80" w:line="276" w:lineRule="auto"/>
+        <w:ind w:firstLine="283"/>
+      </w:pPr>
+      <w:r>
+        <w:rPr>
+          <w:rFonts w:ascii="Times New Roman" w:hAnsi="Times New Roman" w:eastAsia="Times New Roman"/>
+          <w:sz w:val="24"/>
+        </w:rPr>
+        <w:t>Внимание — направленность и сосредоточенность психической деятельности на объекте; не самостоятельный процесс, а свойство любой психической активности.</w:t>
+      </w:r>
+    </w:p>
+    <w:p>
+      <w:pPr>
+        <w:spacing w:after="80" w:line="276" w:lineRule="auto"/>
+        <w:ind w:firstLine="283"/>
+      </w:pPr>
+      <w:r>
+        <w:rPr>
+          <w:rFonts w:ascii="Times New Roman" w:hAnsi="Times New Roman" w:eastAsia="Times New Roman"/>
+          <w:sz w:val="24"/>
+        </w:rPr>
+        <w:t>Виды:</w:t>
       </w:r>
     </w:p>
     <w:p>
@@ -920,7 +920,7 @@
           <w:rFonts w:ascii="Times New Roman" w:hAnsi="Times New Roman" w:eastAsia="Times New Roman"/>
           <w:sz w:val="24"/>
         </w:rPr>
-        <w:t>темперамент;</w:t>
+        <w:t>непроизвольное — без усилия воли (при ярком или новом стимуле);</w:t>
       </w:r>
     </w:p>
     <w:p>
@@ -934,7 +934,7 @@
           <w:rFonts w:ascii="Times New Roman" w:hAnsi="Times New Roman" w:eastAsia="Times New Roman"/>
           <w:sz w:val="24"/>
         </w:rPr>
-        <w:t>способности;</w:t>
+        <w:t>произвольное — целенаправленное, требует волевого усилия;</w:t>
       </w:r>
     </w:p>
     <w:p>
@@ -948,7 +948,7 @@
           <w:rFonts w:ascii="Times New Roman" w:hAnsi="Times New Roman" w:eastAsia="Times New Roman"/>
           <w:sz w:val="24"/>
         </w:rPr>
-        <w:t>направленность и систему ценностей.</w:t>
+        <w:t>послепроизвольное — сначала произвольное, затем поддерживается интересом.</w:t>
       </w:r>
     </w:p>
     <w:p>
@@ -961,7 +961,7 @@
           <w:rFonts w:ascii="Times New Roman" w:hAnsi="Times New Roman" w:eastAsia="Times New Roman"/>
           <w:sz w:val="24"/>
         </w:rPr>
-        <w:t>Личность формируется в процессе социализации, деятельности и общения.</w:t>
+        <w:t>Свойства: устойчивость, концентрация (глубина), объём (количество объектов одновременно), переключение, распределение между объектами.</w:t>
       </w:r>
     </w:p>
     <w:p>
@@ -974,7 +974,7 @@
           <w:rFonts w:ascii="Times New Roman" w:hAnsi="Times New Roman" w:eastAsia="Times New Roman"/>
           <w:sz w:val="24"/>
         </w:rPr>
-        <w:t>Важно отличать понятия: индивид — человек как представитель человеческого вида; личность — социально-психологическая характеристика человека; индивидуальность — его уникальное сочетание особенностей.</w:t>
+        <w:t>Диагностика: корректурные пробы (Бурдон, Турбин), таблицы Шульте, тесты на переключение внимания (Шульте—Кречмер), метод «наперстков», проба на устойчивость внимания.</w:t>
       </w:r>
     </w:p>
     <w:p>
@@ -987,7 +987,7 @@
           <w:b/>
           <w:sz w:val="24"/>
         </w:rPr>
-        <w:t>9. Основные теории личности в зарубежной и отечественной психологии</w:t>
+        <w:t>8. Личность. Психологическая структура личности</w:t>
       </w:r>
     </w:p>
     <w:p>
@@ -1000,7 +1000,20 @@
           <w:rFonts w:ascii="Times New Roman" w:hAnsi="Times New Roman" w:eastAsia="Times New Roman"/>
           <w:sz w:val="24"/>
         </w:rPr>
-        <w:t>Основные зарубежные подходы:</w:t>
+        <w:t>Личность — социально обусловленная система устойчивых психологических особенностей, сформировавшихся в деятельности и общении, определяющих характер поведения человека.</w:t>
+      </w:r>
+    </w:p>
+    <w:p>
+      <w:pPr>
+        <w:spacing w:after="80" w:line="276" w:lineRule="auto"/>
+        <w:ind w:firstLine="283"/>
+      </w:pPr>
+      <w:r>
+        <w:rPr>
+          <w:rFonts w:ascii="Times New Roman" w:hAnsi="Times New Roman" w:eastAsia="Times New Roman"/>
+          <w:sz w:val="24"/>
+        </w:rPr>
+        <w:t>Структура (по отечественной традиции):</w:t>
       </w:r>
     </w:p>
     <w:p>
@@ -1014,7 +1027,7 @@
           <w:rFonts w:ascii="Times New Roman" w:hAnsi="Times New Roman" w:eastAsia="Times New Roman"/>
           <w:sz w:val="24"/>
         </w:rPr>
-        <w:t>психоаналитический — личность и её поведение связаны с бессознательными процессами и внутренними конфликтами;</w:t>
+        <w:t>направленность (интересы, убеждения, идеалы, мировоззрение);</w:t>
       </w:r>
     </w:p>
     <w:p>
@@ -1028,7 +1041,7 @@
           <w:rFonts w:ascii="Times New Roman" w:hAnsi="Times New Roman" w:eastAsia="Times New Roman"/>
           <w:sz w:val="24"/>
         </w:rPr>
-        <w:t>бихевиористский — акцент на поведении и его обусловленности научением;</w:t>
+        <w:t>мотивационно-потребностная сфера;</w:t>
       </w:r>
     </w:p>
     <w:p>
@@ -1042,7 +1055,7 @@
           <w:rFonts w:ascii="Times New Roman" w:hAnsi="Times New Roman" w:eastAsia="Times New Roman"/>
           <w:sz w:val="24"/>
         </w:rPr>
-        <w:t>гуманистический — личность стремится к саморазвитию и самоактуализации;</w:t>
+        <w:t>эмоционально-волевая сфера;</w:t>
       </w:r>
     </w:p>
     <w:p>
@@ -1056,7 +1069,7 @@
           <w:rFonts w:ascii="Times New Roman" w:hAnsi="Times New Roman" w:eastAsia="Times New Roman"/>
           <w:sz w:val="24"/>
         </w:rPr>
-        <w:t>когнитивный — важную роль играют представления человека о себе и мире;</w:t>
+        <w:t>темперамент (динамика процессов);</w:t>
       </w:r>
     </w:p>
     <w:p>
@@ -1070,137 +1083,7 @@
           <w:rFonts w:ascii="Times New Roman" w:hAnsi="Times New Roman" w:eastAsia="Times New Roman"/>
           <w:sz w:val="24"/>
         </w:rPr>
-        <w:t>теории черт — личность рассматривается через устойчивые характеристики.</w:t>
-      </w:r>
-    </w:p>
-    <w:p>
-      <w:pPr>
-        <w:spacing w:after="80" w:line="276" w:lineRule="auto"/>
-        <w:ind w:firstLine="283"/>
-      </w:pPr>
-      <w:r>
-        <w:rPr>
-          <w:rFonts w:ascii="Times New Roman" w:hAnsi="Times New Roman" w:eastAsia="Times New Roman"/>
-          <w:sz w:val="24"/>
-        </w:rPr>
-        <w:t>В отечественной психологии большое значение имеют культурно-исторический и деятельностный подходы. Личность рассматривается как формирующаяся в деятельности, общении и системе общественных отношений.</w:t>
-      </w:r>
-    </w:p>
-    <w:p>
-      <w:pPr>
-        <w:spacing w:before="240" w:after="120"/>
-      </w:pPr>
-      <w:r>
-        <w:rPr>
-          <w:rFonts w:ascii="Times New Roman" w:hAnsi="Times New Roman" w:eastAsia="Times New Roman"/>
-          <w:b/>
-          <w:sz w:val="24"/>
-        </w:rPr>
-        <w:t>10. Потребностно-мотивационная сфера личности</w:t>
-      </w:r>
-    </w:p>
-    <w:p>
-      <w:pPr>
-        <w:spacing w:after="80" w:line="276" w:lineRule="auto"/>
-        <w:ind w:firstLine="283"/>
-      </w:pPr>
-      <w:r>
-        <w:rPr>
-          <w:rFonts w:ascii="Times New Roman" w:hAnsi="Times New Roman" w:eastAsia="Times New Roman"/>
-          <w:sz w:val="24"/>
-        </w:rPr>
-        <w:t>Потребность — состояние нужды человека в определённых условиях или объектах, необходимых для его существования и развития.</w:t>
-      </w:r>
-    </w:p>
-    <w:p>
-      <w:pPr>
-        <w:spacing w:after="80" w:line="276" w:lineRule="auto"/>
-        <w:ind w:firstLine="283"/>
-      </w:pPr>
-      <w:r>
-        <w:rPr>
-          <w:rFonts w:ascii="Times New Roman" w:hAnsi="Times New Roman" w:eastAsia="Times New Roman"/>
-          <w:sz w:val="24"/>
-        </w:rPr>
-        <w:t>Мотив — внутреннее побуждение к деятельности, связанное с удовлетворением определённой потребности.</w:t>
-      </w:r>
-    </w:p>
-    <w:p>
-      <w:pPr>
-        <w:spacing w:after="80" w:line="276" w:lineRule="auto"/>
-        <w:ind w:firstLine="283"/>
-      </w:pPr>
-      <w:r>
-        <w:rPr>
-          <w:rFonts w:ascii="Times New Roman" w:hAnsi="Times New Roman" w:eastAsia="Times New Roman"/>
-          <w:sz w:val="24"/>
-        </w:rPr>
-        <w:t>Мотивация — система мотивов, определяющих направленность и активность человека.</w:t>
-      </w:r>
-    </w:p>
-    <w:p>
-      <w:pPr>
-        <w:spacing w:after="80" w:line="276" w:lineRule="auto"/>
-        <w:ind w:firstLine="283"/>
-      </w:pPr>
-      <w:r>
-        <w:rPr>
-          <w:rFonts w:ascii="Times New Roman" w:hAnsi="Times New Roman" w:eastAsia="Times New Roman"/>
-          <w:sz w:val="24"/>
-        </w:rPr>
-        <w:t>Можно выделить биологические и социальные, материальные и духовные, внутренние и внешние потребности.</w:t>
-      </w:r>
-    </w:p>
-    <w:p>
-      <w:pPr>
-        <w:spacing w:after="80" w:line="276" w:lineRule="auto"/>
-        <w:ind w:firstLine="283"/>
-      </w:pPr>
-      <w:r>
-        <w:rPr>
-          <w:rFonts w:ascii="Times New Roman" w:hAnsi="Times New Roman" w:eastAsia="Times New Roman"/>
-          <w:sz w:val="24"/>
-        </w:rPr>
-        <w:t>Мотивация определяет направленность, интенсивность и устойчивость деятельности.</w:t>
-      </w:r>
-    </w:p>
-    <w:p>
-      <w:pPr>
-        <w:spacing w:before="240" w:after="120"/>
-      </w:pPr>
-      <w:r>
-        <w:rPr>
-          <w:rFonts w:ascii="Times New Roman" w:hAnsi="Times New Roman" w:eastAsia="Times New Roman"/>
-          <w:b/>
-          <w:sz w:val="24"/>
-        </w:rPr>
-        <w:t>11. Эмоциональная сфера личности</w:t>
-      </w:r>
-    </w:p>
-    <w:p>
-      <w:pPr>
-        <w:spacing w:after="80" w:line="276" w:lineRule="auto"/>
-        <w:ind w:firstLine="283"/>
-      </w:pPr>
-      <w:r>
-        <w:rPr>
-          <w:rFonts w:ascii="Times New Roman" w:hAnsi="Times New Roman" w:eastAsia="Times New Roman"/>
-          <w:sz w:val="24"/>
-        </w:rPr>
-        <w:t>Эмоциональная сфера включает эмоции, чувства, эмоциональные состояния и способность человека регулировать свои эмоциональные реакции.</w:t>
-      </w:r>
-    </w:p>
-    <w:p>
-      <w:pPr>
-        <w:spacing w:after="80" w:line="276" w:lineRule="auto"/>
-        <w:ind w:firstLine="283"/>
-      </w:pPr>
-      <w:r>
-        <w:rPr>
-          <w:rFonts w:ascii="Times New Roman" w:hAnsi="Times New Roman" w:eastAsia="Times New Roman"/>
-          <w:sz w:val="24"/>
-        </w:rPr>
-        <w:t>Она выполняет несколько функций:</w:t>
+        <w:t>характер (устойчивые черты поведения);</w:t>
       </w:r>
     </w:p>
     <w:p>
@@ -1214,7 +1097,59 @@
           <w:rFonts w:ascii="Times New Roman" w:hAnsi="Times New Roman" w:eastAsia="Times New Roman"/>
           <w:sz w:val="24"/>
         </w:rPr>
-        <w:t>оценочную;</w:t>
+        <w:t>способности (индивидуальные возможности).</w:t>
+      </w:r>
+    </w:p>
+    <w:p>
+      <w:pPr>
+        <w:spacing w:after="80" w:line="276" w:lineRule="auto"/>
+        <w:ind w:firstLine="283"/>
+      </w:pPr>
+      <w:r>
+        <w:rPr>
+          <w:rFonts w:ascii="Times New Roman" w:hAnsi="Times New Roman" w:eastAsia="Times New Roman"/>
+          <w:sz w:val="24"/>
+        </w:rPr>
+        <w:t>Различие понятий: индивид — человек как биосоциальное существо; личность — социально-психологическая сущность; индивидуальность — неповторимое сочетание всех особенностей.</w:t>
+      </w:r>
+    </w:p>
+    <w:p>
+      <w:pPr>
+        <w:spacing w:after="80" w:line="276" w:lineRule="auto"/>
+        <w:ind w:firstLine="283"/>
+      </w:pPr>
+      <w:r>
+        <w:rPr>
+          <w:rFonts w:ascii="Times New Roman" w:hAnsi="Times New Roman" w:eastAsia="Times New Roman"/>
+          <w:sz w:val="24"/>
+        </w:rPr>
+        <w:t>Личность формируется в процессе социализации, воспитания и собственной активности.</w:t>
+      </w:r>
+    </w:p>
+    <w:p>
+      <w:pPr>
+        <w:spacing w:before="240" w:after="120"/>
+      </w:pPr>
+      <w:r>
+        <w:rPr>
+          <w:rFonts w:ascii="Times New Roman" w:hAnsi="Times New Roman" w:eastAsia="Times New Roman"/>
+          <w:b/>
+          <w:sz w:val="24"/>
+        </w:rPr>
+        <w:t>9. Основные теории личности в зарубежной и отечественной психологии</w:t>
+      </w:r>
+    </w:p>
+    <w:p>
+      <w:pPr>
+        <w:spacing w:after="80" w:line="276" w:lineRule="auto"/>
+        <w:ind w:firstLine="283"/>
+      </w:pPr>
+      <w:r>
+        <w:rPr>
+          <w:rFonts w:ascii="Times New Roman" w:hAnsi="Times New Roman" w:eastAsia="Times New Roman"/>
+          <w:sz w:val="24"/>
+        </w:rPr>
+        <w:t>Зарубежные подходы:</w:t>
       </w:r>
     </w:p>
     <w:p>
@@ -1228,7 +1163,7 @@
           <w:rFonts w:ascii="Times New Roman" w:hAnsi="Times New Roman" w:eastAsia="Times New Roman"/>
           <w:sz w:val="24"/>
         </w:rPr>
-        <w:t>регулирующую;</w:t>
+        <w:t>психоанализ (Фрейд, Юнг, Адлер) — бессознательное, внутрипсихические конфликты, стадии развития;</w:t>
       </w:r>
     </w:p>
     <w:p>
@@ -1242,7 +1177,7 @@
           <w:rFonts w:ascii="Times New Roman" w:hAnsi="Times New Roman" w:eastAsia="Times New Roman"/>
           <w:sz w:val="24"/>
         </w:rPr>
-        <w:t>мотивационную;</w:t>
+        <w:t>бихевиоризм (Скиннер) — личность как совокупность привычек, формируемых подкреплением;</w:t>
       </w:r>
     </w:p>
     <w:p>
@@ -1256,7 +1191,7 @@
           <w:rFonts w:ascii="Times New Roman" w:hAnsi="Times New Roman" w:eastAsia="Times New Roman"/>
           <w:sz w:val="24"/>
         </w:rPr>
-        <w:t>коммуникативную;</w:t>
+        <w:t>гуманистический (Маслоу, Роджерс) — стремление к самоактуализации, безусловное принятие;</w:t>
       </w:r>
     </w:p>
     <w:p>
@@ -1270,215 +1205,7 @@
           <w:rFonts w:ascii="Times New Roman" w:hAnsi="Times New Roman" w:eastAsia="Times New Roman"/>
           <w:sz w:val="24"/>
         </w:rPr>
-        <w:t>адаптивную.</w:t>
-      </w:r>
-    </w:p>
-    <w:p>
-      <w:pPr>
-        <w:spacing w:after="80" w:line="276" w:lineRule="auto"/>
-        <w:ind w:firstLine="283"/>
-      </w:pPr>
-      <w:r>
-        <w:rPr>
-          <w:rFonts w:ascii="Times New Roman" w:hAnsi="Times New Roman" w:eastAsia="Times New Roman"/>
-          <w:sz w:val="24"/>
-        </w:rPr>
-        <w:t>К эмоциональным состояниям относятся настроение, аффект, стресс, фрустрация.</w:t>
-      </w:r>
-    </w:p>
-    <w:p>
-      <w:pPr>
-        <w:spacing w:after="80" w:line="276" w:lineRule="auto"/>
-        <w:ind w:firstLine="283"/>
-      </w:pPr>
-      <w:r>
-        <w:rPr>
-          <w:rFonts w:ascii="Times New Roman" w:hAnsi="Times New Roman" w:eastAsia="Times New Roman"/>
-          <w:sz w:val="24"/>
-        </w:rPr>
-        <w:t>Важным показателем эмоциональной зрелости является способность понимать, выражать и регулировать собственные эмоции, а также учитывать эмоциональное состояние других людей.</w:t>
-      </w:r>
-    </w:p>
-    <w:p>
-      <w:pPr>
-        <w:spacing w:before="240" w:after="120"/>
-      </w:pPr>
-      <w:r>
-        <w:rPr>
-          <w:rFonts w:ascii="Times New Roman" w:hAnsi="Times New Roman" w:eastAsia="Times New Roman"/>
-          <w:b/>
-          <w:sz w:val="24"/>
-        </w:rPr>
-        <w:t>12. Эмоции и чувства</w:t>
-      </w:r>
-    </w:p>
-    <w:p>
-      <w:pPr>
-        <w:spacing w:after="80" w:line="276" w:lineRule="auto"/>
-        <w:ind w:firstLine="283"/>
-      </w:pPr>
-      <w:r>
-        <w:rPr>
-          <w:rFonts w:ascii="Times New Roman" w:hAnsi="Times New Roman" w:eastAsia="Times New Roman"/>
-          <w:sz w:val="24"/>
-        </w:rPr>
-        <w:t>Эмоции — непосредственные переживания человеком значимости происходящего для его потребностей и деятельности.</w:t>
-      </w:r>
-    </w:p>
-    <w:p>
-      <w:pPr>
-        <w:spacing w:after="80" w:line="276" w:lineRule="auto"/>
-        <w:ind w:firstLine="283"/>
-      </w:pPr>
-      <w:r>
-        <w:rPr>
-          <w:rFonts w:ascii="Times New Roman" w:hAnsi="Times New Roman" w:eastAsia="Times New Roman"/>
-          <w:sz w:val="24"/>
-        </w:rPr>
-        <w:t>Чувства — более устойчивые эмоциональные отношения человека к определённым объектам, людям, явлениям и ценностям.</w:t>
-      </w:r>
-    </w:p>
-    <w:p>
-      <w:pPr>
-        <w:spacing w:after="80" w:line="276" w:lineRule="auto"/>
-        <w:ind w:firstLine="283"/>
-      </w:pPr>
-      <w:r>
-        <w:rPr>
-          <w:rFonts w:ascii="Times New Roman" w:hAnsi="Times New Roman" w:eastAsia="Times New Roman"/>
-          <w:sz w:val="24"/>
-        </w:rPr>
-        <w:t>Эмоции обычно более ситуативны, чувства — более устойчивы и социально обусловлены.</w:t>
-      </w:r>
-    </w:p>
-    <w:p>
-      <w:pPr>
-        <w:spacing w:after="80" w:line="276" w:lineRule="auto"/>
-        <w:ind w:firstLine="283"/>
-      </w:pPr>
-      <w:r>
-        <w:rPr>
-          <w:rFonts w:ascii="Times New Roman" w:hAnsi="Times New Roman" w:eastAsia="Times New Roman"/>
-          <w:sz w:val="24"/>
-        </w:rPr>
-        <w:t>Функции эмоций: оценка ситуации, регуляция поведения, мотивация, коммуникация и адаптация.</w:t>
-      </w:r>
-    </w:p>
-    <w:p>
-      <w:pPr>
-        <w:spacing w:before="240" w:after="120"/>
-      </w:pPr>
-      <w:r>
-        <w:rPr>
-          <w:rFonts w:ascii="Times New Roman" w:hAnsi="Times New Roman" w:eastAsia="Times New Roman"/>
-          <w:b/>
-          <w:sz w:val="24"/>
-        </w:rPr>
-        <w:t>13. Темперамент и характер</w:t>
-      </w:r>
-    </w:p>
-    <w:p>
-      <w:pPr>
-        <w:spacing w:after="80" w:line="276" w:lineRule="auto"/>
-        <w:ind w:firstLine="283"/>
-      </w:pPr>
-      <w:r>
-        <w:rPr>
-          <w:rFonts w:ascii="Times New Roman" w:hAnsi="Times New Roman" w:eastAsia="Times New Roman"/>
-          <w:sz w:val="24"/>
-        </w:rPr>
-        <w:t>Темперамент — индивидуально-психологические особенности, характеризующие динамику психической деятельности: скорость, интенсивность, эмоциональность и устойчивость реакций.</w:t>
-      </w:r>
-    </w:p>
-    <w:p>
-      <w:pPr>
-        <w:spacing w:after="80" w:line="276" w:lineRule="auto"/>
-        <w:ind w:firstLine="283"/>
-      </w:pPr>
-      <w:r>
-        <w:rPr>
-          <w:rFonts w:ascii="Times New Roman" w:hAnsi="Times New Roman" w:eastAsia="Times New Roman"/>
-          <w:sz w:val="24"/>
-        </w:rPr>
-        <w:t>Классически выделяют сангвинический, холерический, флегматический и меланхолический типы.</w:t>
-      </w:r>
-    </w:p>
-    <w:p>
-      <w:pPr>
-        <w:spacing w:after="80" w:line="276" w:lineRule="auto"/>
-        <w:ind w:firstLine="283"/>
-      </w:pPr>
-      <w:r>
-        <w:rPr>
-          <w:rFonts w:ascii="Times New Roman" w:hAnsi="Times New Roman" w:eastAsia="Times New Roman"/>
-          <w:sz w:val="24"/>
-        </w:rPr>
-        <w:t>Характер — система относительно устойчивых индивидуальных особенностей личности, проявляющихся в отношении человека к себе, другим людям, деятельности и окружающему миру.</w:t>
-      </w:r>
-    </w:p>
-    <w:p>
-      <w:pPr>
-        <w:spacing w:after="80" w:line="276" w:lineRule="auto"/>
-        <w:ind w:firstLine="283"/>
-      </w:pPr>
-      <w:r>
-        <w:rPr>
-          <w:rFonts w:ascii="Times New Roman" w:hAnsi="Times New Roman" w:eastAsia="Times New Roman"/>
-          <w:sz w:val="24"/>
-        </w:rPr>
-        <w:t>Темперамент в большей степени связан с природными особенностями нервной системы, а характер формируется преимущественно под влиянием воспитания, среды и деятельности.</w:t>
-      </w:r>
-    </w:p>
-    <w:p>
-      <w:pPr>
-        <w:spacing w:before="240" w:after="120"/>
-      </w:pPr>
-      <w:r>
-        <w:rPr>
-          <w:rFonts w:ascii="Times New Roman" w:hAnsi="Times New Roman" w:eastAsia="Times New Roman"/>
-          <w:b/>
-          <w:sz w:val="24"/>
-        </w:rPr>
-        <w:t>14. Способности личности</w:t>
-      </w:r>
-    </w:p>
-    <w:p>
-      <w:pPr>
-        <w:spacing w:after="80" w:line="276" w:lineRule="auto"/>
-        <w:ind w:firstLine="283"/>
-      </w:pPr>
-      <w:r>
-        <w:rPr>
-          <w:rFonts w:ascii="Times New Roman" w:hAnsi="Times New Roman" w:eastAsia="Times New Roman"/>
-          <w:sz w:val="24"/>
-        </w:rPr>
-        <w:t>Способности — индивидуально-психологические особенности, являющиеся условием успешного выполнения деятельности.</w:t>
-      </w:r>
-    </w:p>
-    <w:p>
-      <w:pPr>
-        <w:spacing w:after="80" w:line="276" w:lineRule="auto"/>
-        <w:ind w:firstLine="283"/>
-      </w:pPr>
-      <w:r>
-        <w:rPr>
-          <w:rFonts w:ascii="Times New Roman" w:hAnsi="Times New Roman" w:eastAsia="Times New Roman"/>
-          <w:sz w:val="24"/>
-        </w:rPr>
-        <w:t>Способности не равны знаниям и навыкам, но обеспечивают возможность их успешного приобретения.</w:t>
-      </w:r>
-    </w:p>
-    <w:p>
-      <w:pPr>
-        <w:spacing w:after="80" w:line="276" w:lineRule="auto"/>
-        <w:ind w:firstLine="283"/>
-      </w:pPr>
-      <w:r>
-        <w:rPr>
-          <w:rFonts w:ascii="Times New Roman" w:hAnsi="Times New Roman" w:eastAsia="Times New Roman"/>
-          <w:sz w:val="24"/>
-        </w:rPr>
-        <w:t>Выделяют:</w:t>
+        <w:t>когнитивный (Бек, Келли) — схемы «я», когнитивные искажения;</w:t>
       </w:r>
     </w:p>
     <w:p>
@@ -1492,7 +1219,150 @@
           <w:rFonts w:ascii="Times New Roman" w:hAnsi="Times New Roman" w:eastAsia="Times New Roman"/>
           <w:sz w:val="24"/>
         </w:rPr>
-        <w:t>общие способности — необходимы для широкого круга деятельности;</w:t>
+        <w:t>теории черт (Кеттелл, Айзенк, «Большая пятёрка») — личность как набор устойчивых черт.</w:t>
+      </w:r>
+    </w:p>
+    <w:p>
+      <w:pPr>
+        <w:spacing w:after="80" w:line="276" w:lineRule="auto"/>
+        <w:ind w:firstLine="283"/>
+      </w:pPr>
+      <w:r>
+        <w:rPr>
+          <w:rFonts w:ascii="Times New Roman" w:hAnsi="Times New Roman" w:eastAsia="Times New Roman"/>
+          <w:sz w:val="24"/>
+        </w:rPr>
+        <w:t>Отечественная психология: культурно-исторический подход (Выготский) — личность формируется через усвоение культуры и знаковых систем; деятельностный (Леонтьев, Рубинштейн) — личность раскрывается в структуре деятельности (мотив → цель → действие).</w:t>
+      </w:r>
+    </w:p>
+    <w:p>
+      <w:pPr>
+        <w:spacing w:before="240" w:after="120"/>
+      </w:pPr>
+      <w:r>
+        <w:rPr>
+          <w:rFonts w:ascii="Times New Roman" w:hAnsi="Times New Roman" w:eastAsia="Times New Roman"/>
+          <w:b/>
+          <w:sz w:val="24"/>
+        </w:rPr>
+        <w:t>10. Потребностно-мотивационная сфера личности</w:t>
+      </w:r>
+    </w:p>
+    <w:p>
+      <w:pPr>
+        <w:spacing w:after="80" w:line="276" w:lineRule="auto"/>
+        <w:ind w:firstLine="283"/>
+      </w:pPr>
+      <w:r>
+        <w:rPr>
+          <w:rFonts w:ascii="Times New Roman" w:hAnsi="Times New Roman" w:eastAsia="Times New Roman"/>
+          <w:sz w:val="24"/>
+        </w:rPr>
+        <w:t>Потребность — переживаемая нужда в том, что необходимо для существования и развития (биологические, социальные, духовные, материальные).</w:t>
+      </w:r>
+    </w:p>
+    <w:p>
+      <w:pPr>
+        <w:spacing w:after="80" w:line="276" w:lineRule="auto"/>
+        <w:ind w:firstLine="283"/>
+      </w:pPr>
+      <w:r>
+        <w:rPr>
+          <w:rFonts w:ascii="Times New Roman" w:hAnsi="Times New Roman" w:eastAsia="Times New Roman"/>
+          <w:sz w:val="24"/>
+        </w:rPr>
+        <w:t>Мотив — конкретное побуждение к деятельности, связанное с удовлетворением потребности (может быть осознанным и неосознанным).</w:t>
+      </w:r>
+    </w:p>
+    <w:p>
+      <w:pPr>
+        <w:spacing w:after="80" w:line="276" w:lineRule="auto"/>
+        <w:ind w:firstLine="283"/>
+      </w:pPr>
+      <w:r>
+        <w:rPr>
+          <w:rFonts w:ascii="Times New Roman" w:hAnsi="Times New Roman" w:eastAsia="Times New Roman"/>
+          <w:sz w:val="24"/>
+        </w:rPr>
+        <w:t>Мотивация — совокупность факторов, определяющих направленность, интенсивность и устойчивость поведения.</w:t>
+      </w:r>
+    </w:p>
+    <w:p>
+      <w:pPr>
+        <w:spacing w:after="80" w:line="276" w:lineRule="auto"/>
+        <w:ind w:firstLine="283"/>
+      </w:pPr>
+      <w:r>
+        <w:rPr>
+          <w:rFonts w:ascii="Times New Roman" w:hAnsi="Times New Roman" w:eastAsia="Times New Roman"/>
+          <w:sz w:val="24"/>
+        </w:rPr>
+        <w:t>Иерархия потребностей (Маслоу): физиологические → безопасность → принадлежность → уважение → самоактуализация.</w:t>
+      </w:r>
+    </w:p>
+    <w:p>
+      <w:pPr>
+        <w:spacing w:after="80" w:line="276" w:lineRule="auto"/>
+        <w:ind w:firstLine="283"/>
+      </w:pPr>
+      <w:r>
+        <w:rPr>
+          <w:rFonts w:ascii="Times New Roman" w:hAnsi="Times New Roman" w:eastAsia="Times New Roman"/>
+          <w:sz w:val="24"/>
+        </w:rPr>
+        <w:t>Мотивы бывают внутренние (интерес, любознательность) и внешние (премия, похвала, наказание).</w:t>
+      </w:r>
+    </w:p>
+    <w:p>
+      <w:pPr>
+        <w:spacing w:after="80" w:line="276" w:lineRule="auto"/>
+        <w:ind w:firstLine="283"/>
+      </w:pPr>
+      <w:r>
+        <w:rPr>
+          <w:rFonts w:ascii="Times New Roman" w:hAnsi="Times New Roman" w:eastAsia="Times New Roman"/>
+          <w:sz w:val="24"/>
+        </w:rPr>
+        <w:t>На экзамене важно: потребность → мотив → цель → действие (цепочка Леонтьева).</w:t>
+      </w:r>
+    </w:p>
+    <w:p>
+      <w:pPr>
+        <w:spacing w:before="240" w:after="120"/>
+      </w:pPr>
+      <w:r>
+        <w:rPr>
+          <w:rFonts w:ascii="Times New Roman" w:hAnsi="Times New Roman" w:eastAsia="Times New Roman"/>
+          <w:b/>
+          <w:sz w:val="24"/>
+        </w:rPr>
+        <w:t>11. Эмоциональная сфера личности</w:t>
+      </w:r>
+    </w:p>
+    <w:p>
+      <w:pPr>
+        <w:spacing w:after="80" w:line="276" w:lineRule="auto"/>
+        <w:ind w:firstLine="283"/>
+      </w:pPr>
+      <w:r>
+        <w:rPr>
+          <w:rFonts w:ascii="Times New Roman" w:hAnsi="Times New Roman" w:eastAsia="Times New Roman"/>
+          <w:sz w:val="24"/>
+        </w:rPr>
+        <w:t>Эмоциональная сфера — совокупность эмоций, чувств, настроений, аффектов и способности к их регуляции.</w:t>
+      </w:r>
+    </w:p>
+    <w:p>
+      <w:pPr>
+        <w:spacing w:after="80" w:line="276" w:lineRule="auto"/>
+        <w:ind w:firstLine="283"/>
+      </w:pPr>
+      <w:r>
+        <w:rPr>
+          <w:rFonts w:ascii="Times New Roman" w:hAnsi="Times New Roman" w:eastAsia="Times New Roman"/>
+          <w:sz w:val="24"/>
+        </w:rPr>
+        <w:t>Функции:</w:t>
       </w:r>
     </w:p>
     <w:p>
@@ -1506,7 +1376,7 @@
           <w:rFonts w:ascii="Times New Roman" w:hAnsi="Times New Roman" w:eastAsia="Times New Roman"/>
           <w:sz w:val="24"/>
         </w:rPr>
-        <w:t>специальные — обеспечивают успех в конкретной деятельности;</w:t>
+        <w:t>сигнальная (оценка значимости события);</w:t>
       </w:r>
     </w:p>
     <w:p>
@@ -1520,72 +1390,7 @@
           <w:rFonts w:ascii="Times New Roman" w:hAnsi="Times New Roman" w:eastAsia="Times New Roman"/>
           <w:sz w:val="24"/>
         </w:rPr>
-        <w:t>потенциальные и актуальные.</w:t>
-      </w:r>
-    </w:p>
-    <w:p>
-      <w:pPr>
-        <w:spacing w:after="80" w:line="276" w:lineRule="auto"/>
-        <w:ind w:firstLine="283"/>
-      </w:pPr>
-      <w:r>
-        <w:rPr>
-          <w:rFonts w:ascii="Times New Roman" w:hAnsi="Times New Roman" w:eastAsia="Times New Roman"/>
-          <w:sz w:val="24"/>
-        </w:rPr>
-        <w:t>Задатки — природные предпосылки развития способностей.</w:t>
-      </w:r>
-    </w:p>
-    <w:p>
-      <w:pPr>
-        <w:spacing w:after="80" w:line="276" w:lineRule="auto"/>
-        <w:ind w:firstLine="283"/>
-      </w:pPr>
-      <w:r>
-        <w:rPr>
-          <w:rFonts w:ascii="Times New Roman" w:hAnsi="Times New Roman" w:eastAsia="Times New Roman"/>
-          <w:sz w:val="24"/>
-        </w:rPr>
-        <w:t>Способности развиваются в деятельности и при наличии соответствующих условий.</w:t>
-      </w:r>
-    </w:p>
-    <w:p>
-      <w:pPr>
-        <w:spacing w:before="240" w:after="120"/>
-      </w:pPr>
-      <w:r>
-        <w:rPr>
-          <w:rFonts w:ascii="Times New Roman" w:hAnsi="Times New Roman" w:eastAsia="Times New Roman"/>
-          <w:b/>
-          <w:sz w:val="24"/>
-        </w:rPr>
-        <w:t>15. Конфликты, их виды</w:t>
-      </w:r>
-    </w:p>
-    <w:p>
-      <w:pPr>
-        <w:spacing w:after="80" w:line="276" w:lineRule="auto"/>
-        <w:ind w:firstLine="283"/>
-      </w:pPr>
-      <w:r>
-        <w:rPr>
-          <w:rFonts w:ascii="Times New Roman" w:hAnsi="Times New Roman" w:eastAsia="Times New Roman"/>
-          <w:sz w:val="24"/>
-        </w:rPr>
-        <w:t>Конфликт — столкновение противоположных интересов, целей, ценностей или позиций участников взаимодействия.</w:t>
-      </w:r>
-    </w:p>
-    <w:p>
-      <w:pPr>
-        <w:spacing w:after="80" w:line="276" w:lineRule="auto"/>
-        <w:ind w:firstLine="283"/>
-      </w:pPr>
-      <w:r>
-        <w:rPr>
-          <w:rFonts w:ascii="Times New Roman" w:hAnsi="Times New Roman" w:eastAsia="Times New Roman"/>
-          <w:sz w:val="24"/>
-        </w:rPr>
-        <w:t>Основные виды:</w:t>
+        <w:t>мотивационная (побуждение к действию);</w:t>
       </w:r>
     </w:p>
     <w:p>
@@ -1599,7 +1404,7 @@
           <w:rFonts w:ascii="Times New Roman" w:hAnsi="Times New Roman" w:eastAsia="Times New Roman"/>
           <w:sz w:val="24"/>
         </w:rPr>
-        <w:t>внутриличностный;</w:t>
+        <w:t>регулирующая (управление поведением);</w:t>
       </w:r>
     </w:p>
     <w:p>
@@ -1613,7 +1418,7 @@
           <w:rFonts w:ascii="Times New Roman" w:hAnsi="Times New Roman" w:eastAsia="Times New Roman"/>
           <w:sz w:val="24"/>
         </w:rPr>
-        <w:t>межличностный;</w:t>
+        <w:t>коммуникативная (передача состояния другим);</w:t>
       </w:r>
     </w:p>
     <w:p>
@@ -1627,7 +1432,150 @@
           <w:rFonts w:ascii="Times New Roman" w:hAnsi="Times New Roman" w:eastAsia="Times New Roman"/>
           <w:sz w:val="24"/>
         </w:rPr>
-        <w:t>внутригрупповой;</w:t>
+        <w:t>адаптивная (приспособление к среде).</w:t>
+      </w:r>
+    </w:p>
+    <w:p>
+      <w:pPr>
+        <w:spacing w:after="80" w:line="276" w:lineRule="auto"/>
+        <w:ind w:firstLine="283"/>
+      </w:pPr>
+      <w:r>
+        <w:rPr>
+          <w:rFonts w:ascii="Times New Roman" w:hAnsi="Times New Roman" w:eastAsia="Times New Roman"/>
+          <w:sz w:val="24"/>
+        </w:rPr>
+        <w:t>Эмоциональные состояния: настроение (длительное фоновое), аффект (кратковременный, сильный — гнев, страх), стресс, фрустрация (блокировка цели).</w:t>
+      </w:r>
+    </w:p>
+    <w:p>
+      <w:pPr>
+        <w:spacing w:after="80" w:line="276" w:lineRule="auto"/>
+        <w:ind w:firstLine="283"/>
+      </w:pPr>
+      <w:r>
+        <w:rPr>
+          <w:rFonts w:ascii="Times New Roman" w:hAnsi="Times New Roman" w:eastAsia="Times New Roman"/>
+          <w:sz w:val="24"/>
+        </w:rPr>
+        <w:t>Эмоциональный интеллект (Гоулман): самосознание, саморегуляция, эмпатия, социальные навыки.</w:t>
+      </w:r>
+    </w:p>
+    <w:p>
+      <w:pPr>
+        <w:spacing w:before="240" w:after="120"/>
+      </w:pPr>
+      <w:r>
+        <w:rPr>
+          <w:rFonts w:ascii="Times New Roman" w:hAnsi="Times New Roman" w:eastAsia="Times New Roman"/>
+          <w:b/>
+          <w:sz w:val="24"/>
+        </w:rPr>
+        <w:t>12. Эмоции и чувства</w:t>
+      </w:r>
+    </w:p>
+    <w:p>
+      <w:pPr>
+        <w:spacing w:after="80" w:line="276" w:lineRule="auto"/>
+        <w:ind w:firstLine="283"/>
+      </w:pPr>
+      <w:r>
+        <w:rPr>
+          <w:rFonts w:ascii="Times New Roman" w:hAnsi="Times New Roman" w:eastAsia="Times New Roman"/>
+          <w:sz w:val="24"/>
+        </w:rPr>
+        <w:t>Эмоция — кратковременное, ситуативное переживание значимости события для потребностей; сопровождается телесными изменениями (учащение пульса, мимика).</w:t>
+      </w:r>
+    </w:p>
+    <w:p>
+      <w:pPr>
+        <w:spacing w:after="80" w:line="276" w:lineRule="auto"/>
+        <w:ind w:firstLine="283"/>
+      </w:pPr>
+      <w:r>
+        <w:rPr>
+          <w:rFonts w:ascii="Times New Roman" w:hAnsi="Times New Roman" w:eastAsia="Times New Roman"/>
+          <w:sz w:val="24"/>
+        </w:rPr>
+        <w:t>Чувство — устойчивое эмоциональное отношение к объекту, человеку, идее (любовь, дружба, патриотизм, уважение).</w:t>
+      </w:r>
+    </w:p>
+    <w:p>
+      <w:pPr>
+        <w:spacing w:after="80" w:line="276" w:lineRule="auto"/>
+        <w:ind w:firstLine="283"/>
+      </w:pPr>
+      <w:r>
+        <w:rPr>
+          <w:rFonts w:ascii="Times New Roman" w:hAnsi="Times New Roman" w:eastAsia="Times New Roman"/>
+          <w:sz w:val="24"/>
+        </w:rPr>
+        <w:t>Отличия: эмоции — кратковременны, интенсивны, ситуативны; чувства — длительны, социально обусловлены, связаны с ценностями.</w:t>
+      </w:r>
+    </w:p>
+    <w:p>
+      <w:pPr>
+        <w:spacing w:after="80" w:line="276" w:lineRule="auto"/>
+        <w:ind w:firstLine="283"/>
+      </w:pPr>
+      <w:r>
+        <w:rPr>
+          <w:rFonts w:ascii="Times New Roman" w:hAnsi="Times New Roman" w:eastAsia="Times New Roman"/>
+          <w:sz w:val="24"/>
+        </w:rPr>
+        <w:t>Компоненты эмоции: телесно-вегетативный, поведенческий (мимика, жесты), субъективно-переживательный.</w:t>
+      </w:r>
+    </w:p>
+    <w:p>
+      <w:pPr>
+        <w:spacing w:after="80" w:line="276" w:lineRule="auto"/>
+        <w:ind w:firstLine="283"/>
+      </w:pPr>
+      <w:r>
+        <w:rPr>
+          <w:rFonts w:ascii="Times New Roman" w:hAnsi="Times New Roman" w:eastAsia="Times New Roman"/>
+          <w:sz w:val="24"/>
+        </w:rPr>
+        <w:t>Базовые эмоции (Изард, Плутчик): радость, печаль, гнев, страх, удивление, отвращение.</w:t>
+      </w:r>
+    </w:p>
+    <w:p>
+      <w:pPr>
+        <w:spacing w:before="240" w:after="120"/>
+      </w:pPr>
+      <w:r>
+        <w:rPr>
+          <w:rFonts w:ascii="Times New Roman" w:hAnsi="Times New Roman" w:eastAsia="Times New Roman"/>
+          <w:b/>
+          <w:sz w:val="24"/>
+        </w:rPr>
+        <w:t>13. Темперамент и характер</w:t>
+      </w:r>
+    </w:p>
+    <w:p>
+      <w:pPr>
+        <w:spacing w:after="80" w:line="276" w:lineRule="auto"/>
+        <w:ind w:firstLine="283"/>
+      </w:pPr>
+      <w:r>
+        <w:rPr>
+          <w:rFonts w:ascii="Times New Roman" w:hAnsi="Times New Roman" w:eastAsia="Times New Roman"/>
+          <w:sz w:val="24"/>
+        </w:rPr>
+        <w:t>Темперамент — врождённые свойства нервной системы, определяющие динамику психических процессов: скорость, сила, уравновешенность, подвижность.</w:t>
+      </w:r>
+    </w:p>
+    <w:p>
+      <w:pPr>
+        <w:spacing w:after="80" w:line="276" w:lineRule="auto"/>
+        <w:ind w:firstLine="283"/>
+      </w:pPr>
+      <w:r>
+        <w:rPr>
+          <w:rFonts w:ascii="Times New Roman" w:hAnsi="Times New Roman" w:eastAsia="Times New Roman"/>
+          <w:sz w:val="24"/>
+        </w:rPr>
+        <w:t>Типы (Гиппократ — Гален, подтверждены Павловым):</w:t>
       </w:r>
     </w:p>
     <w:p>
@@ -1641,7 +1589,7 @@
           <w:rFonts w:ascii="Times New Roman" w:hAnsi="Times New Roman" w:eastAsia="Times New Roman"/>
           <w:sz w:val="24"/>
         </w:rPr>
-        <w:t>межгрупповой;</w:t>
+        <w:t>сангвиник — живой, общительный, уравновешенный;</w:t>
       </w:r>
     </w:p>
     <w:p>
@@ -1655,85 +1603,7 @@
           <w:rFonts w:ascii="Times New Roman" w:hAnsi="Times New Roman" w:eastAsia="Times New Roman"/>
           <w:sz w:val="24"/>
         </w:rPr>
-        <w:t>организационный.</w:t>
-      </w:r>
-    </w:p>
-    <w:p>
-      <w:pPr>
-        <w:spacing w:after="80" w:line="276" w:lineRule="auto"/>
-        <w:ind w:firstLine="283"/>
-      </w:pPr>
-      <w:r>
-        <w:rPr>
-          <w:rFonts w:ascii="Times New Roman" w:hAnsi="Times New Roman" w:eastAsia="Times New Roman"/>
-          <w:sz w:val="24"/>
-        </w:rPr>
-        <w:t>По результату конфликт может быть конструктивным или деструктивным.</w:t>
-      </w:r>
-    </w:p>
-    <w:p>
-      <w:pPr>
-        <w:spacing w:after="80" w:line="276" w:lineRule="auto"/>
-        <w:ind w:firstLine="283"/>
-      </w:pPr>
-      <w:r>
-        <w:rPr>
-          <w:rFonts w:ascii="Times New Roman" w:hAnsi="Times New Roman" w:eastAsia="Times New Roman"/>
-          <w:sz w:val="24"/>
-        </w:rPr>
-        <w:t>По источнику — связанным с ресурсами, целями, ценностями, информацией, ролями или отношениями.</w:t>
-      </w:r>
-    </w:p>
-    <w:p>
-      <w:pPr>
-        <w:spacing w:after="80" w:line="276" w:lineRule="auto"/>
-        <w:ind w:firstLine="283"/>
-      </w:pPr>
-      <w:r>
-        <w:rPr>
-          <w:rFonts w:ascii="Times New Roman" w:hAnsi="Times New Roman" w:eastAsia="Times New Roman"/>
-          <w:sz w:val="24"/>
-        </w:rPr>
-        <w:t>Конфликт не всегда является отрицательным явлением: конструктивный конфликт может способствовать выявлению проблем и развитию организации.</w:t>
-      </w:r>
-    </w:p>
-    <w:p>
-      <w:pPr>
-        <w:spacing w:before="240" w:after="120"/>
-      </w:pPr>
-      <w:r>
-        <w:rPr>
-          <w:rFonts w:ascii="Times New Roman" w:hAnsi="Times New Roman" w:eastAsia="Times New Roman"/>
-          <w:b/>
-          <w:sz w:val="24"/>
-        </w:rPr>
-        <w:t>16. Особенности управления конфликтами</w:t>
-      </w:r>
-    </w:p>
-    <w:p>
-      <w:pPr>
-        <w:spacing w:after="80" w:line="276" w:lineRule="auto"/>
-        <w:ind w:firstLine="283"/>
-      </w:pPr>
-      <w:r>
-        <w:rPr>
-          <w:rFonts w:ascii="Times New Roman" w:hAnsi="Times New Roman" w:eastAsia="Times New Roman"/>
-          <w:sz w:val="24"/>
-        </w:rPr>
-        <w:t>Управление конфликтом — целенаправленное воздействие на причины, динамику и последствия конфликта.</w:t>
-      </w:r>
-    </w:p>
-    <w:p>
-      <w:pPr>
-        <w:spacing w:after="80" w:line="276" w:lineRule="auto"/>
-        <w:ind w:firstLine="283"/>
-      </w:pPr>
-      <w:r>
-        <w:rPr>
-          <w:rFonts w:ascii="Times New Roman" w:hAnsi="Times New Roman" w:eastAsia="Times New Roman"/>
-          <w:sz w:val="24"/>
-        </w:rPr>
-        <w:t>Основные этапы:</w:t>
+        <w:t>холерик — импульсивный, энергичный, вспыльчивый;</w:t>
       </w:r>
     </w:p>
     <w:p>
@@ -1747,7 +1617,7 @@
           <w:rFonts w:ascii="Times New Roman" w:hAnsi="Times New Roman" w:eastAsia="Times New Roman"/>
           <w:sz w:val="24"/>
         </w:rPr>
-        <w:t>выявление конфликта;</w:t>
+        <w:t>флегматик — спокойный, медлительный, устойчивый;</w:t>
       </w:r>
     </w:p>
     <w:p>
@@ -1761,7 +1631,98 @@
           <w:rFonts w:ascii="Times New Roman" w:hAnsi="Times New Roman" w:eastAsia="Times New Roman"/>
           <w:sz w:val="24"/>
         </w:rPr>
-        <w:t>анализ причин и интересов сторон;</w:t>
+        <w:t>меланхолик — чувствительный, ранимый, тревожный.</w:t>
+      </w:r>
+    </w:p>
+    <w:p>
+      <w:pPr>
+        <w:spacing w:after="80" w:line="276" w:lineRule="auto"/>
+        <w:ind w:firstLine="283"/>
+      </w:pPr>
+      <w:r>
+        <w:rPr>
+          <w:rFonts w:ascii="Times New Roman" w:hAnsi="Times New Roman" w:eastAsia="Times New Roman"/>
+          <w:sz w:val="24"/>
+        </w:rPr>
+        <w:t>Характер — совокупность устойчивых черт, сформировавшихся в жизни: отношение к труду, людям, себе, вещам.</w:t>
+      </w:r>
+    </w:p>
+    <w:p>
+      <w:pPr>
+        <w:spacing w:after="80" w:line="276" w:lineRule="auto"/>
+        <w:ind w:firstLine="283"/>
+      </w:pPr>
+      <w:r>
+        <w:rPr>
+          <w:rFonts w:ascii="Times New Roman" w:hAnsi="Times New Roman" w:eastAsia="Times New Roman"/>
+          <w:sz w:val="24"/>
+        </w:rPr>
+        <w:t>Черты характера (А. Ф. Лазурский): отношение к деятельности, к людям, к себе, к вещам.</w:t>
+      </w:r>
+    </w:p>
+    <w:p>
+      <w:pPr>
+        <w:spacing w:after="80" w:line="276" w:lineRule="auto"/>
+        <w:ind w:firstLine="283"/>
+      </w:pPr>
+      <w:r>
+        <w:rPr>
+          <w:rFonts w:ascii="Times New Roman" w:hAnsi="Times New Roman" w:eastAsia="Times New Roman"/>
+          <w:sz w:val="24"/>
+        </w:rPr>
+        <w:t>Темперамент — природная основа; характер — социально обусловлен, поддаётся воспитанию.</w:t>
+      </w:r>
+    </w:p>
+    <w:p>
+      <w:pPr>
+        <w:spacing w:before="240" w:after="120"/>
+      </w:pPr>
+      <w:r>
+        <w:rPr>
+          <w:rFonts w:ascii="Times New Roman" w:hAnsi="Times New Roman" w:eastAsia="Times New Roman"/>
+          <w:b/>
+          <w:sz w:val="24"/>
+        </w:rPr>
+        <w:t>14. Способности личности</w:t>
+      </w:r>
+    </w:p>
+    <w:p>
+      <w:pPr>
+        <w:spacing w:after="80" w:line="276" w:lineRule="auto"/>
+        <w:ind w:firstLine="283"/>
+      </w:pPr>
+      <w:r>
+        <w:rPr>
+          <w:rFonts w:ascii="Times New Roman" w:hAnsi="Times New Roman" w:eastAsia="Times New Roman"/>
+          <w:sz w:val="24"/>
+        </w:rPr>
+        <w:t>Способности — индивидуальные психические свойства, являющиеся условием успешного освоения деятельности.</w:t>
+      </w:r>
+    </w:p>
+    <w:p>
+      <w:pPr>
+        <w:spacing w:after="80" w:line="276" w:lineRule="auto"/>
+        <w:ind w:firstLine="283"/>
+      </w:pPr>
+      <w:r>
+        <w:rPr>
+          <w:rFonts w:ascii="Times New Roman" w:hAnsi="Times New Roman" w:eastAsia="Times New Roman"/>
+          <w:sz w:val="24"/>
+        </w:rPr>
+        <w:t>Задатки — врождённые анатомо-физиологические предпосылки развития способностей (не сами способности).</w:t>
+      </w:r>
+    </w:p>
+    <w:p>
+      <w:pPr>
+        <w:spacing w:after="80" w:line="276" w:lineRule="auto"/>
+        <w:ind w:firstLine="283"/>
+      </w:pPr>
+      <w:r>
+        <w:rPr>
+          <w:rFonts w:ascii="Times New Roman" w:hAnsi="Times New Roman" w:eastAsia="Times New Roman"/>
+          <w:sz w:val="24"/>
+        </w:rPr>
+        <w:t>Классификация:</w:t>
       </w:r>
     </w:p>
     <w:p>
@@ -1775,7 +1736,7 @@
           <w:rFonts w:ascii="Times New Roman" w:hAnsi="Times New Roman" w:eastAsia="Times New Roman"/>
           <w:sz w:val="24"/>
         </w:rPr>
-        <w:t>выбор стратегии;</w:t>
+        <w:t>общие (интеллект, память, внимание) — для любой деятельности;</w:t>
       </w:r>
     </w:p>
     <w:p>
@@ -1789,7 +1750,7 @@
           <w:rFonts w:ascii="Times New Roman" w:hAnsi="Times New Roman" w:eastAsia="Times New Roman"/>
           <w:sz w:val="24"/>
         </w:rPr>
-        <w:t>непосредственное урегулирование;</w:t>
+        <w:t>специальные (музыкальные, математические, технические) — для конкретной сферы;</w:t>
       </w:r>
     </w:p>
     <w:p>
@@ -1803,7 +1764,7 @@
           <w:rFonts w:ascii="Times New Roman" w:hAnsi="Times New Roman" w:eastAsia="Times New Roman"/>
           <w:sz w:val="24"/>
         </w:rPr>
-        <w:t>оценка результата и профилактика повторения.</w:t>
+        <w:t>потенциальные (возможные) и актуальные (реализованные).</w:t>
       </w:r>
     </w:p>
     <w:p>
@@ -1816,7 +1777,7 @@
           <w:rFonts w:ascii="Times New Roman" w:hAnsi="Times New Roman" w:eastAsia="Times New Roman"/>
           <w:sz w:val="24"/>
         </w:rPr>
-        <w:t>Основные стратегии поведения: соперничество, сотрудничество, компромисс, избегание, приспособление.</w:t>
+        <w:t>Способности ≠ знания и навыки: знания и навыки — результат обучения; способности — индивидуальные предпосылки, определяющие темп и глубину освоения.</w:t>
       </w:r>
     </w:p>
     <w:p>
@@ -1829,7 +1790,7 @@
           <w:rFonts w:ascii="Times New Roman" w:hAnsi="Times New Roman" w:eastAsia="Times New Roman"/>
           <w:sz w:val="24"/>
         </w:rPr>
-        <w:t>Наиболее продуктивной при возможности является ориентация на сотрудничество, когда стороны стремятся удовлетворить существенные интересы друг друга.</w:t>
+        <w:t>Закономерности развития: при наличии задатков, деятельности, труда и благоприятных условий (по Б. М. Теплову).</w:t>
       </w:r>
     </w:p>
     <w:p>
@@ -1842,7 +1803,7 @@
           <w:b/>
           <w:sz w:val="24"/>
         </w:rPr>
-        <w:t>17. Роль психолога в предупреждении конфликта в организации</w:t>
+        <w:t>15. Конфликты, их виды</w:t>
       </w:r>
     </w:p>
     <w:p>
@@ -1855,7 +1816,7 @@
           <w:rFonts w:ascii="Times New Roman" w:hAnsi="Times New Roman" w:eastAsia="Times New Roman"/>
           <w:sz w:val="24"/>
         </w:rPr>
-        <w:t>Психолог выполняет диагностическую, профилактическую, консультативную и развивающую функции.</w:t>
+        <w:t>Конфликт — столкновение противоположных интересов, целей, ценностей или позиций, при котором стороны осознают несовместимость своих требований.</w:t>
       </w:r>
     </w:p>
     <w:p>
@@ -1868,7 +1829,7 @@
           <w:rFonts w:ascii="Times New Roman" w:hAnsi="Times New Roman" w:eastAsia="Times New Roman"/>
           <w:sz w:val="24"/>
         </w:rPr>
-        <w:t>Он может:</w:t>
+        <w:t>По участникам:</w:t>
       </w:r>
     </w:p>
     <w:p>
@@ -1882,7 +1843,7 @@
           <w:rFonts w:ascii="Times New Roman" w:hAnsi="Times New Roman" w:eastAsia="Times New Roman"/>
           <w:sz w:val="24"/>
         </w:rPr>
-        <w:t>выявлять источники напряжённости;</w:t>
+        <w:t>внутриличностный — противоречие внутри одного человека (должен vs хочу);</w:t>
       </w:r>
     </w:p>
     <w:p>
@@ -1896,7 +1857,7 @@
           <w:rFonts w:ascii="Times New Roman" w:hAnsi="Times New Roman" w:eastAsia="Times New Roman"/>
           <w:sz w:val="24"/>
         </w:rPr>
-        <w:t>исследовать психологический климат;</w:t>
+        <w:t>межличностный — между двумя людьми;</w:t>
       </w:r>
     </w:p>
     <w:p>
@@ -1910,7 +1871,7 @@
           <w:rFonts w:ascii="Times New Roman" w:hAnsi="Times New Roman" w:eastAsia="Times New Roman"/>
           <w:sz w:val="24"/>
         </w:rPr>
-        <w:t>консультировать сотрудников и руководителей;</w:t>
+        <w:t>внутригрупповой — внутри группы;</w:t>
       </w:r>
     </w:p>
     <w:p>
@@ -1924,7 +1885,7 @@
           <w:rFonts w:ascii="Times New Roman" w:hAnsi="Times New Roman" w:eastAsia="Times New Roman"/>
           <w:sz w:val="24"/>
         </w:rPr>
-        <w:t>обучать конструктивному общению;</w:t>
+        <w:t>межгрупповой — между группами;</w:t>
       </w:r>
     </w:p>
     <w:p>
@@ -1938,7 +1899,98 @@
           <w:rFonts w:ascii="Times New Roman" w:hAnsi="Times New Roman" w:eastAsia="Times New Roman"/>
           <w:sz w:val="24"/>
         </w:rPr>
-        <w:t>проводить тренинги переговоров и разрешения конфликтов;</w:t>
+        <w:t>организационный — на уровне структур и подразделений.</w:t>
+      </w:r>
+    </w:p>
+    <w:p>
+      <w:pPr>
+        <w:spacing w:after="80" w:line="276" w:lineRule="auto"/>
+        <w:ind w:firstLine="283"/>
+      </w:pPr>
+      <w:r>
+        <w:rPr>
+          <w:rFonts w:ascii="Times New Roman" w:hAnsi="Times New Roman" w:eastAsia="Times New Roman"/>
+          <w:sz w:val="24"/>
+        </w:rPr>
+        <w:t>По содержанию: ресурсный, целевой, ценностный, ролевой, информационный, межличностный.</w:t>
+      </w:r>
+    </w:p>
+    <w:p>
+      <w:pPr>
+        <w:spacing w:after="80" w:line="276" w:lineRule="auto"/>
+        <w:ind w:firstLine="283"/>
+      </w:pPr>
+      <w:r>
+        <w:rPr>
+          <w:rFonts w:ascii="Times New Roman" w:hAnsi="Times New Roman" w:eastAsia="Times New Roman"/>
+          <w:sz w:val="24"/>
+        </w:rPr>
+        <w:t>По результату: конструктивный (ведёт к решению проблемы) / деструктивный (разрушает отношения).</w:t>
+      </w:r>
+    </w:p>
+    <w:p>
+      <w:pPr>
+        <w:spacing w:after="80" w:line="276" w:lineRule="auto"/>
+        <w:ind w:firstLine="283"/>
+      </w:pPr>
+      <w:r>
+        <w:rPr>
+          <w:rFonts w:ascii="Times New Roman" w:hAnsi="Times New Roman" w:eastAsia="Times New Roman"/>
+          <w:sz w:val="24"/>
+        </w:rPr>
+        <w:t>Конфликт — не всегда негатив: может стимулировать изменения и развитие.</w:t>
+      </w:r>
+    </w:p>
+    <w:p>
+      <w:pPr>
+        <w:spacing w:before="240" w:after="120"/>
+      </w:pPr>
+      <w:r>
+        <w:rPr>
+          <w:rFonts w:ascii="Times New Roman" w:hAnsi="Times New Roman" w:eastAsia="Times New Roman"/>
+          <w:b/>
+          <w:sz w:val="24"/>
+        </w:rPr>
+        <w:t>16. Особенности управления конфликтами</w:t>
+      </w:r>
+    </w:p>
+    <w:p>
+      <w:pPr>
+        <w:spacing w:after="80" w:line="276" w:lineRule="auto"/>
+        <w:ind w:firstLine="283"/>
+      </w:pPr>
+      <w:r>
+        <w:rPr>
+          <w:rFonts w:ascii="Times New Roman" w:hAnsi="Times New Roman" w:eastAsia="Times New Roman"/>
+          <w:sz w:val="24"/>
+        </w:rPr>
+        <w:t>Управление конфликтом — целенаправленное воздействие на его причины, ход и последствия.</w:t>
+      </w:r>
+    </w:p>
+    <w:p>
+      <w:pPr>
+        <w:spacing w:after="80" w:line="276" w:lineRule="auto"/>
+        <w:ind w:firstLine="283"/>
+      </w:pPr>
+      <w:r>
+        <w:rPr>
+          <w:rFonts w:ascii="Times New Roman" w:hAnsi="Times New Roman" w:eastAsia="Times New Roman"/>
+          <w:sz w:val="24"/>
+        </w:rPr>
+        <w:t>Этапы: диагностика (выявление) → анализ причин и интересов → выбор стратегии → урегулирование → оценка результата → профилактика.</w:t>
+      </w:r>
+    </w:p>
+    <w:p>
+      <w:pPr>
+        <w:spacing w:after="80" w:line="276" w:lineRule="auto"/>
+        <w:ind w:firstLine="283"/>
+      </w:pPr>
+      <w:r>
+        <w:rPr>
+          <w:rFonts w:ascii="Times New Roman" w:hAnsi="Times New Roman" w:eastAsia="Times New Roman"/>
+          <w:sz w:val="24"/>
+        </w:rPr>
+        <w:t>Стратегии (модель Томаса—Килманна):</w:t>
       </w:r>
     </w:p>
     <w:p>
@@ -1952,280 +2004,7 @@
           <w:rFonts w:ascii="Times New Roman" w:hAnsi="Times New Roman" w:eastAsia="Times New Roman"/>
           <w:sz w:val="24"/>
         </w:rPr>
-        <w:t>помогать руководителю предупреждать деструктивные конфликты.</w:t>
-      </w:r>
-    </w:p>
-    <w:p>
-      <w:pPr>
-        <w:spacing w:after="80" w:line="276" w:lineRule="auto"/>
-        <w:ind w:firstLine="283"/>
-      </w:pPr>
-      <w:r>
-        <w:rPr>
-          <w:rFonts w:ascii="Times New Roman" w:hAnsi="Times New Roman" w:eastAsia="Times New Roman"/>
-          <w:sz w:val="24"/>
-        </w:rPr>
-        <w:t>При этом психолог должен сохранять профессиональную этику, конфиденциальность и нейтральность.</w:t>
-      </w:r>
-    </w:p>
-    <w:p>
-      <w:pPr>
-        <w:spacing w:before="240" w:after="120"/>
-      </w:pPr>
-      <w:r>
-        <w:rPr>
-          <w:rFonts w:ascii="Times New Roman" w:hAnsi="Times New Roman" w:eastAsia="Times New Roman"/>
-          <w:b/>
-          <w:sz w:val="24"/>
-        </w:rPr>
-        <w:t>18. Основные понятия: конфликт, инцидент, конфликтогены, конфликтная личность</w:t>
-      </w:r>
-    </w:p>
-    <w:p>
-      <w:pPr>
-        <w:spacing w:after="80" w:line="276" w:lineRule="auto"/>
-        <w:ind w:firstLine="283"/>
-      </w:pPr>
-      <w:r>
-        <w:rPr>
-          <w:rFonts w:ascii="Times New Roman" w:hAnsi="Times New Roman" w:eastAsia="Times New Roman"/>
-          <w:sz w:val="24"/>
-        </w:rPr>
-        <w:t>Конфликт — столкновение несовместимых интересов, целей или позиций.</w:t>
-      </w:r>
-    </w:p>
-    <w:p>
-      <w:pPr>
-        <w:spacing w:after="80" w:line="276" w:lineRule="auto"/>
-        <w:ind w:firstLine="283"/>
-      </w:pPr>
-      <w:r>
-        <w:rPr>
-          <w:rFonts w:ascii="Times New Roman" w:hAnsi="Times New Roman" w:eastAsia="Times New Roman"/>
-          <w:sz w:val="24"/>
-        </w:rPr>
-        <w:t>Инцидент — конкретное событие или действие, которое непосредственно запускает открытое конфликтное взаимодействие.</w:t>
-      </w:r>
-    </w:p>
-    <w:p>
-      <w:pPr>
-        <w:spacing w:after="80" w:line="276" w:lineRule="auto"/>
-        <w:ind w:firstLine="283"/>
-      </w:pPr>
-      <w:r>
-        <w:rPr>
-          <w:rFonts w:ascii="Times New Roman" w:hAnsi="Times New Roman" w:eastAsia="Times New Roman"/>
-          <w:sz w:val="24"/>
-        </w:rPr>
-        <w:t>Конфликтоген — слово, действие или поведение, способное провоцировать или усиливать конфликт. Например, грубость, унижение, игнорирование, необоснованная критика.</w:t>
-      </w:r>
-    </w:p>
-    <w:p>
-      <w:pPr>
-        <w:spacing w:after="80" w:line="276" w:lineRule="auto"/>
-        <w:ind w:firstLine="283"/>
-      </w:pPr>
-      <w:r>
-        <w:rPr>
-          <w:rFonts w:ascii="Times New Roman" w:hAnsi="Times New Roman" w:eastAsia="Times New Roman"/>
-          <w:sz w:val="24"/>
-        </w:rPr>
-        <w:t>Конфликтная личность — человек, для которого характерна повышенная склонность к конфликтному взаимодействию. Это может проявляться в агрессивности, ригидности, стремлении доминировать, повышенной обидчивости и т. д.</w:t>
-      </w:r>
-    </w:p>
-    <w:p>
-      <w:pPr>
-        <w:spacing w:before="240" w:after="120"/>
-      </w:pPr>
-      <w:r>
-        <w:rPr>
-          <w:rFonts w:ascii="Times New Roman" w:hAnsi="Times New Roman" w:eastAsia="Times New Roman"/>
-          <w:b/>
-          <w:sz w:val="24"/>
-        </w:rPr>
-        <w:t>19. Психологический барьер по отношению к нововведениям</w:t>
-      </w:r>
-    </w:p>
-    <w:p>
-      <w:pPr>
-        <w:spacing w:after="80" w:line="276" w:lineRule="auto"/>
-        <w:ind w:firstLine="283"/>
-      </w:pPr>
-      <w:r>
-        <w:rPr>
-          <w:rFonts w:ascii="Times New Roman" w:hAnsi="Times New Roman" w:eastAsia="Times New Roman"/>
-          <w:sz w:val="24"/>
-        </w:rPr>
-        <w:t>Психологический барьер инноваций — внутреннее сопротивление человека или группы изменениям и новым способам работы.</w:t>
-      </w:r>
-    </w:p>
-    <w:p>
-      <w:pPr>
-        <w:spacing w:after="80" w:line="276" w:lineRule="auto"/>
-        <w:ind w:firstLine="283"/>
-      </w:pPr>
-      <w:r>
-        <w:rPr>
-          <w:rFonts w:ascii="Times New Roman" w:hAnsi="Times New Roman" w:eastAsia="Times New Roman"/>
-          <w:sz w:val="24"/>
-        </w:rPr>
-        <w:t>Причины: страх неизвестности, потеря привычного статуса, недостаток информации, недоверие к руководству, страх некомпетентности, увеличение нагрузки.</w:t>
-      </w:r>
-    </w:p>
-    <w:p>
-      <w:pPr>
-        <w:spacing w:after="80" w:line="276" w:lineRule="auto"/>
-        <w:ind w:firstLine="283"/>
-      </w:pPr>
-      <w:r>
-        <w:rPr>
-          <w:rFonts w:ascii="Times New Roman" w:hAnsi="Times New Roman" w:eastAsia="Times New Roman"/>
-          <w:sz w:val="24"/>
-        </w:rPr>
-        <w:t>Снижение сопротивления обеспечивается через информирование, участие сотрудников в изменениях, обучение, поддержку, обратную связь и постепенное внедрение нововведений.</w:t>
-      </w:r>
-    </w:p>
-    <w:p>
-      <w:pPr>
-        <w:spacing w:before="240" w:after="120"/>
-      </w:pPr>
-      <w:r>
-        <w:rPr>
-          <w:rFonts w:ascii="Times New Roman" w:hAnsi="Times New Roman" w:eastAsia="Times New Roman"/>
-          <w:b/>
-          <w:sz w:val="24"/>
-        </w:rPr>
-        <w:t>20. Методы и средства инновационной деятельности</w:t>
-      </w:r>
-    </w:p>
-    <w:p>
-      <w:pPr>
-        <w:spacing w:after="80" w:line="276" w:lineRule="auto"/>
-        <w:ind w:firstLine="283"/>
-      </w:pPr>
-      <w:r>
-        <w:rPr>
-          <w:rFonts w:ascii="Times New Roman" w:hAnsi="Times New Roman" w:eastAsia="Times New Roman"/>
-          <w:sz w:val="24"/>
-        </w:rPr>
-        <w:t>Инновационная деятельность направлена на создание и внедрение новых идей, технологий и способов работы.</w:t>
-      </w:r>
-    </w:p>
-    <w:p>
-      <w:pPr>
-        <w:spacing w:after="80" w:line="276" w:lineRule="auto"/>
-        <w:ind w:firstLine="283"/>
-      </w:pPr>
-      <w:r>
-        <w:rPr>
-          <w:rFonts w:ascii="Times New Roman" w:hAnsi="Times New Roman" w:eastAsia="Times New Roman"/>
-          <w:sz w:val="24"/>
-        </w:rPr>
-        <w:t>Методы: мозговой штурм, экспертная оценка, метод Дельфи, анализ проблем, проектирование, деловые и ролевые игры, метод фокальных объектов.</w:t>
-      </w:r>
-    </w:p>
-    <w:p>
-      <w:pPr>
-        <w:spacing w:after="80" w:line="276" w:lineRule="auto"/>
-        <w:ind w:firstLine="283"/>
-      </w:pPr>
-      <w:r>
-        <w:rPr>
-          <w:rFonts w:ascii="Times New Roman" w:hAnsi="Times New Roman" w:eastAsia="Times New Roman"/>
-          <w:sz w:val="24"/>
-        </w:rPr>
-        <w:t>Важные средства: обучение персонала, командная работа, информационные технологии, проектные группы, организационные изменения и система обратной связи.</w:t>
-      </w:r>
-    </w:p>
-    <w:p>
-      <w:pPr>
-        <w:spacing w:before="240" w:after="120"/>
-      </w:pPr>
-      <w:r>
-        <w:rPr>
-          <w:rFonts w:ascii="Times New Roman" w:hAnsi="Times New Roman" w:eastAsia="Times New Roman"/>
-          <w:b/>
-          <w:sz w:val="24"/>
-        </w:rPr>
-        <w:t>21. Специфика профессиональной деятельности руководителей</w:t>
-      </w:r>
-    </w:p>
-    <w:p>
-      <w:pPr>
-        <w:spacing w:after="80" w:line="276" w:lineRule="auto"/>
-        <w:ind w:firstLine="283"/>
-      </w:pPr>
-      <w:r>
-        <w:rPr>
-          <w:rFonts w:ascii="Times New Roman" w:hAnsi="Times New Roman" w:eastAsia="Times New Roman"/>
-          <w:sz w:val="24"/>
-        </w:rPr>
-        <w:t>Деятельность руководителя связана прежде всего с постановкой целей, принятием решений, организацией работы людей и ответственностью за результат.</w:t>
-      </w:r>
-    </w:p>
-    <w:p>
-      <w:pPr>
-        <w:spacing w:after="80" w:line="276" w:lineRule="auto"/>
-        <w:ind w:firstLine="283"/>
-      </w:pPr>
-      <w:r>
-        <w:rPr>
-          <w:rFonts w:ascii="Times New Roman" w:hAnsi="Times New Roman" w:eastAsia="Times New Roman"/>
-          <w:sz w:val="24"/>
-        </w:rPr>
-        <w:t>Основные функции: планирование, организация, мотивация, координация, контроль и принятие решений.</w:t>
-      </w:r>
-    </w:p>
-    <w:p>
-      <w:pPr>
-        <w:spacing w:after="80" w:line="276" w:lineRule="auto"/>
-        <w:ind w:firstLine="283"/>
-      </w:pPr>
-      <w:r>
-        <w:rPr>
-          <w:rFonts w:ascii="Times New Roman" w:hAnsi="Times New Roman" w:eastAsia="Times New Roman"/>
-          <w:sz w:val="24"/>
-        </w:rPr>
-        <w:t>Психологическая специфика заключается в необходимости постоянно взаимодействовать с людьми, работать в условиях неопределённости, дефицита времени, высокой ответственности и эмоциональной нагрузки.</w:t>
-      </w:r>
-    </w:p>
-    <w:p>
-      <w:pPr>
-        <w:spacing w:before="240" w:after="120"/>
-      </w:pPr>
-      <w:r>
-        <w:rPr>
-          <w:rFonts w:ascii="Times New Roman" w:hAnsi="Times New Roman" w:eastAsia="Times New Roman"/>
-          <w:b/>
-          <w:sz w:val="24"/>
-        </w:rPr>
-        <w:t>22. Психологическая структура управленческой адаптации</w:t>
-      </w:r>
-    </w:p>
-    <w:p>
-      <w:pPr>
-        <w:spacing w:after="80" w:line="276" w:lineRule="auto"/>
-        <w:ind w:firstLine="283"/>
-      </w:pPr>
-      <w:r>
-        <w:rPr>
-          <w:rFonts w:ascii="Times New Roman" w:hAnsi="Times New Roman" w:eastAsia="Times New Roman"/>
-          <w:sz w:val="24"/>
-        </w:rPr>
-        <w:t>Управленческая адаптация — процесс приспособления руководителя к требованиям должности, организации и управленческой деятельности.</w:t>
-      </w:r>
-    </w:p>
-    <w:p>
-      <w:pPr>
-        <w:spacing w:after="80" w:line="276" w:lineRule="auto"/>
-        <w:ind w:firstLine="283"/>
-      </w:pPr>
-      <w:r>
-        <w:rPr>
-          <w:rFonts w:ascii="Times New Roman" w:hAnsi="Times New Roman" w:eastAsia="Times New Roman"/>
-          <w:sz w:val="24"/>
-        </w:rPr>
-        <w:t>Можно выделить:</w:t>
+        <w:t>соперничество (конкуренция) — настоять на своём;</w:t>
       </w:r>
     </w:p>
     <w:p>
@@ -2239,7 +2018,7 @@
           <w:rFonts w:ascii="Times New Roman" w:hAnsi="Times New Roman" w:eastAsia="Times New Roman"/>
           <w:sz w:val="24"/>
         </w:rPr>
-        <w:t>профессиональную адаптацию — освоение обязанностей;</w:t>
+        <w:t>сотрудничество — найти решение, удовлетворяющее обе стороны;</w:t>
       </w:r>
     </w:p>
     <w:p>
@@ -2253,7 +2032,7 @@
           <w:rFonts w:ascii="Times New Roman" w:hAnsi="Times New Roman" w:eastAsia="Times New Roman"/>
           <w:sz w:val="24"/>
         </w:rPr>
-        <w:t>социально-психологическую — включение в коллектив;</w:t>
+        <w:t>компромисс — взаимные уступки;</w:t>
       </w:r>
     </w:p>
     <w:p>
@@ -2267,7 +2046,7 @@
           <w:rFonts w:ascii="Times New Roman" w:hAnsi="Times New Roman" w:eastAsia="Times New Roman"/>
           <w:sz w:val="24"/>
         </w:rPr>
-        <w:t>организационную — понимание норм и структуры организации;</w:t>
+        <w:t>избегание — уход от конфликта;</w:t>
       </w:r>
     </w:p>
     <w:p>
@@ -2281,7 +2060,7 @@
           <w:rFonts w:ascii="Times New Roman" w:hAnsi="Times New Roman" w:eastAsia="Times New Roman"/>
           <w:sz w:val="24"/>
         </w:rPr>
-        <w:t>психофизиологическую — приспособление к нагрузке.</w:t>
+        <w:t>приспособление (уступка) — уступить другой стороне.</w:t>
       </w:r>
     </w:p>
     <w:p>
@@ -2294,20 +2073,7 @@
           <w:rFonts w:ascii="Times New Roman" w:hAnsi="Times New Roman" w:eastAsia="Times New Roman"/>
           <w:sz w:val="24"/>
         </w:rPr>
-        <w:t>Успешная адаптация выражается в уверенном выполнении обязанностей, установлении рабочих отношений и принятии организационных норм.</w:t>
-      </w:r>
-    </w:p>
-    <w:p>
-      <w:pPr>
-        <w:spacing w:before="240" w:after="120"/>
-      </w:pPr>
-      <w:r>
-        <w:rPr>
-          <w:rFonts w:ascii="Times New Roman" w:hAnsi="Times New Roman" w:eastAsia="Times New Roman"/>
-          <w:b/>
-          <w:sz w:val="24"/>
-        </w:rPr>
-        <w:t>23. Стресс в деятельности руководителя</w:t>
+        <w:t>Наиболее продуктивна стратегия сотрудничества, когда важны и результат, и отношения.</w:t>
       </w:r>
     </w:p>
     <w:p>
@@ -2320,7 +2086,20 @@
           <w:rFonts w:ascii="Times New Roman" w:hAnsi="Times New Roman" w:eastAsia="Times New Roman"/>
           <w:sz w:val="24"/>
         </w:rPr>
-        <w:t>Стресс — состояние психического и физиологического напряжения, возникающее при воздействии значимых или чрезмерных требований.</w:t>
+        <w:t>Техники: активное слушание, «я-высказывания», фокус на интересах (а не позициях), медиация.</w:t>
+      </w:r>
+    </w:p>
+    <w:p>
+      <w:pPr>
+        <w:spacing w:before="240" w:after="120"/>
+      </w:pPr>
+      <w:r>
+        <w:rPr>
+          <w:rFonts w:ascii="Times New Roman" w:hAnsi="Times New Roman" w:eastAsia="Times New Roman"/>
+          <w:b/>
+          <w:sz w:val="24"/>
+        </w:rPr>
+        <w:t>17. Роль психолога в предупреждении конфликта в организации</w:t>
       </w:r>
     </w:p>
     <w:p>
@@ -2333,7 +2112,7 @@
           <w:rFonts w:ascii="Times New Roman" w:hAnsi="Times New Roman" w:eastAsia="Times New Roman"/>
           <w:sz w:val="24"/>
         </w:rPr>
-        <w:t>Для руководителя стрессорами могут быть высокая ответственность, дефицит времени, конфликты, неопределённость, необходимость принимать сложные решения.</w:t>
+        <w:t>Психолог в организации выполняет профилактическую, диагностическую, консультативную и развивающую функции.</w:t>
       </w:r>
     </w:p>
     <w:p>
@@ -2346,59 +2125,7 @@
           <w:rFonts w:ascii="Times New Roman" w:hAnsi="Times New Roman" w:eastAsia="Times New Roman"/>
           <w:sz w:val="24"/>
         </w:rPr>
-        <w:t>Кратковременный стресс может мобилизовать ресурсы, но хронический стресс снижает работоспособность и повышает риск профессионального выгорания.</w:t>
-      </w:r>
-    </w:p>
-    <w:p>
-      <w:pPr>
-        <w:spacing w:after="80" w:line="276" w:lineRule="auto"/>
-        <w:ind w:firstLine="283"/>
-      </w:pPr>
-      <w:r>
-        <w:rPr>
-          <w:rFonts w:ascii="Times New Roman" w:hAnsi="Times New Roman" w:eastAsia="Times New Roman"/>
-          <w:sz w:val="24"/>
-        </w:rPr>
-        <w:t>Профилактика: планирование, распределение нагрузки, делегирование, восстановление, физическая активность, социальная поддержка и психологическая саморегуляция.</w:t>
-      </w:r>
-    </w:p>
-    <w:p>
-      <w:pPr>
-        <w:spacing w:before="240" w:after="120"/>
-      </w:pPr>
-      <w:r>
-        <w:rPr>
-          <w:rFonts w:ascii="Times New Roman" w:hAnsi="Times New Roman" w:eastAsia="Times New Roman"/>
-          <w:b/>
-          <w:sz w:val="24"/>
-        </w:rPr>
-        <w:t>24. Управление эмоциональными состояниями</w:t>
-      </w:r>
-    </w:p>
-    <w:p>
-      <w:pPr>
-        <w:spacing w:after="80" w:line="276" w:lineRule="auto"/>
-        <w:ind w:firstLine="283"/>
-      </w:pPr>
-      <w:r>
-        <w:rPr>
-          <w:rFonts w:ascii="Times New Roman" w:hAnsi="Times New Roman" w:eastAsia="Times New Roman"/>
-          <w:sz w:val="24"/>
-        </w:rPr>
-        <w:t>Управление эмоциональным состоянием — способность человека распознавать, регулировать и конструктивно выражать свои эмоции.</w:t>
-      </w:r>
-    </w:p>
-    <w:p>
-      <w:pPr>
-        <w:spacing w:after="80" w:line="276" w:lineRule="auto"/>
-        <w:ind w:firstLine="283"/>
-      </w:pPr>
-      <w:r>
-        <w:rPr>
-          <w:rFonts w:ascii="Times New Roman" w:hAnsi="Times New Roman" w:eastAsia="Times New Roman"/>
-          <w:sz w:val="24"/>
-        </w:rPr>
-        <w:t>Основные методы:</w:t>
+        <w:t>Конкретные действия:</w:t>
       </w:r>
     </w:p>
     <w:p>
@@ -2412,7 +2139,7 @@
           <w:rFonts w:ascii="Times New Roman" w:hAnsi="Times New Roman" w:eastAsia="Times New Roman"/>
           <w:sz w:val="24"/>
         </w:rPr>
-        <w:t>дыхательные и релаксационные техники;</w:t>
+        <w:t>диагностика психологического климата и уровня напряжённости;</w:t>
       </w:r>
     </w:p>
     <w:p>
@@ -2426,7 +2153,7 @@
           <w:rFonts w:ascii="Times New Roman" w:hAnsi="Times New Roman" w:eastAsia="Times New Roman"/>
           <w:sz w:val="24"/>
         </w:rPr>
-        <w:t>переключение внимания;</w:t>
+        <w:t>выявление конфликтогенных факторов в коммуникации и управлении;</w:t>
       </w:r>
     </w:p>
     <w:p>
@@ -2440,7 +2167,7 @@
           <w:rFonts w:ascii="Times New Roman" w:hAnsi="Times New Roman" w:eastAsia="Times New Roman"/>
           <w:sz w:val="24"/>
         </w:rPr>
-        <w:t>когнитивная переоценка ситуации;</w:t>
+        <w:t>консультирование руководителей по стилю управления;</w:t>
       </w:r>
     </w:p>
     <w:p>
@@ -2454,7 +2181,7 @@
           <w:rFonts w:ascii="Times New Roman" w:hAnsi="Times New Roman" w:eastAsia="Times New Roman"/>
           <w:sz w:val="24"/>
         </w:rPr>
-        <w:t>самоконтроль;</w:t>
+        <w:t>тренинги коммуникации, переговоров, управления конфликтами;</w:t>
       </w:r>
     </w:p>
     <w:p>
@@ -2468,7 +2195,7 @@
           <w:rFonts w:ascii="Times New Roman" w:hAnsi="Times New Roman" w:eastAsia="Times New Roman"/>
           <w:sz w:val="24"/>
         </w:rPr>
-        <w:t>физическая активность;</w:t>
+        <w:t>медиация при возникающих спорах;</w:t>
       </w:r>
     </w:p>
     <w:p>
@@ -2482,7 +2209,150 @@
           <w:rFonts w:ascii="Times New Roman" w:hAnsi="Times New Roman" w:eastAsia="Times New Roman"/>
           <w:sz w:val="24"/>
         </w:rPr>
-        <w:t>планирование нагрузки;</w:t>
+        <w:t>разработка рекомендаций по организационным изменениям.</w:t>
+      </w:r>
+    </w:p>
+    <w:p>
+      <w:pPr>
+        <w:spacing w:after="80" w:line="276" w:lineRule="auto"/>
+        <w:ind w:firstLine="283"/>
+      </w:pPr>
+      <w:r>
+        <w:rPr>
+          <w:rFonts w:ascii="Times New Roman" w:hAnsi="Times New Roman" w:eastAsia="Times New Roman"/>
+          <w:sz w:val="24"/>
+        </w:rPr>
+        <w:t>Принципы работы: нейтральность, конфиденциальность, добровольность, профессиональная этика.</w:t>
+      </w:r>
+    </w:p>
+    <w:p>
+      <w:pPr>
+        <w:spacing w:after="80" w:line="276" w:lineRule="auto"/>
+        <w:ind w:firstLine="283"/>
+      </w:pPr>
+      <w:r>
+        <w:rPr>
+          <w:rFonts w:ascii="Times New Roman" w:hAnsi="Times New Roman" w:eastAsia="Times New Roman"/>
+          <w:sz w:val="24"/>
+        </w:rPr>
+        <w:t>Психолог не принимает сторону и не является «карательным» инструментом руководства.</w:t>
+      </w:r>
+    </w:p>
+    <w:p>
+      <w:pPr>
+        <w:spacing w:before="240" w:after="120"/>
+      </w:pPr>
+      <w:r>
+        <w:rPr>
+          <w:rFonts w:ascii="Times New Roman" w:hAnsi="Times New Roman" w:eastAsia="Times New Roman"/>
+          <w:b/>
+          <w:sz w:val="24"/>
+        </w:rPr>
+        <w:t>18. Основные понятия: конфликт, инцидент, конфликтогены, конфликтная личность</w:t>
+      </w:r>
+    </w:p>
+    <w:p>
+      <w:pPr>
+        <w:spacing w:after="80" w:line="276" w:lineRule="auto"/>
+        <w:ind w:firstLine="283"/>
+      </w:pPr>
+      <w:r>
+        <w:rPr>
+          <w:rFonts w:ascii="Times New Roman" w:hAnsi="Times New Roman" w:eastAsia="Times New Roman"/>
+          <w:sz w:val="24"/>
+        </w:rPr>
+        <w:t>Конфликт — столкновение несовместимых интересов, целей, ценностей или позиций сторон.</w:t>
+      </w:r>
+    </w:p>
+    <w:p>
+      <w:pPr>
+        <w:spacing w:after="80" w:line="276" w:lineRule="auto"/>
+        <w:ind w:firstLine="283"/>
+      </w:pPr>
+      <w:r>
+        <w:rPr>
+          <w:rFonts w:ascii="Times New Roman" w:hAnsi="Times New Roman" w:eastAsia="Times New Roman"/>
+          <w:sz w:val="24"/>
+        </w:rPr>
+        <w:t>Инцидент — конкретное событие, запускающее открытое конфликтное взаимодействие (спор, ссора, жалоба). Инцидент ≠ конфликт: это его триггер.</w:t>
+      </w:r>
+    </w:p>
+    <w:p>
+      <w:pPr>
+        <w:spacing w:after="80" w:line="276" w:lineRule="auto"/>
+        <w:ind w:firstLine="283"/>
+      </w:pPr>
+      <w:r>
+        <w:rPr>
+          <w:rFonts w:ascii="Times New Roman" w:hAnsi="Times New Roman" w:eastAsia="Times New Roman"/>
+          <w:sz w:val="24"/>
+        </w:rPr>
+        <w:t>Конфликтоген — слово, действие или ситуация, провоцирующая или обостряющая конфликт: грубость, публичная критика, игнорирование, унижение, несправедливое распределение ресурсов.</w:t>
+      </w:r>
+    </w:p>
+    <w:p>
+      <w:pPr>
+        <w:spacing w:after="80" w:line="276" w:lineRule="auto"/>
+        <w:ind w:firstLine="283"/>
+      </w:pPr>
+      <w:r>
+        <w:rPr>
+          <w:rFonts w:ascii="Times New Roman" w:hAnsi="Times New Roman" w:eastAsia="Times New Roman"/>
+          <w:sz w:val="24"/>
+        </w:rPr>
+        <w:t>Конфликтная личность — устойчивая склонность к конфликтному поведению: агрессивность, ригидность, доминирование, обидчивость, низкая толерантность к критике.</w:t>
+      </w:r>
+    </w:p>
+    <w:p>
+      <w:pPr>
+        <w:spacing w:after="80" w:line="276" w:lineRule="auto"/>
+        <w:ind w:firstLine="283"/>
+      </w:pPr>
+      <w:r>
+        <w:rPr>
+          <w:rFonts w:ascii="Times New Roman" w:hAnsi="Times New Roman" w:eastAsia="Times New Roman"/>
+          <w:sz w:val="24"/>
+        </w:rPr>
+        <w:t>Важно: конфликтогены можно устранить, а конфликтную личность — скорректировать через обратную связь и развитие навыков.</w:t>
+      </w:r>
+    </w:p>
+    <w:p>
+      <w:pPr>
+        <w:spacing w:before="240" w:after="120"/>
+      </w:pPr>
+      <w:r>
+        <w:rPr>
+          <w:rFonts w:ascii="Times New Roman" w:hAnsi="Times New Roman" w:eastAsia="Times New Roman"/>
+          <w:b/>
+          <w:sz w:val="24"/>
+        </w:rPr>
+        <w:t>19. Психологический барьер по отношению к нововведениям</w:t>
+      </w:r>
+    </w:p>
+    <w:p>
+      <w:pPr>
+        <w:spacing w:after="80" w:line="276" w:lineRule="auto"/>
+        <w:ind w:firstLine="283"/>
+      </w:pPr>
+      <w:r>
+        <w:rPr>
+          <w:rFonts w:ascii="Times New Roman" w:hAnsi="Times New Roman" w:eastAsia="Times New Roman"/>
+          <w:sz w:val="24"/>
+        </w:rPr>
+        <w:t>Психологический барьер инноваций — внутреннее сопротивление сотрудников изменениям, новым технологиям, методам работы.</w:t>
+      </w:r>
+    </w:p>
+    <w:p>
+      <w:pPr>
+        <w:spacing w:after="80" w:line="276" w:lineRule="auto"/>
+        <w:ind w:firstLine="283"/>
+      </w:pPr>
+      <w:r>
+        <w:rPr>
+          <w:rFonts w:ascii="Times New Roman" w:hAnsi="Times New Roman" w:eastAsia="Times New Roman"/>
+          <w:sz w:val="24"/>
+        </w:rPr>
+        <w:t>Причины сопротивления:</w:t>
       </w:r>
     </w:p>
     <w:p>
@@ -2496,124 +2366,7 @@
           <w:rFonts w:ascii="Times New Roman" w:hAnsi="Times New Roman" w:eastAsia="Times New Roman"/>
           <w:sz w:val="24"/>
         </w:rPr>
-        <w:t>конструктивное выражение эмоций.</w:t>
-      </w:r>
-    </w:p>
-    <w:p>
-      <w:pPr>
-        <w:spacing w:after="80" w:line="276" w:lineRule="auto"/>
-        <w:ind w:firstLine="283"/>
-      </w:pPr>
-      <w:r>
-        <w:rPr>
-          <w:rFonts w:ascii="Times New Roman" w:hAnsi="Times New Roman" w:eastAsia="Times New Roman"/>
-          <w:sz w:val="24"/>
-        </w:rPr>
-        <w:t>Для руководителя особенно важна эмоциональная саморегуляция, поскольку эмоциональное состояние руководителя влияет на коллектив.</w:t>
-      </w:r>
-    </w:p>
-    <w:p>
-      <w:pPr>
-        <w:spacing w:before="240" w:after="120"/>
-      </w:pPr>
-      <w:r>
-        <w:rPr>
-          <w:rFonts w:ascii="Times New Roman" w:hAnsi="Times New Roman" w:eastAsia="Times New Roman"/>
-          <w:b/>
-          <w:sz w:val="24"/>
-        </w:rPr>
-        <w:t>25. Жизненные кризисы и деятельность руководителя</w:t>
-      </w:r>
-    </w:p>
-    <w:p>
-      <w:pPr>
-        <w:spacing w:after="80" w:line="276" w:lineRule="auto"/>
-        <w:ind w:firstLine="283"/>
-      </w:pPr>
-      <w:r>
-        <w:rPr>
-          <w:rFonts w:ascii="Times New Roman" w:hAnsi="Times New Roman" w:eastAsia="Times New Roman"/>
-          <w:sz w:val="24"/>
-        </w:rPr>
-        <w:t>Жизненный кризис — период существенной перестройки жизненной ситуации, сопровождающийся эмоциональным напряжением и необходимостью адаптации.</w:t>
-      </w:r>
-    </w:p>
-    <w:p>
-      <w:pPr>
-        <w:spacing w:after="80" w:line="276" w:lineRule="auto"/>
-        <w:ind w:firstLine="283"/>
-      </w:pPr>
-      <w:r>
-        <w:rPr>
-          <w:rFonts w:ascii="Times New Roman" w:hAnsi="Times New Roman" w:eastAsia="Times New Roman"/>
-          <w:sz w:val="24"/>
-        </w:rPr>
-        <w:t>Причинами могут быть профессиональные изменения, потеря работы, изменение семейного положения, возрастные переходы, тяжёлые события.</w:t>
-      </w:r>
-    </w:p>
-    <w:p>
-      <w:pPr>
-        <w:spacing w:after="80" w:line="276" w:lineRule="auto"/>
-        <w:ind w:firstLine="283"/>
-      </w:pPr>
-      <w:r>
-        <w:rPr>
-          <w:rFonts w:ascii="Times New Roman" w:hAnsi="Times New Roman" w:eastAsia="Times New Roman"/>
-          <w:sz w:val="24"/>
-        </w:rPr>
-        <w:t>Кризис может приводить к снижению работоспособности, тревожности и изменению мотивации, но одновременно способен стать периодом личностного развития и переоценки целей.</w:t>
-      </w:r>
-    </w:p>
-    <w:p>
-      <w:pPr>
-        <w:spacing w:after="80" w:line="276" w:lineRule="auto"/>
-        <w:ind w:firstLine="283"/>
-      </w:pPr>
-      <w:r>
-        <w:rPr>
-          <w:rFonts w:ascii="Times New Roman" w:hAnsi="Times New Roman" w:eastAsia="Times New Roman"/>
-          <w:sz w:val="24"/>
-        </w:rPr>
-        <w:t>Для руководителя важны поддержка, восстановление ресурсов, реалистичная оценка ситуации и своевременное обращение за психологической помощью.</w:t>
-      </w:r>
-    </w:p>
-    <w:p>
-      <w:pPr>
-        <w:spacing w:before="240" w:after="120"/>
-      </w:pPr>
-      <w:r>
-        <w:rPr>
-          <w:rFonts w:ascii="Times New Roman" w:hAnsi="Times New Roman" w:eastAsia="Times New Roman"/>
-          <w:b/>
-          <w:sz w:val="24"/>
-        </w:rPr>
-        <w:t>26. Положение о психологической службе предприятия</w:t>
-      </w:r>
-    </w:p>
-    <w:p>
-      <w:pPr>
-        <w:spacing w:after="80" w:line="276" w:lineRule="auto"/>
-        <w:ind w:firstLine="283"/>
-      </w:pPr>
-      <w:r>
-        <w:rPr>
-          <w:rFonts w:ascii="Times New Roman" w:hAnsi="Times New Roman" w:eastAsia="Times New Roman"/>
-          <w:sz w:val="24"/>
-        </w:rPr>
-        <w:t>Положение о психологической службе — организационно-нормативный документ, определяющий цели, задачи, функции, права, обязанности и ответственность психологической службы.</w:t>
-      </w:r>
-    </w:p>
-    <w:p>
-      <w:pPr>
-        <w:spacing w:after="80" w:line="276" w:lineRule="auto"/>
-        <w:ind w:firstLine="283"/>
-      </w:pPr>
-      <w:r>
-        <w:rPr>
-          <w:rFonts w:ascii="Times New Roman" w:hAnsi="Times New Roman" w:eastAsia="Times New Roman"/>
-          <w:sz w:val="24"/>
-        </w:rPr>
-        <w:t>В нём обычно фиксируются:</w:t>
+        <w:t>страх неизвестности и потери стабильности;</w:t>
       </w:r>
     </w:p>
     <w:p>
@@ -2627,7 +2380,7 @@
           <w:rFonts w:ascii="Times New Roman" w:hAnsi="Times New Roman" w:eastAsia="Times New Roman"/>
           <w:sz w:val="24"/>
         </w:rPr>
-        <w:t>цели и задачи службы;</w:t>
+        <w:t>привычка к старому порядку (инерция);</w:t>
       </w:r>
     </w:p>
     <w:p>
@@ -2641,7 +2394,7 @@
           <w:rFonts w:ascii="Times New Roman" w:hAnsi="Times New Roman" w:eastAsia="Times New Roman"/>
           <w:sz w:val="24"/>
         </w:rPr>
-        <w:t>структура и подчинённость;</w:t>
+        <w:t>страх некомпетентности (не смогу освоить);</w:t>
       </w:r>
     </w:p>
     <w:p>
@@ -2655,7 +2408,7 @@
           <w:rFonts w:ascii="Times New Roman" w:hAnsi="Times New Roman" w:eastAsia="Times New Roman"/>
           <w:sz w:val="24"/>
         </w:rPr>
-        <w:t>основные направления работы;</w:t>
+        <w:t>недостаток информации о целях изменений;</w:t>
       </w:r>
     </w:p>
     <w:p>
@@ -2669,7 +2422,7 @@
           <w:rFonts w:ascii="Times New Roman" w:hAnsi="Times New Roman" w:eastAsia="Times New Roman"/>
           <w:sz w:val="24"/>
         </w:rPr>
-        <w:t>права и обязанности психологов;</w:t>
+        <w:t>недоверие к руководству;</w:t>
       </w:r>
     </w:p>
     <w:p>
@@ -2683,7 +2436,7 @@
           <w:rFonts w:ascii="Times New Roman" w:hAnsi="Times New Roman" w:eastAsia="Times New Roman"/>
           <w:sz w:val="24"/>
         </w:rPr>
-        <w:t>взаимодействие с руководством и подразделениями;</w:t>
+        <w:t>увеличение нагрузки без компенсации;</w:t>
       </w:r>
     </w:p>
     <w:p>
@@ -2697,7 +2450,59 @@
           <w:rFonts w:ascii="Times New Roman" w:hAnsi="Times New Roman" w:eastAsia="Times New Roman"/>
           <w:sz w:val="24"/>
         </w:rPr>
-        <w:t>правила работы с психологической информацией;</w:t>
+        <w:t>угроза статусу или должности.</w:t>
+      </w:r>
+    </w:p>
+    <w:p>
+      <w:pPr>
+        <w:spacing w:after="80" w:line="276" w:lineRule="auto"/>
+        <w:ind w:firstLine="283"/>
+      </w:pPr>
+      <w:r>
+        <w:rPr>
+          <w:rFonts w:ascii="Times New Roman" w:hAnsi="Times New Roman" w:eastAsia="Times New Roman"/>
+          <w:sz w:val="24"/>
+        </w:rPr>
+        <w:t>Снижение барьера: заблаговременное информирование, вовлечение сотрудников в планирование, обучение, поддержка на переходном этапе, демонстрация выгод, поэтапное внедрение.</w:t>
+      </w:r>
+    </w:p>
+    <w:p>
+      <w:pPr>
+        <w:spacing w:before="240" w:after="120"/>
+      </w:pPr>
+      <w:r>
+        <w:rPr>
+          <w:rFonts w:ascii="Times New Roman" w:hAnsi="Times New Roman" w:eastAsia="Times New Roman"/>
+          <w:b/>
+          <w:sz w:val="24"/>
+        </w:rPr>
+        <w:t>20. Методы и средства инновационной деятельности</w:t>
+      </w:r>
+    </w:p>
+    <w:p>
+      <w:pPr>
+        <w:spacing w:after="80" w:line="276" w:lineRule="auto"/>
+        <w:ind w:firstLine="283"/>
+      </w:pPr>
+      <w:r>
+        <w:rPr>
+          <w:rFonts w:ascii="Times New Roman" w:hAnsi="Times New Roman" w:eastAsia="Times New Roman"/>
+          <w:sz w:val="24"/>
+        </w:rPr>
+        <w:t>Инновационная деятельность — создание и внедрение новых идей, продуктов, технологий, организационных решений.</w:t>
+      </w:r>
+    </w:p>
+    <w:p>
+      <w:pPr>
+        <w:spacing w:after="80" w:line="276" w:lineRule="auto"/>
+        <w:ind w:firstLine="283"/>
+      </w:pPr>
+      <w:r>
+        <w:rPr>
+          <w:rFonts w:ascii="Times New Roman" w:hAnsi="Times New Roman" w:eastAsia="Times New Roman"/>
+          <w:sz w:val="24"/>
+        </w:rPr>
+        <w:t>Методы генерации идей:</w:t>
       </w:r>
     </w:p>
     <w:p>
@@ -2711,33 +2516,7 @@
           <w:rFonts w:ascii="Times New Roman" w:hAnsi="Times New Roman" w:eastAsia="Times New Roman"/>
           <w:sz w:val="24"/>
         </w:rPr>
-        <w:t>вопросы конфиденциальности.</w:t>
-      </w:r>
-    </w:p>
-    <w:p>
-      <w:pPr>
-        <w:spacing w:before="240" w:after="120"/>
-      </w:pPr>
-      <w:r>
-        <w:rPr>
-          <w:rFonts w:ascii="Times New Roman" w:hAnsi="Times New Roman" w:eastAsia="Times New Roman"/>
-          <w:b/>
-          <w:sz w:val="24"/>
-        </w:rPr>
-        <w:t>27. Психологическая служба организации: основные функции и направления работы</w:t>
-      </w:r>
-    </w:p>
-    <w:p>
-      <w:pPr>
-        <w:spacing w:after="80" w:line="276" w:lineRule="auto"/>
-        <w:ind w:firstLine="283"/>
-      </w:pPr>
-      <w:r>
-        <w:rPr>
-          <w:rFonts w:ascii="Times New Roman" w:hAnsi="Times New Roman" w:eastAsia="Times New Roman"/>
-          <w:sz w:val="24"/>
-        </w:rPr>
-        <w:t>Основные функции:</w:t>
+        <w:t>мозговой штурм (Осборн) — массовая генерация без критики;</w:t>
       </w:r>
     </w:p>
     <w:p>
@@ -2751,7 +2530,7 @@
           <w:rFonts w:ascii="Times New Roman" w:hAnsi="Times New Roman" w:eastAsia="Times New Roman"/>
           <w:sz w:val="24"/>
         </w:rPr>
-        <w:t>диагностическая — изучение сотрудников и организации;</w:t>
+        <w:t>метод фокальных объектов — комбинирование свойств разных объектов;</w:t>
       </w:r>
     </w:p>
     <w:p>
@@ -2765,7 +2544,7 @@
           <w:rFonts w:ascii="Times New Roman" w:hAnsi="Times New Roman" w:eastAsia="Times New Roman"/>
           <w:sz w:val="24"/>
         </w:rPr>
-        <w:t>консультативная — помощь сотрудникам и руководителям;</w:t>
+        <w:t>метод Дельфи — экспертные опросы в несколько раундов;</w:t>
       </w:r>
     </w:p>
     <w:p>
@@ -2779,7 +2558,7 @@
           <w:rFonts w:ascii="Times New Roman" w:hAnsi="Times New Roman" w:eastAsia="Times New Roman"/>
           <w:sz w:val="24"/>
         </w:rPr>
-        <w:t>профилактическая — предупреждение конфликтов, стресса и выгорания;</w:t>
+        <w:t>SWOT-анализ — сильные/слабые стороны, возможности/угрозы;</w:t>
       </w:r>
     </w:p>
     <w:p>
@@ -2793,7 +2572,7 @@
           <w:rFonts w:ascii="Times New Roman" w:hAnsi="Times New Roman" w:eastAsia="Times New Roman"/>
           <w:sz w:val="24"/>
         </w:rPr>
-        <w:t>коррекционно-развивающая — развитие навыков и изменение неэффективных способов поведения;</w:t>
+        <w:t>деловые и ролевые игры — моделирование ситуаций;</w:t>
       </w:r>
     </w:p>
     <w:p>
@@ -2807,7 +2586,7 @@
           <w:rFonts w:ascii="Times New Roman" w:hAnsi="Times New Roman" w:eastAsia="Times New Roman"/>
           <w:sz w:val="24"/>
         </w:rPr>
-        <w:t>просветительская — повышение психологической грамотности.</w:t>
+        <w:t>бенчмаркинг — изучение лучших практик.</w:t>
       </w:r>
     </w:p>
     <w:p>
@@ -2820,7 +2599,7 @@
           <w:rFonts w:ascii="Times New Roman" w:hAnsi="Times New Roman" w:eastAsia="Times New Roman"/>
           <w:sz w:val="24"/>
         </w:rPr>
-        <w:t>Направления: подбор и адаптация персонала, оценка климата, обучение, командообразование, профилактика конфликтов и выгорания.</w:t>
+        <w:t>Средства внедрения: обучение персонала, пилотные проекты, проектные группы, ИТ-платформы, система обратной связи, мотивация за инновации.</w:t>
       </w:r>
     </w:p>
     <w:p>
@@ -2833,7 +2612,7 @@
           <w:b/>
           <w:sz w:val="24"/>
         </w:rPr>
-        <w:t>28. Профессиональная компетентность специалиста-психолога</w:t>
+        <w:t>21. Специфика профессиональной деятельности руководителя</w:t>
       </w:r>
     </w:p>
     <w:p>
@@ -2846,7 +2625,7 @@
           <w:rFonts w:ascii="Times New Roman" w:hAnsi="Times New Roman" w:eastAsia="Times New Roman"/>
           <w:sz w:val="24"/>
         </w:rPr>
-        <w:t>Профессиональная компетентность — способность психолога эффективно выполнять профессиональные задачи на основе знаний, навыков, опыта и соблюдения этических норм.</w:t>
+        <w:t>Руководитель — субъект управления, принимающий решения, организующий работу подчинённых и несущий ответственность за результат.</w:t>
       </w:r>
     </w:p>
     <w:p>
@@ -2859,7 +2638,20 @@
           <w:rFonts w:ascii="Times New Roman" w:hAnsi="Times New Roman" w:eastAsia="Times New Roman"/>
           <w:sz w:val="24"/>
         </w:rPr>
-        <w:t>Она включает:</w:t>
+        <w:t>Функции управления (Файоль): планирование, организация, мотивация (координация), контроль.</w:t>
+      </w:r>
+    </w:p>
+    <w:p>
+      <w:pPr>
+        <w:spacing w:after="80" w:line="276" w:lineRule="auto"/>
+        <w:ind w:firstLine="283"/>
+      </w:pPr>
+      <w:r>
+        <w:rPr>
+          <w:rFonts w:ascii="Times New Roman" w:hAnsi="Times New Roman" w:eastAsia="Times New Roman"/>
+          <w:sz w:val="24"/>
+        </w:rPr>
+        <w:t>Психологическая специфика:</w:t>
       </w:r>
     </w:p>
     <w:p>
@@ -2873,7 +2665,7 @@
           <w:rFonts w:ascii="Times New Roman" w:hAnsi="Times New Roman" w:eastAsia="Times New Roman"/>
           <w:sz w:val="24"/>
         </w:rPr>
-        <w:t>теоретические знания;</w:t>
+        <w:t>постоянное взаимодействие с людьми (разные типы личности, мотивы);</w:t>
       </w:r>
     </w:p>
     <w:p>
@@ -2887,7 +2679,7 @@
           <w:rFonts w:ascii="Times New Roman" w:hAnsi="Times New Roman" w:eastAsia="Times New Roman"/>
           <w:sz w:val="24"/>
         </w:rPr>
-        <w:t>психодиагностические навыки;</w:t>
+        <w:t>принятие решений в условиях неопределённости и дефицита информации;</w:t>
       </w:r>
     </w:p>
     <w:p>
@@ -2901,7 +2693,7 @@
           <w:rFonts w:ascii="Times New Roman" w:hAnsi="Times New Roman" w:eastAsia="Times New Roman"/>
           <w:sz w:val="24"/>
         </w:rPr>
-        <w:t>навыки консультирования;</w:t>
+        <w:t>высокая ответственность за результат и за людей;</w:t>
       </w:r>
     </w:p>
     <w:p>
@@ -2915,7 +2707,7 @@
           <w:rFonts w:ascii="Times New Roman" w:hAnsi="Times New Roman" w:eastAsia="Times New Roman"/>
           <w:sz w:val="24"/>
         </w:rPr>
-        <w:t>коммуникативную компетентность;</w:t>
+        <w:t>эмоциональная нагрузка (конфликты, стресс, критика);</w:t>
       </w:r>
     </w:p>
     <w:p>
@@ -2929,7 +2721,59 @@
           <w:rFonts w:ascii="Times New Roman" w:hAnsi="Times New Roman" w:eastAsia="Times New Roman"/>
           <w:sz w:val="24"/>
         </w:rPr>
-        <w:t>способность анализировать ситуацию;</w:t>
+        <w:t>необходимость совмещать административную и человеческую роли.</w:t>
+      </w:r>
+    </w:p>
+    <w:p>
+      <w:pPr>
+        <w:spacing w:after="80" w:line="276" w:lineRule="auto"/>
+        <w:ind w:firstLine="283"/>
+      </w:pPr>
+      <w:r>
+        <w:rPr>
+          <w:rFonts w:ascii="Times New Roman" w:hAnsi="Times New Roman" w:eastAsia="Times New Roman"/>
+          <w:sz w:val="24"/>
+        </w:rPr>
+        <w:t>Стиль управления (Левин): авторитарный, демократический, либеральный (попустительский).</w:t>
+      </w:r>
+    </w:p>
+    <w:p>
+      <w:pPr>
+        <w:spacing w:before="240" w:after="120"/>
+      </w:pPr>
+      <w:r>
+        <w:rPr>
+          <w:rFonts w:ascii="Times New Roman" w:hAnsi="Times New Roman" w:eastAsia="Times New Roman"/>
+          <w:b/>
+          <w:sz w:val="24"/>
+        </w:rPr>
+        <w:t>22. Психологическая структура управленческой адаптации</w:t>
+      </w:r>
+    </w:p>
+    <w:p>
+      <w:pPr>
+        <w:spacing w:after="80" w:line="276" w:lineRule="auto"/>
+        <w:ind w:firstLine="283"/>
+      </w:pPr>
+      <w:r>
+        <w:rPr>
+          <w:rFonts w:ascii="Times New Roman" w:hAnsi="Times New Roman" w:eastAsia="Times New Roman"/>
+          <w:sz w:val="24"/>
+        </w:rPr>
+        <w:t>Управленческая адаптация — процесс приспособления руководителя к новой должности, коллективу и требованиям управленческой деятельности.</w:t>
+      </w:r>
+    </w:p>
+    <w:p>
+      <w:pPr>
+        <w:spacing w:after="80" w:line="276" w:lineRule="auto"/>
+        <w:ind w:firstLine="283"/>
+      </w:pPr>
+      <w:r>
+        <w:rPr>
+          <w:rFonts w:ascii="Times New Roman" w:hAnsi="Times New Roman" w:eastAsia="Times New Roman"/>
+          <w:sz w:val="24"/>
+        </w:rPr>
+        <w:t>Компоненты:</w:t>
       </w:r>
     </w:p>
     <w:p>
@@ -2943,7 +2787,7 @@
           <w:rFonts w:ascii="Times New Roman" w:hAnsi="Times New Roman" w:eastAsia="Times New Roman"/>
           <w:sz w:val="24"/>
         </w:rPr>
-        <w:t>соблюдение профессиональной этики;</w:t>
+        <w:t>профессиональная — освоение обязанностей, знаний, навыков управления;</w:t>
       </w:r>
     </w:p>
     <w:p>
@@ -2957,7 +2801,7 @@
           <w:rFonts w:ascii="Times New Roman" w:hAnsi="Times New Roman" w:eastAsia="Times New Roman"/>
           <w:sz w:val="24"/>
         </w:rPr>
-        <w:t>умение работать с документацией;</w:t>
+        <w:t>социально-психологическая — установление отношений с коллективом, выстраивание авторитета;</w:t>
       </w:r>
     </w:p>
     <w:p>
@@ -2971,59 +2815,7 @@
           <w:rFonts w:ascii="Times New Roman" w:hAnsi="Times New Roman" w:eastAsia="Times New Roman"/>
           <w:sz w:val="24"/>
         </w:rPr>
-        <w:t>способность к профессиональному саморазвитию.</w:t>
-      </w:r>
-    </w:p>
-    <w:p>
-      <w:pPr>
-        <w:spacing w:after="80" w:line="276" w:lineRule="auto"/>
-        <w:ind w:firstLine="283"/>
-      </w:pPr>
-      <w:r>
-        <w:rPr>
-          <w:rFonts w:ascii="Times New Roman" w:hAnsi="Times New Roman" w:eastAsia="Times New Roman"/>
-          <w:sz w:val="24"/>
-        </w:rPr>
-        <w:t>Особенно важны конфиденциальность, ответственность, компетентность и границы профессиональной деятельности.</w:t>
-      </w:r>
-    </w:p>
-    <w:p>
-      <w:pPr>
-        <w:spacing w:before="240" w:after="120"/>
-      </w:pPr>
-      <w:r>
-        <w:rPr>
-          <w:rFonts w:ascii="Times New Roman" w:hAnsi="Times New Roman" w:eastAsia="Times New Roman"/>
-          <w:b/>
-          <w:sz w:val="24"/>
-        </w:rPr>
-        <w:t>29. Техника ведения бесед с кандидатом на работу</w:t>
-      </w:r>
-    </w:p>
-    <w:p>
-      <w:pPr>
-        <w:spacing w:after="80" w:line="276" w:lineRule="auto"/>
-        <w:ind w:firstLine="283"/>
-      </w:pPr>
-      <w:r>
-        <w:rPr>
-          <w:rFonts w:ascii="Times New Roman" w:hAnsi="Times New Roman" w:eastAsia="Times New Roman"/>
-          <w:sz w:val="24"/>
-        </w:rPr>
-        <w:t>Беседа должна быть структурированной, объективной и связанной с требованиями должности.</w:t>
-      </w:r>
-    </w:p>
-    <w:p>
-      <w:pPr>
-        <w:spacing w:after="80" w:line="276" w:lineRule="auto"/>
-        <w:ind w:firstLine="283"/>
-      </w:pPr>
-      <w:r>
-        <w:rPr>
-          <w:rFonts w:ascii="Times New Roman" w:hAnsi="Times New Roman" w:eastAsia="Times New Roman"/>
-          <w:sz w:val="24"/>
-        </w:rPr>
-        <w:t>Основные этапы:</w:t>
+        <w:t>организационная — усвоение норм, правил, структуры организации;</w:t>
       </w:r>
     </w:p>
     <w:p>
@@ -3037,7 +2829,150 @@
           <w:rFonts w:ascii="Times New Roman" w:hAnsi="Times New Roman" w:eastAsia="Times New Roman"/>
           <w:sz w:val="24"/>
         </w:rPr>
-        <w:t>установление контакта;</w:t>
+        <w:t>психофизиологическая — приспособление к нагрузке, режиму, стрессу.</w:t>
+      </w:r>
+    </w:p>
+    <w:p>
+      <w:pPr>
+        <w:spacing w:after="80" w:line="276" w:lineRule="auto"/>
+        <w:ind w:firstLine="283"/>
+      </w:pPr>
+      <w:r>
+        <w:rPr>
+          <w:rFonts w:ascii="Times New Roman" w:hAnsi="Times New Roman" w:eastAsia="Times New Roman"/>
+          <w:sz w:val="24"/>
+        </w:rPr>
+        <w:t>Стадии адаптации: острый период (1–3 мес.) → адаптация (3–6 мес.) → стабилизация.</w:t>
+      </w:r>
+    </w:p>
+    <w:p>
+      <w:pPr>
+        <w:spacing w:after="80" w:line="276" w:lineRule="auto"/>
+        <w:ind w:firstLine="283"/>
+      </w:pPr>
+      <w:r>
+        <w:rPr>
+          <w:rFonts w:ascii="Times New Roman" w:hAnsi="Times New Roman" w:eastAsia="Times New Roman"/>
+          <w:sz w:val="24"/>
+        </w:rPr>
+        <w:t>Критерии успешной адаптации: уверенное выполнение функций, принятие коллективом, снижение тревожности.</w:t>
+      </w:r>
+    </w:p>
+    <w:p>
+      <w:pPr>
+        <w:spacing w:before="240" w:after="120"/>
+      </w:pPr>
+      <w:r>
+        <w:rPr>
+          <w:rFonts w:ascii="Times New Roman" w:hAnsi="Times New Roman" w:eastAsia="Times New Roman"/>
+          <w:b/>
+          <w:sz w:val="24"/>
+        </w:rPr>
+        <w:t>23. Стресс в деятельности руководителя</w:t>
+      </w:r>
+    </w:p>
+    <w:p>
+      <w:pPr>
+        <w:spacing w:after="80" w:line="276" w:lineRule="auto"/>
+        <w:ind w:firstLine="283"/>
+      </w:pPr>
+      <w:r>
+        <w:rPr>
+          <w:rFonts w:ascii="Times New Roman" w:hAnsi="Times New Roman" w:eastAsia="Times New Roman"/>
+          <w:sz w:val="24"/>
+        </w:rPr>
+        <w:t>Стресс — состояние напряжения, возникающее при превышении требований над ресурсами адаптации (модель Лазаруса).</w:t>
+      </w:r>
+    </w:p>
+    <w:p>
+      <w:pPr>
+        <w:spacing w:after="80" w:line="276" w:lineRule="auto"/>
+        <w:ind w:firstLine="283"/>
+      </w:pPr>
+      <w:r>
+        <w:rPr>
+          <w:rFonts w:ascii="Times New Roman" w:hAnsi="Times New Roman" w:eastAsia="Times New Roman"/>
+          <w:sz w:val="24"/>
+        </w:rPr>
+        <w:t>Стрессоры руководителя: высокая ответственность, дефицит времени, конфликты, необходимость непопулярных решений, информационная перегрузка, ролевая неопределённость.</w:t>
+      </w:r>
+    </w:p>
+    <w:p>
+      <w:pPr>
+        <w:spacing w:after="80" w:line="276" w:lineRule="auto"/>
+        <w:ind w:firstLine="283"/>
+      </w:pPr>
+      <w:r>
+        <w:rPr>
+          <w:rFonts w:ascii="Times New Roman" w:hAnsi="Times New Roman" w:eastAsia="Times New Roman"/>
+          <w:sz w:val="24"/>
+        </w:rPr>
+        <w:t>Фазы реакции (Селье): тревога (мобилизация) → сопротивление (адаптация) → истощение (при длительном воздействии).</w:t>
+      </w:r>
+    </w:p>
+    <w:p>
+      <w:pPr>
+        <w:spacing w:after="80" w:line="276" w:lineRule="auto"/>
+        <w:ind w:firstLine="283"/>
+      </w:pPr>
+      <w:r>
+        <w:rPr>
+          <w:rFonts w:ascii="Times New Roman" w:hAnsi="Times New Roman" w:eastAsia="Times New Roman"/>
+          <w:sz w:val="24"/>
+        </w:rPr>
+        <w:t>Эустресс (положительный) — мобилизует; дистресс (отрицательный) — разрушает здоровье и ведёт к выгоранию.</w:t>
+      </w:r>
+    </w:p>
+    <w:p>
+      <w:pPr>
+        <w:spacing w:after="80" w:line="276" w:lineRule="auto"/>
+        <w:ind w:firstLine="283"/>
+      </w:pPr>
+      <w:r>
+        <w:rPr>
+          <w:rFonts w:ascii="Times New Roman" w:hAnsi="Times New Roman" w:eastAsia="Times New Roman"/>
+          <w:sz w:val="24"/>
+        </w:rPr>
+        <w:t>Профилактика: тайм-менеджмент, делегирование, физическая активность, социальная поддержка, техники релаксации, чёткие границы работы и отдыха.</w:t>
+      </w:r>
+    </w:p>
+    <w:p>
+      <w:pPr>
+        <w:spacing w:before="240" w:after="120"/>
+      </w:pPr>
+      <w:r>
+        <w:rPr>
+          <w:rFonts w:ascii="Times New Roman" w:hAnsi="Times New Roman" w:eastAsia="Times New Roman"/>
+          <w:b/>
+          <w:sz w:val="24"/>
+        </w:rPr>
+        <w:t>24. Управление эмоциональными состояниями</w:t>
+      </w:r>
+    </w:p>
+    <w:p>
+      <w:pPr>
+        <w:spacing w:after="80" w:line="276" w:lineRule="auto"/>
+        <w:ind w:firstLine="283"/>
+      </w:pPr>
+      <w:r>
+        <w:rPr>
+          <w:rFonts w:ascii="Times New Roman" w:hAnsi="Times New Roman" w:eastAsia="Times New Roman"/>
+          <w:sz w:val="24"/>
+        </w:rPr>
+        <w:t>Эмоциональная саморегуляция — способность осознавать, контролировать и конструктивно выражать эмоции.</w:t>
+      </w:r>
+    </w:p>
+    <w:p>
+      <w:pPr>
+        <w:spacing w:after="80" w:line="276" w:lineRule="auto"/>
+        <w:ind w:firstLine="283"/>
+      </w:pPr>
+      <w:r>
+        <w:rPr>
+          <w:rFonts w:ascii="Times New Roman" w:hAnsi="Times New Roman" w:eastAsia="Times New Roman"/>
+          <w:sz w:val="24"/>
+        </w:rPr>
+        <w:t>Методы:</w:t>
       </w:r>
     </w:p>
     <w:p>
@@ -3051,7 +2986,7 @@
           <w:rFonts w:ascii="Times New Roman" w:hAnsi="Times New Roman" w:eastAsia="Times New Roman"/>
           <w:sz w:val="24"/>
         </w:rPr>
-        <w:t>объяснение цели встречи;</w:t>
+        <w:t>когнитивная переоценка — изменение интерпретации ситуации;</w:t>
       </w:r>
     </w:p>
     <w:p>
@@ -3065,7 +3000,7 @@
           <w:rFonts w:ascii="Times New Roman" w:hAnsi="Times New Roman" w:eastAsia="Times New Roman"/>
           <w:sz w:val="24"/>
         </w:rPr>
-        <w:t>сбор информации об образовании и опыте;</w:t>
+        <w:t>дыхательные техники (диафрагмальное дыхание);</w:t>
       </w:r>
     </w:p>
     <w:p>
@@ -3079,7 +3014,7 @@
           <w:rFonts w:ascii="Times New Roman" w:hAnsi="Times New Roman" w:eastAsia="Times New Roman"/>
           <w:sz w:val="24"/>
         </w:rPr>
-        <w:t>выяснение мотивации;</w:t>
+        <w:t>прогрессивная мышечная релаксация (Джекобсон);</w:t>
       </w:r>
     </w:p>
     <w:p>
@@ -3093,7 +3028,7 @@
           <w:rFonts w:ascii="Times New Roman" w:hAnsi="Times New Roman" w:eastAsia="Times New Roman"/>
           <w:sz w:val="24"/>
         </w:rPr>
-        <w:t>вопросы о профессиональных ситуациях;</w:t>
+        <w:t>переключение внимания;</w:t>
       </w:r>
     </w:p>
     <w:p>
@@ -3107,7 +3042,7 @@
           <w:rFonts w:ascii="Times New Roman" w:hAnsi="Times New Roman" w:eastAsia="Times New Roman"/>
           <w:sz w:val="24"/>
         </w:rPr>
-        <w:t>уточнение сильных сторон и трудностей;</w:t>
+        <w:t>физическая разрядка;</w:t>
       </w:r>
     </w:p>
     <w:p>
@@ -3121,7 +3056,7 @@
           <w:rFonts w:ascii="Times New Roman" w:hAnsi="Times New Roman" w:eastAsia="Times New Roman"/>
           <w:sz w:val="24"/>
         </w:rPr>
-        <w:t>ответы кандидату на вопросы;</w:t>
+        <w:t>«я-высказывания» вместо обвинений;</w:t>
       </w:r>
     </w:p>
     <w:p>
@@ -3135,7 +3070,7 @@
           <w:rFonts w:ascii="Times New Roman" w:hAnsi="Times New Roman" w:eastAsia="Times New Roman"/>
           <w:sz w:val="24"/>
         </w:rPr>
-        <w:t>завершение беседы.</w:t>
+        <w:t>планирование и профилактика стрессовых ситуаций.</w:t>
       </w:r>
     </w:p>
     <w:p>
@@ -3148,20 +3083,7 @@
           <w:rFonts w:ascii="Times New Roman" w:hAnsi="Times New Roman" w:eastAsia="Times New Roman"/>
           <w:sz w:val="24"/>
         </w:rPr>
-        <w:t>Важно задавать открытые, нейтральные и уточняющие вопросы, не подсказывать желаемый ответ и не делать выводы только на основании субъективного впечатления.</w:t>
-      </w:r>
-    </w:p>
-    <w:p>
-      <w:pPr>
-        <w:spacing w:before="240" w:after="120"/>
-      </w:pPr>
-      <w:r>
-        <w:rPr>
-          <w:rFonts w:ascii="Times New Roman" w:hAnsi="Times New Roman" w:eastAsia="Times New Roman"/>
-          <w:b/>
-          <w:sz w:val="24"/>
-        </w:rPr>
-        <w:t>30. Методы оценки деловых и личных качеств</w:t>
+        <w:t>Для руководителя критично: эмоции руководителя «заражают» коллектив (эмоциональное заражение).</w:t>
       </w:r>
     </w:p>
     <w:p>
@@ -3174,7 +3096,124 @@
           <w:rFonts w:ascii="Times New Roman" w:hAnsi="Times New Roman" w:eastAsia="Times New Roman"/>
           <w:sz w:val="24"/>
         </w:rPr>
-        <w:t>Используются:</w:t>
+        <w:t>Модель EQ: распознать эмоцию → понять причину → выбрать адекватную реакцию → выразить конструктивно.</w:t>
+      </w:r>
+    </w:p>
+    <w:p>
+      <w:pPr>
+        <w:spacing w:before="240" w:after="120"/>
+      </w:pPr>
+      <w:r>
+        <w:rPr>
+          <w:rFonts w:ascii="Times New Roman" w:hAnsi="Times New Roman" w:eastAsia="Times New Roman"/>
+          <w:b/>
+          <w:sz w:val="24"/>
+        </w:rPr>
+        <w:t>25. Жизненные кризисы и деятельность руководителя</w:t>
+      </w:r>
+    </w:p>
+    <w:p>
+      <w:pPr>
+        <w:spacing w:after="80" w:line="276" w:lineRule="auto"/>
+        <w:ind w:firstLine="283"/>
+      </w:pPr>
+      <w:r>
+        <w:rPr>
+          <w:rFonts w:ascii="Times New Roman" w:hAnsi="Times New Roman" w:eastAsia="Times New Roman"/>
+          <w:sz w:val="24"/>
+        </w:rPr>
+        <w:t>Жизненный кризис — переломный период, требующий пересмотра целей, ролей и способов деятельности (Э. Эриксон, возрастные кризисы).</w:t>
+      </w:r>
+    </w:p>
+    <w:p>
+      <w:pPr>
+        <w:spacing w:after="80" w:line="276" w:lineRule="auto"/>
+        <w:ind w:firstLine="283"/>
+      </w:pPr>
+      <w:r>
+        <w:rPr>
+          <w:rFonts w:ascii="Times New Roman" w:hAnsi="Times New Roman" w:eastAsia="Times New Roman"/>
+          <w:sz w:val="24"/>
+        </w:rPr>
+        <w:t>Причины у руководителя: повышение/понижение, смена организации, выгорание, развод, болезнь, потеря близких, «потолок» карьеры.</w:t>
+      </w:r>
+    </w:p>
+    <w:p>
+      <w:pPr>
+        <w:spacing w:after="80" w:line="276" w:lineRule="auto"/>
+        <w:ind w:firstLine="283"/>
+      </w:pPr>
+      <w:r>
+        <w:rPr>
+          <w:rFonts w:ascii="Times New Roman" w:hAnsi="Times New Roman" w:eastAsia="Times New Roman"/>
+          <w:sz w:val="24"/>
+        </w:rPr>
+        <w:t>Стадии переживания кризиса: шок → отрицание → осознание → поиск решений → адаптация (или застревание).</w:t>
+      </w:r>
+    </w:p>
+    <w:p>
+      <w:pPr>
+        <w:spacing w:after="80" w:line="276" w:lineRule="auto"/>
+        <w:ind w:firstLine="283"/>
+      </w:pPr>
+      <w:r>
+        <w:rPr>
+          <w:rFonts w:ascii="Times New Roman" w:hAnsi="Times New Roman" w:eastAsia="Times New Roman"/>
+          <w:sz w:val="24"/>
+        </w:rPr>
+        <w:t>Кризис может быть точкой роста (антикризисное развитие) или деградации — зависит от ресурсов и поддержки.</w:t>
+      </w:r>
+    </w:p>
+    <w:p>
+      <w:pPr>
+        <w:spacing w:after="80" w:line="276" w:lineRule="auto"/>
+        <w:ind w:firstLine="283"/>
+      </w:pPr>
+      <w:r>
+        <w:rPr>
+          <w:rFonts w:ascii="Times New Roman" w:hAnsi="Times New Roman" w:eastAsia="Times New Roman"/>
+          <w:sz w:val="24"/>
+        </w:rPr>
+        <w:t>Рекомендации: не принимать кардинальных решений в остром периоде; обратиться за поддержкой (психолог, коуч, близкие); восстановить режим и физическое здоровье.</w:t>
+      </w:r>
+    </w:p>
+    <w:p>
+      <w:pPr>
+        <w:spacing w:before="240" w:after="120"/>
+      </w:pPr>
+      <w:r>
+        <w:rPr>
+          <w:rFonts w:ascii="Times New Roman" w:hAnsi="Times New Roman" w:eastAsia="Times New Roman"/>
+          <w:b/>
+          <w:sz w:val="24"/>
+        </w:rPr>
+        <w:t>26. Положение о психологической службе предприятия</w:t>
+      </w:r>
+    </w:p>
+    <w:p>
+      <w:pPr>
+        <w:spacing w:after="80" w:line="276" w:lineRule="auto"/>
+        <w:ind w:firstLine="283"/>
+      </w:pPr>
+      <w:r>
+        <w:rPr>
+          <w:rFonts w:ascii="Times New Roman" w:hAnsi="Times New Roman" w:eastAsia="Times New Roman"/>
+          <w:sz w:val="24"/>
+        </w:rPr>
+        <w:t>Положение — локальный нормативный акт, регламентирующий деятельность психологической службы в организации.</w:t>
+      </w:r>
+    </w:p>
+    <w:p>
+      <w:pPr>
+        <w:spacing w:after="80" w:line="276" w:lineRule="auto"/>
+        <w:ind w:firstLine="283"/>
+      </w:pPr>
+      <w:r>
+        <w:rPr>
+          <w:rFonts w:ascii="Times New Roman" w:hAnsi="Times New Roman" w:eastAsia="Times New Roman"/>
+          <w:sz w:val="24"/>
+        </w:rPr>
+        <w:t>Обязательные разделы:</w:t>
       </w:r>
     </w:p>
     <w:p>
@@ -3188,7 +3227,7 @@
           <w:rFonts w:ascii="Times New Roman" w:hAnsi="Times New Roman" w:eastAsia="Times New Roman"/>
           <w:sz w:val="24"/>
         </w:rPr>
-        <w:t>интервью;</w:t>
+        <w:t>общие положения (цели, задачи, правовая основа);</w:t>
       </w:r>
     </w:p>
     <w:p>
@@ -3202,7 +3241,7 @@
           <w:rFonts w:ascii="Times New Roman" w:hAnsi="Times New Roman" w:eastAsia="Times New Roman"/>
           <w:sz w:val="24"/>
         </w:rPr>
-        <w:t>наблюдение;</w:t>
+        <w:t>структура и подчинённость службы;</w:t>
       </w:r>
     </w:p>
     <w:p>
@@ -3216,7 +3255,7 @@
           <w:rFonts w:ascii="Times New Roman" w:hAnsi="Times New Roman" w:eastAsia="Times New Roman"/>
           <w:sz w:val="24"/>
         </w:rPr>
-        <w:t>профессиональные тесты;</w:t>
+        <w:t>функции и направления работы;</w:t>
       </w:r>
     </w:p>
     <w:p>
@@ -3230,7 +3269,7 @@
           <w:rFonts w:ascii="Times New Roman" w:hAnsi="Times New Roman" w:eastAsia="Times New Roman"/>
           <w:sz w:val="24"/>
         </w:rPr>
-        <w:t>личностные опросники;</w:t>
+        <w:t>права и обязанности психолога;</w:t>
       </w:r>
     </w:p>
     <w:p>
@@ -3244,7 +3283,7 @@
           <w:rFonts w:ascii="Times New Roman" w:hAnsi="Times New Roman" w:eastAsia="Times New Roman"/>
           <w:sz w:val="24"/>
         </w:rPr>
-        <w:t>ситуационные задания;</w:t>
+        <w:t>порядок взаимодействия с руководством и подразделениями;</w:t>
       </w:r>
     </w:p>
     <w:p>
@@ -3258,7 +3297,7 @@
           <w:rFonts w:ascii="Times New Roman" w:hAnsi="Times New Roman" w:eastAsia="Times New Roman"/>
           <w:sz w:val="24"/>
         </w:rPr>
-        <w:t>деловые игры;</w:t>
+        <w:t>правила обработки и хранения психологической информации;</w:t>
       </w:r>
     </w:p>
     <w:p>
@@ -3272,7 +3311,7 @@
           <w:rFonts w:ascii="Times New Roman" w:hAnsi="Times New Roman" w:eastAsia="Times New Roman"/>
           <w:sz w:val="24"/>
         </w:rPr>
-        <w:t>анализ биографических данных;</w:t>
+        <w:t>принципы конфиденциальности и этики;</w:t>
       </w:r>
     </w:p>
     <w:p>
@@ -3286,7 +3325,46 @@
           <w:rFonts w:ascii="Times New Roman" w:hAnsi="Times New Roman" w:eastAsia="Times New Roman"/>
           <w:sz w:val="24"/>
         </w:rPr>
-        <w:t>оценка результатов деятельности;</w:t>
+        <w:t>порядок оказания психологической помощи.</w:t>
+      </w:r>
+    </w:p>
+    <w:p>
+      <w:pPr>
+        <w:spacing w:after="80" w:line="276" w:lineRule="auto"/>
+        <w:ind w:firstLine="283"/>
+      </w:pPr>
+      <w:r>
+        <w:rPr>
+          <w:rFonts w:ascii="Times New Roman" w:hAnsi="Times New Roman" w:eastAsia="Times New Roman"/>
+          <w:sz w:val="24"/>
+        </w:rPr>
+        <w:t>Положение утверждается руководителем организации и является основой для организации работы психолога.</w:t>
+      </w:r>
+    </w:p>
+    <w:p>
+      <w:pPr>
+        <w:spacing w:before="240" w:after="120"/>
+      </w:pPr>
+      <w:r>
+        <w:rPr>
+          <w:rFonts w:ascii="Times New Roman" w:hAnsi="Times New Roman" w:eastAsia="Times New Roman"/>
+          <w:b/>
+          <w:sz w:val="24"/>
+        </w:rPr>
+        <w:t>27. Психологическая служба организации: основные функции и направления работы</w:t>
+      </w:r>
+    </w:p>
+    <w:p>
+      <w:pPr>
+        <w:spacing w:after="80" w:line="276" w:lineRule="auto"/>
+        <w:ind w:firstLine="283"/>
+      </w:pPr>
+      <w:r>
+        <w:rPr>
+          <w:rFonts w:ascii="Times New Roman" w:hAnsi="Times New Roman" w:eastAsia="Times New Roman"/>
+          <w:sz w:val="24"/>
+        </w:rPr>
+        <w:t>Функции психологической службы:</w:t>
       </w:r>
     </w:p>
     <w:p>
@@ -3300,46 +3378,7 @@
           <w:rFonts w:ascii="Times New Roman" w:hAnsi="Times New Roman" w:eastAsia="Times New Roman"/>
           <w:sz w:val="24"/>
         </w:rPr>
-        <w:t>ассессмент-центр.</w:t>
-      </w:r>
-    </w:p>
-    <w:p>
-      <w:pPr>
-        <w:spacing w:after="80" w:line="276" w:lineRule="auto"/>
-        <w:ind w:firstLine="283"/>
-      </w:pPr>
-      <w:r>
-        <w:rPr>
-          <w:rFonts w:ascii="Times New Roman" w:hAnsi="Times New Roman" w:eastAsia="Times New Roman"/>
-          <w:sz w:val="24"/>
-        </w:rPr>
-        <w:t>Наиболее надёжная оценка достигается не одним методом, а комплексом взаимодополняющих методов, соответствующих требованиям должности.</w:t>
-      </w:r>
-    </w:p>
-    <w:p>
-      <w:pPr>
-        <w:spacing w:before="240" w:after="120"/>
-      </w:pPr>
-      <w:r>
-        <w:rPr>
-          <w:rFonts w:ascii="Times New Roman" w:hAnsi="Times New Roman" w:eastAsia="Times New Roman"/>
-          <w:b/>
-          <w:sz w:val="24"/>
-        </w:rPr>
-        <w:t>31. Классификация методов групповой психокоррекционной работы в организации</w:t>
-      </w:r>
-    </w:p>
-    <w:p>
-      <w:pPr>
-        <w:spacing w:after="80" w:line="276" w:lineRule="auto"/>
-        <w:ind w:firstLine="283"/>
-      </w:pPr>
-      <w:r>
-        <w:rPr>
-          <w:rFonts w:ascii="Times New Roman" w:hAnsi="Times New Roman" w:eastAsia="Times New Roman"/>
-          <w:sz w:val="24"/>
-        </w:rPr>
-        <w:t>Основные методы:</w:t>
+        <w:t>диагностическая — изучение личности, климата, профессионального стресса;</w:t>
       </w:r>
     </w:p>
     <w:p>
@@ -3353,7 +3392,7 @@
           <w:rFonts w:ascii="Times New Roman" w:hAnsi="Times New Roman" w:eastAsia="Times New Roman"/>
           <w:sz w:val="24"/>
         </w:rPr>
-        <w:t>дискуссионные — групповое обсуждение проблем;</w:t>
+        <w:t>консультативная — индивидуальная и групповая помощь сотрудникам и руководителям;</w:t>
       </w:r>
     </w:p>
     <w:p>
@@ -3367,7 +3406,7 @@
           <w:rFonts w:ascii="Times New Roman" w:hAnsi="Times New Roman" w:eastAsia="Times New Roman"/>
           <w:sz w:val="24"/>
         </w:rPr>
-        <w:t>игровые — ролевые и деловые игры;</w:t>
+        <w:t>профилактическая — предупреждение конфликтов, стресса, выгорания;</w:t>
       </w:r>
     </w:p>
     <w:p>
@@ -3381,7 +3420,7 @@
           <w:rFonts w:ascii="Times New Roman" w:hAnsi="Times New Roman" w:eastAsia="Times New Roman"/>
           <w:sz w:val="24"/>
         </w:rPr>
-        <w:t>тренинговые — развитие конкретных навыков;</w:t>
+        <w:t>коррекционно-развивающая — тренинги, развитие коммуникативных и управленческих навыков;</w:t>
       </w:r>
     </w:p>
     <w:p>
@@ -3395,7 +3434,7 @@
           <w:rFonts w:ascii="Times New Roman" w:hAnsi="Times New Roman" w:eastAsia="Times New Roman"/>
           <w:sz w:val="24"/>
         </w:rPr>
-        <w:t>методы группового решения проблем;</w:t>
+        <w:t>просветительская — лекции, семинары по психологической грамотности;</w:t>
       </w:r>
     </w:p>
     <w:p>
@@ -3409,7 +3448,59 @@
           <w:rFonts w:ascii="Times New Roman" w:hAnsi="Times New Roman" w:eastAsia="Times New Roman"/>
           <w:sz w:val="24"/>
         </w:rPr>
-        <w:t>арт-терапевтические и творческие методы — при соответствующей профессиональной подготовке;</w:t>
+        <w:t>экспертная — участие в подборе, аттестации, оценке персонала.</w:t>
+      </w:r>
+    </w:p>
+    <w:p>
+      <w:pPr>
+        <w:spacing w:after="80" w:line="276" w:lineRule="auto"/>
+        <w:ind w:firstLine="283"/>
+      </w:pPr>
+      <w:r>
+        <w:rPr>
+          <w:rFonts w:ascii="Times New Roman" w:hAnsi="Times New Roman" w:eastAsia="Times New Roman"/>
+          <w:sz w:val="24"/>
+        </w:rPr>
+        <w:t>Направления: подбор и адаптация, оценка климата, командообразование, профилактика выгорания, консультирование руководителей, кризисная помощь.</w:t>
+      </w:r>
+    </w:p>
+    <w:p>
+      <w:pPr>
+        <w:spacing w:before="240" w:after="120"/>
+      </w:pPr>
+      <w:r>
+        <w:rPr>
+          <w:rFonts w:ascii="Times New Roman" w:hAnsi="Times New Roman" w:eastAsia="Times New Roman"/>
+          <w:b/>
+          <w:sz w:val="24"/>
+        </w:rPr>
+        <w:t>28. Профессиональная компетентность специалиста-психолога</w:t>
+      </w:r>
+    </w:p>
+    <w:p>
+      <w:pPr>
+        <w:spacing w:after="80" w:line="276" w:lineRule="auto"/>
+        <w:ind w:firstLine="283"/>
+      </w:pPr>
+      <w:r>
+        <w:rPr>
+          <w:rFonts w:ascii="Times New Roman" w:hAnsi="Times New Roman" w:eastAsia="Times New Roman"/>
+          <w:sz w:val="24"/>
+        </w:rPr>
+        <w:t>Профессиональная компетентность — интегральное качество, включающее знания, умения, личностные качества и этическую ответственность.</w:t>
+      </w:r>
+    </w:p>
+    <w:p>
+      <w:pPr>
+        <w:spacing w:after="80" w:line="276" w:lineRule="auto"/>
+        <w:ind w:firstLine="283"/>
+      </w:pPr>
+      <w:r>
+        <w:rPr>
+          <w:rFonts w:ascii="Times New Roman" w:hAnsi="Times New Roman" w:eastAsia="Times New Roman"/>
+          <w:sz w:val="24"/>
+        </w:rPr>
+        <w:t>Компоненты:</w:t>
       </w:r>
     </w:p>
     <w:p>
@@ -3423,163 +3514,7 @@
           <w:rFonts w:ascii="Times New Roman" w:hAnsi="Times New Roman" w:eastAsia="Times New Roman"/>
           <w:sz w:val="24"/>
         </w:rPr>
-        <w:t>методы обратной связи и групповой рефлексии.</w:t>
-      </w:r>
-    </w:p>
-    <w:p>
-      <w:pPr>
-        <w:spacing w:after="80" w:line="276" w:lineRule="auto"/>
-        <w:ind w:firstLine="283"/>
-      </w:pPr>
-      <w:r>
-        <w:rPr>
-          <w:rFonts w:ascii="Times New Roman" w:hAnsi="Times New Roman" w:eastAsia="Times New Roman"/>
-          <w:sz w:val="24"/>
-        </w:rPr>
-        <w:t>В организации чаще всего применяются тренинги коммуникации, лидерства, командообразования, управления конфликтами и стрессом.</w:t>
-      </w:r>
-    </w:p>
-    <w:p>
-      <w:pPr>
-        <w:spacing w:before="240" w:after="120"/>
-      </w:pPr>
-      <w:r>
-        <w:rPr>
-          <w:rFonts w:ascii="Times New Roman" w:hAnsi="Times New Roman" w:eastAsia="Times New Roman"/>
-          <w:b/>
-          <w:sz w:val="24"/>
-        </w:rPr>
-        <w:t>32. Профессиональная позиция психолога-консультанта в организации</w:t>
-      </w:r>
-    </w:p>
-    <w:p>
-      <w:pPr>
-        <w:spacing w:after="80" w:line="276" w:lineRule="auto"/>
-        <w:ind w:firstLine="283"/>
-      </w:pPr>
-      <w:r>
-        <w:rPr>
-          <w:rFonts w:ascii="Times New Roman" w:hAnsi="Times New Roman" w:eastAsia="Times New Roman"/>
-          <w:sz w:val="24"/>
-        </w:rPr>
-        <w:t>Психолог-консультант должен занимать профессиональную, этичную и относительно нейтральную позицию.</w:t>
-      </w:r>
-    </w:p>
-    <w:p>
-      <w:pPr>
-        <w:spacing w:after="80" w:line="276" w:lineRule="auto"/>
-        <w:ind w:firstLine="283"/>
-      </w:pPr>
-      <w:r>
-        <w:rPr>
-          <w:rFonts w:ascii="Times New Roman" w:hAnsi="Times New Roman" w:eastAsia="Times New Roman"/>
-          <w:sz w:val="24"/>
-        </w:rPr>
-        <w:t>Он не должен становиться на сторону одного сотрудника в организационном конфликте и не должен превращаться в инструмент давления руководства.</w:t>
-      </w:r>
-    </w:p>
-    <w:p>
-      <w:pPr>
-        <w:spacing w:after="80" w:line="276" w:lineRule="auto"/>
-        <w:ind w:firstLine="283"/>
-      </w:pPr>
-      <w:r>
-        <w:rPr>
-          <w:rFonts w:ascii="Times New Roman" w:hAnsi="Times New Roman" w:eastAsia="Times New Roman"/>
-          <w:sz w:val="24"/>
-        </w:rPr>
-        <w:t>Основные принципы: конфиденциальность, добровольность, компетентность, уважение личности, профессиональные границы и ответственность.</w:t>
-      </w:r>
-    </w:p>
-    <w:p>
-      <w:pPr>
-        <w:spacing w:before="240" w:after="120"/>
-      </w:pPr>
-      <w:r>
-        <w:rPr>
-          <w:rFonts w:ascii="Times New Roman" w:hAnsi="Times New Roman" w:eastAsia="Times New Roman"/>
-          <w:b/>
-          <w:sz w:val="24"/>
-        </w:rPr>
-        <w:t>33. Схема консультационного взаимодействия психолога и клиента в организации</w:t>
-      </w:r>
-    </w:p>
-    <w:p>
-      <w:pPr>
-        <w:spacing w:after="80" w:line="276" w:lineRule="auto"/>
-        <w:ind w:firstLine="283"/>
-      </w:pPr>
-      <w:r>
-        <w:rPr>
-          <w:rFonts w:ascii="Times New Roman" w:hAnsi="Times New Roman" w:eastAsia="Times New Roman"/>
-          <w:sz w:val="24"/>
-        </w:rPr>
-        <w:t>Основные этапы:</w:t>
-      </w:r>
-    </w:p>
-    <w:p>
-      <w:pPr>
-        <w:spacing w:after="80" w:line="276" w:lineRule="auto"/>
-        <w:ind w:firstLine="283"/>
-      </w:pPr>
-      <w:r>
-        <w:rPr>
-          <w:rFonts w:ascii="Times New Roman" w:hAnsi="Times New Roman" w:eastAsia="Times New Roman"/>
-          <w:sz w:val="24"/>
-        </w:rPr>
-        <w:t>установление контакта → формулирование проблемы → сбор информации → анализ ситуации → определение целей → выработка вариантов решения → выбор клиентом подходящего варианта → план действий → оценка результата.</w:t>
-      </w:r>
-    </w:p>
-    <w:p>
-      <w:pPr>
-        <w:spacing w:after="80" w:line="276" w:lineRule="auto"/>
-        <w:ind w:firstLine="283"/>
-      </w:pPr>
-      <w:r>
-        <w:rPr>
-          <w:rFonts w:ascii="Times New Roman" w:hAnsi="Times New Roman" w:eastAsia="Times New Roman"/>
-          <w:sz w:val="24"/>
-        </w:rPr>
-        <w:t>Психолог не принимает решение вместо клиента, а помогает ему лучше понять ситуацию и найти конструктивное решение.</w:t>
-      </w:r>
-    </w:p>
-    <w:p>
-      <w:pPr>
-        <w:spacing w:before="240" w:after="120"/>
-      </w:pPr>
-      <w:r>
-        <w:rPr>
-          <w:rFonts w:ascii="Times New Roman" w:hAnsi="Times New Roman" w:eastAsia="Times New Roman"/>
-          <w:b/>
-          <w:sz w:val="24"/>
-        </w:rPr>
-        <w:t>34. Синдром «профессионального выгорания» в организациях</w:t>
-      </w:r>
-    </w:p>
-    <w:p>
-      <w:pPr>
-        <w:spacing w:after="80" w:line="276" w:lineRule="auto"/>
-        <w:ind w:firstLine="283"/>
-      </w:pPr>
-      <w:r>
-        <w:rPr>
-          <w:rFonts w:ascii="Times New Roman" w:hAnsi="Times New Roman" w:eastAsia="Times New Roman"/>
-          <w:sz w:val="24"/>
-        </w:rPr>
-        <w:t>Профессиональное выгорание — состояние физического и эмоционального истощения, связанное с длительным воздействием профессионального стресса.</w:t>
-      </w:r>
-    </w:p>
-    <w:p>
-      <w:pPr>
-        <w:spacing w:after="80" w:line="276" w:lineRule="auto"/>
-        <w:ind w:firstLine="283"/>
-      </w:pPr>
-      <w:r>
-        <w:rPr>
-          <w:rFonts w:ascii="Times New Roman" w:hAnsi="Times New Roman" w:eastAsia="Times New Roman"/>
-          <w:sz w:val="24"/>
-        </w:rPr>
-        <w:t>Классически выделяют три компонента:</w:t>
+        <w:t>теоретическая подготовка (знание школ, методов, закономерностей);</w:t>
       </w:r>
     </w:p>
     <w:p>
@@ -3593,7 +3528,7 @@
           <w:rFonts w:ascii="Times New Roman" w:hAnsi="Times New Roman" w:eastAsia="Times New Roman"/>
           <w:sz w:val="24"/>
         </w:rPr>
-        <w:t>эмоциональное истощение;</w:t>
+        <w:t>психодиагностические навыки (выбор, проведение, интерпретация методик);</w:t>
       </w:r>
     </w:p>
     <w:p>
@@ -3607,7 +3542,7 @@
           <w:rFonts w:ascii="Times New Roman" w:hAnsi="Times New Roman" w:eastAsia="Times New Roman"/>
           <w:sz w:val="24"/>
         </w:rPr>
-        <w:t>деперсонализация/цинизм;</w:t>
+        <w:t>консультативные навыки (ведение беседы, установление контакта);</w:t>
       </w:r>
     </w:p>
     <w:p>
@@ -3621,72 +3556,7 @@
           <w:rFonts w:ascii="Times New Roman" w:hAnsi="Times New Roman" w:eastAsia="Times New Roman"/>
           <w:sz w:val="24"/>
         </w:rPr>
-        <w:t>снижение профессиональной эффективности.</w:t>
-      </w:r>
-    </w:p>
-    <w:p>
-      <w:pPr>
-        <w:spacing w:after="80" w:line="276" w:lineRule="auto"/>
-        <w:ind w:firstLine="283"/>
-      </w:pPr>
-      <w:r>
-        <w:rPr>
-          <w:rFonts w:ascii="Times New Roman" w:hAnsi="Times New Roman" w:eastAsia="Times New Roman"/>
-          <w:sz w:val="24"/>
-        </w:rPr>
-        <w:t>Факторы риска: хроническая перегрузка, отсутствие контроля, недостаток признания, конфликты, несправедливость, отсутствие поддержки и дисбаланс между требованиями и ресурсами.</w:t>
-      </w:r>
-    </w:p>
-    <w:p>
-      <w:pPr>
-        <w:spacing w:after="80" w:line="276" w:lineRule="auto"/>
-        <w:ind w:firstLine="283"/>
-      </w:pPr>
-      <w:r>
-        <w:rPr>
-          <w:rFonts w:ascii="Times New Roman" w:hAnsi="Times New Roman" w:eastAsia="Times New Roman"/>
-          <w:sz w:val="24"/>
-        </w:rPr>
-        <w:t>Профилактика: управление нагрузкой, восстановление, поддержка, улучшение условий труда и своевременная психологическая помощь.</w:t>
-      </w:r>
-    </w:p>
-    <w:p>
-      <w:pPr>
-        <w:spacing w:before="240" w:after="120"/>
-      </w:pPr>
-      <w:r>
-        <w:rPr>
-          <w:rFonts w:ascii="Times New Roman" w:hAnsi="Times New Roman" w:eastAsia="Times New Roman"/>
-          <w:b/>
-          <w:sz w:val="24"/>
-        </w:rPr>
-        <w:t>35. Содержание, структура и основные проявления выгорания у менеджеров и персонала</w:t>
-      </w:r>
-    </w:p>
-    <w:p>
-      <w:pPr>
-        <w:spacing w:after="80" w:line="276" w:lineRule="auto"/>
-        <w:ind w:firstLine="283"/>
-      </w:pPr>
-      <w:r>
-        <w:rPr>
-          <w:rFonts w:ascii="Times New Roman" w:hAnsi="Times New Roman" w:eastAsia="Times New Roman"/>
-          <w:sz w:val="24"/>
-        </w:rPr>
-        <w:t>У менеджеров риск выгорания связан с ответственностью, постоянным принятием решений, управлением людьми и высокой неопределённостью.</w:t>
-      </w:r>
-    </w:p>
-    <w:p>
-      <w:pPr>
-        <w:spacing w:after="80" w:line="276" w:lineRule="auto"/>
-        <w:ind w:firstLine="283"/>
-      </w:pPr>
-      <w:r>
-        <w:rPr>
-          <w:rFonts w:ascii="Times New Roman" w:hAnsi="Times New Roman" w:eastAsia="Times New Roman"/>
-          <w:sz w:val="24"/>
-        </w:rPr>
-        <w:t>Основные проявления:</w:t>
+        <w:t>коммуникативная компетентность (эмпатия, активное слушание);</w:t>
       </w:r>
     </w:p>
     <w:p>
@@ -3700,7 +3570,7 @@
           <w:rFonts w:ascii="Times New Roman" w:hAnsi="Times New Roman" w:eastAsia="Times New Roman"/>
           <w:sz w:val="24"/>
         </w:rPr>
-        <w:t>хроническая усталость;</w:t>
+        <w:t>рефлексия и саморазвитие;</w:t>
       </w:r>
     </w:p>
     <w:p>
@@ -3714,7 +3584,59 @@
           <w:rFonts w:ascii="Times New Roman" w:hAnsi="Times New Roman" w:eastAsia="Times New Roman"/>
           <w:sz w:val="24"/>
         </w:rPr>
-        <w:t>раздражительность;</w:t>
+        <w:t>знание этического кодекса психолога.</w:t>
+      </w:r>
+    </w:p>
+    <w:p>
+      <w:pPr>
+        <w:spacing w:after="80" w:line="276" w:lineRule="auto"/>
+        <w:ind w:firstLine="283"/>
+      </w:pPr>
+      <w:r>
+        <w:rPr>
+          <w:rFonts w:ascii="Times New Roman" w:hAnsi="Times New Roman" w:eastAsia="Times New Roman"/>
+          <w:sz w:val="24"/>
+        </w:rPr>
+        <w:t>Ключевые этические принципы: конфиденциальность, компетентность, непричинение вреда, уважение автономии клиента, профессиональные границы.</w:t>
+      </w:r>
+    </w:p>
+    <w:p>
+      <w:pPr>
+        <w:spacing w:before="240" w:after="120"/>
+      </w:pPr>
+      <w:r>
+        <w:rPr>
+          <w:rFonts w:ascii="Times New Roman" w:hAnsi="Times New Roman" w:eastAsia="Times New Roman"/>
+          <w:b/>
+          <w:sz w:val="24"/>
+        </w:rPr>
+        <w:t>29. Техника ведения бесед с кандидатом на работу</w:t>
+      </w:r>
+    </w:p>
+    <w:p>
+      <w:pPr>
+        <w:spacing w:after="80" w:line="276" w:lineRule="auto"/>
+        <w:ind w:firstLine="283"/>
+      </w:pPr>
+      <w:r>
+        <w:rPr>
+          <w:rFonts w:ascii="Times New Roman" w:hAnsi="Times New Roman" w:eastAsia="Times New Roman"/>
+          <w:sz w:val="24"/>
+        </w:rPr>
+        <w:t>Цель: объективная оценка соответствия кандидата требованиям должности.</w:t>
+      </w:r>
+    </w:p>
+    <w:p>
+      <w:pPr>
+        <w:spacing w:after="80" w:line="276" w:lineRule="auto"/>
+        <w:ind w:firstLine="283"/>
+      </w:pPr>
+      <w:r>
+        <w:rPr>
+          <w:rFonts w:ascii="Times New Roman" w:hAnsi="Times New Roman" w:eastAsia="Times New Roman"/>
+          <w:sz w:val="24"/>
+        </w:rPr>
+        <w:t>Этапы:</w:t>
       </w:r>
     </w:p>
     <w:p>
@@ -3728,7 +3650,7 @@
           <w:rFonts w:ascii="Times New Roman" w:hAnsi="Times New Roman" w:eastAsia="Times New Roman"/>
           <w:sz w:val="24"/>
         </w:rPr>
-        <w:t>снижение мотивации;</w:t>
+        <w:t>установление контакта (приветствие, small talk, снятие напряжения);</w:t>
       </w:r>
     </w:p>
     <w:p>
@@ -3742,7 +3664,7 @@
           <w:rFonts w:ascii="Times New Roman" w:hAnsi="Times New Roman" w:eastAsia="Times New Roman"/>
           <w:sz w:val="24"/>
         </w:rPr>
-        <w:t>эмоциональное дистанцирование от работы;</w:t>
+        <w:t>объяснение структуры и цели беседы;</w:t>
       </w:r>
     </w:p>
     <w:p>
@@ -3756,7 +3678,7 @@
           <w:rFonts w:ascii="Times New Roman" w:hAnsi="Times New Roman" w:eastAsia="Times New Roman"/>
           <w:sz w:val="24"/>
         </w:rPr>
-        <w:t>циничное отношение к коллегам или клиентам;</w:t>
+        <w:t>сбор информации: образование, опыт, навыки (открытые вопросы);</w:t>
       </w:r>
     </w:p>
     <w:p>
@@ -3770,7 +3692,7 @@
           <w:rFonts w:ascii="Times New Roman" w:hAnsi="Times New Roman" w:eastAsia="Times New Roman"/>
           <w:sz w:val="24"/>
         </w:rPr>
-        <w:t>снижение продуктивности;</w:t>
+        <w:t>поведенческие вопросы: «Расскажите о ситуации, когда...»;</w:t>
       </w:r>
     </w:p>
     <w:p>
@@ -3784,124 +3706,7 @@
           <w:rFonts w:ascii="Times New Roman" w:hAnsi="Times New Roman" w:eastAsia="Times New Roman"/>
           <w:sz w:val="24"/>
         </w:rPr>
-        <w:t>нарушения сна и общего самочувствия.</w:t>
-      </w:r>
-    </w:p>
-    <w:p>
-      <w:pPr>
-        <w:spacing w:after="80" w:line="276" w:lineRule="auto"/>
-        <w:ind w:firstLine="283"/>
-      </w:pPr>
-      <w:r>
-        <w:rPr>
-          <w:rFonts w:ascii="Times New Roman" w:hAnsi="Times New Roman" w:eastAsia="Times New Roman"/>
-          <w:sz w:val="24"/>
-        </w:rPr>
-        <w:t>Профилактика должна включать не только работу с самим сотрудником, но и изменение организационных факторов, вызывающих хронический стресс.</w:t>
-      </w:r>
-    </w:p>
-    <w:p>
-      <w:pPr>
-        <w:spacing w:before="240" w:after="120"/>
-      </w:pPr>
-      <w:r>
-        <w:rPr>
-          <w:rFonts w:ascii="Times New Roman" w:hAnsi="Times New Roman" w:eastAsia="Times New Roman"/>
-          <w:b/>
-          <w:sz w:val="24"/>
-        </w:rPr>
-        <w:t>36. Психология управления как самостоятельная отрасль прикладной психологии</w:t>
-      </w:r>
-    </w:p>
-    <w:p>
-      <w:pPr>
-        <w:spacing w:after="80" w:line="276" w:lineRule="auto"/>
-        <w:ind w:firstLine="283"/>
-      </w:pPr>
-      <w:r>
-        <w:rPr>
-          <w:rFonts w:ascii="Times New Roman" w:hAnsi="Times New Roman" w:eastAsia="Times New Roman"/>
-          <w:sz w:val="24"/>
-        </w:rPr>
-        <w:t>Психология управления — отрасль психологии, изучающая психологические закономерности управленческой деятельности, взаимодействия руководителей и сотрудников, функционирования групп и организаций.</w:t>
-      </w:r>
-    </w:p>
-    <w:p>
-      <w:pPr>
-        <w:spacing w:after="80" w:line="276" w:lineRule="auto"/>
-        <w:ind w:firstLine="283"/>
-      </w:pPr>
-      <w:r>
-        <w:rPr>
-          <w:rFonts w:ascii="Times New Roman" w:hAnsi="Times New Roman" w:eastAsia="Times New Roman"/>
-          <w:sz w:val="24"/>
-        </w:rPr>
-        <w:t>Предмет — психологические закономерности управления.</w:t>
-      </w:r>
-    </w:p>
-    <w:p>
-      <w:pPr>
-        <w:spacing w:after="80" w:line="276" w:lineRule="auto"/>
-        <w:ind w:firstLine="283"/>
-      </w:pPr>
-      <w:r>
-        <w:rPr>
-          <w:rFonts w:ascii="Times New Roman" w:hAnsi="Times New Roman" w:eastAsia="Times New Roman"/>
-          <w:sz w:val="24"/>
-        </w:rPr>
-        <w:t>Объект — люди, группы и процессы управления в организации.</w:t>
-      </w:r>
-    </w:p>
-    <w:p>
-      <w:pPr>
-        <w:spacing w:after="80" w:line="276" w:lineRule="auto"/>
-        <w:ind w:firstLine="283"/>
-      </w:pPr>
-      <w:r>
-        <w:rPr>
-          <w:rFonts w:ascii="Times New Roman" w:hAnsi="Times New Roman" w:eastAsia="Times New Roman"/>
-          <w:sz w:val="24"/>
-        </w:rPr>
-        <w:t>Субъект управления — руководитель или управленческая система; объект управления — сотрудники, группы, организационные процессы.</w:t>
-      </w:r>
-    </w:p>
-    <w:p>
-      <w:pPr>
-        <w:spacing w:after="80" w:line="276" w:lineRule="auto"/>
-        <w:ind w:firstLine="283"/>
-      </w:pPr>
-      <w:r>
-        <w:rPr>
-          <w:rFonts w:ascii="Times New Roman" w:hAnsi="Times New Roman" w:eastAsia="Times New Roman"/>
-          <w:sz w:val="24"/>
-        </w:rPr>
-        <w:t>Задачи: повышение эффективности управления, оптимизация взаимодействия, мотивации, лидерства, принятия решений, профилактика конфликтов и обеспечение психологического благополучия персонала.</w:t>
-      </w:r>
-    </w:p>
-    <w:p>
-      <w:pPr>
-        <w:spacing w:before="240" w:after="120"/>
-      </w:pPr>
-      <w:r>
-        <w:rPr>
-          <w:rFonts w:ascii="Times New Roman" w:hAnsi="Times New Roman" w:eastAsia="Times New Roman"/>
-          <w:b/>
-          <w:sz w:val="24"/>
-        </w:rPr>
-        <w:t>37. Особенности управленческой деятельности. Уровни управленческой деятельности</w:t>
-      </w:r>
-    </w:p>
-    <w:p>
-      <w:pPr>
-        <w:spacing w:after="80" w:line="276" w:lineRule="auto"/>
-        <w:ind w:firstLine="283"/>
-      </w:pPr>
-      <w:r>
-        <w:rPr>
-          <w:rFonts w:ascii="Times New Roman" w:hAnsi="Times New Roman" w:eastAsia="Times New Roman"/>
-          <w:sz w:val="24"/>
-        </w:rPr>
-        <w:t>Управленческая деятельность отличается:</w:t>
+        <w:t>оценка мотивации: «Почему эта должность? Что вас привлекает?»;</w:t>
       </w:r>
     </w:p>
     <w:p>
@@ -3915,7 +3720,7 @@
           <w:rFonts w:ascii="Times New Roman" w:hAnsi="Times New Roman" w:eastAsia="Times New Roman"/>
           <w:sz w:val="24"/>
         </w:rPr>
-        <w:t>высокой ответственностью;</w:t>
+        <w:t>выявление сильных сторон и зон развития;</w:t>
       </w:r>
     </w:p>
     <w:p>
@@ -3929,7 +3734,7 @@
           <w:rFonts w:ascii="Times New Roman" w:hAnsi="Times New Roman" w:eastAsia="Times New Roman"/>
           <w:sz w:val="24"/>
         </w:rPr>
-        <w:t>необходимостью принимать решения;</w:t>
+        <w:t>ответы на вопросы кандидата;</w:t>
       </w:r>
     </w:p>
     <w:p>
@@ -3943,7 +3748,46 @@
           <w:rFonts w:ascii="Times New Roman" w:hAnsi="Times New Roman" w:eastAsia="Times New Roman"/>
           <w:sz w:val="24"/>
         </w:rPr>
-        <w:t>работой с людьми;</w:t>
+        <w:t>завершение: сроки обратной связи, благодарность.</w:t>
+      </w:r>
+    </w:p>
+    <w:p>
+      <w:pPr>
+        <w:spacing w:after="80" w:line="276" w:lineRule="auto"/>
+        <w:ind w:firstLine="283"/>
+      </w:pPr>
+      <w:r>
+        <w:rPr>
+          <w:rFonts w:ascii="Times New Roman" w:hAnsi="Times New Roman" w:eastAsia="Times New Roman"/>
+          <w:sz w:val="24"/>
+        </w:rPr>
+        <w:t>Правила: не подсказывать ответы; задавать одинаковые вопросы всем кандидатам; не делать выводы только по первому впечатлению; фиксировать ответы.</w:t>
+      </w:r>
+    </w:p>
+    <w:p>
+      <w:pPr>
+        <w:spacing w:before="240" w:after="120"/>
+      </w:pPr>
+      <w:r>
+        <w:rPr>
+          <w:rFonts w:ascii="Times New Roman" w:hAnsi="Times New Roman" w:eastAsia="Times New Roman"/>
+          <w:b/>
+          <w:sz w:val="24"/>
+        </w:rPr>
+        <w:t>30. Методы оценки деловых и личных качеств</w:t>
+      </w:r>
+    </w:p>
+    <w:p>
+      <w:pPr>
+        <w:spacing w:after="80" w:line="276" w:lineRule="auto"/>
+        <w:ind w:firstLine="283"/>
+      </w:pPr>
+      <w:r>
+        <w:rPr>
+          <w:rFonts w:ascii="Times New Roman" w:hAnsi="Times New Roman" w:eastAsia="Times New Roman"/>
+          <w:sz w:val="24"/>
+        </w:rPr>
+        <w:t>Методы оценки персонала:</w:t>
       </w:r>
     </w:p>
     <w:p>
@@ -3957,7 +3801,7 @@
           <w:rFonts w:ascii="Times New Roman" w:hAnsi="Times New Roman" w:eastAsia="Times New Roman"/>
           <w:sz w:val="24"/>
         </w:rPr>
-        <w:t>дефицитом времени;</w:t>
+        <w:t>интервью (структурированное, полуструктурированное, ситуационное);</w:t>
       </w:r>
     </w:p>
     <w:p>
@@ -3971,7 +3815,7 @@
           <w:rFonts w:ascii="Times New Roman" w:hAnsi="Times New Roman" w:eastAsia="Times New Roman"/>
           <w:sz w:val="24"/>
         </w:rPr>
-        <w:t>неопределённостью;</w:t>
+        <w:t>психологическое тестирование (личностные опросники: 16PF Кеттелла, MMPI, «Большая пятёрка»);</w:t>
       </w:r>
     </w:p>
     <w:p>
@@ -3985,20 +3829,7 @@
           <w:rFonts w:ascii="Times New Roman" w:hAnsi="Times New Roman" w:eastAsia="Times New Roman"/>
           <w:sz w:val="24"/>
         </w:rPr>
-        <w:t>необходимостью координировать ресурсы.</w:t>
-      </w:r>
-    </w:p>
-    <w:p>
-      <w:pPr>
-        <w:spacing w:after="80" w:line="276" w:lineRule="auto"/>
-        <w:ind w:firstLine="283"/>
-      </w:pPr>
-      <w:r>
-        <w:rPr>
-          <w:rFonts w:ascii="Times New Roman" w:hAnsi="Times New Roman" w:eastAsia="Times New Roman"/>
-          <w:sz w:val="24"/>
-        </w:rPr>
-        <w:t>Традиционно выделяют:</w:t>
+        <w:t>тесты способностей и профессиональных навыков;</w:t>
       </w:r>
     </w:p>
     <w:p>
@@ -4012,7 +3843,7 @@
           <w:rFonts w:ascii="Times New Roman" w:hAnsi="Times New Roman" w:eastAsia="Times New Roman"/>
           <w:sz w:val="24"/>
         </w:rPr>
-        <w:t>высший уровень — стратегическое управление;</w:t>
+        <w:t>ситуационные задачи (кейсы);</w:t>
       </w:r>
     </w:p>
     <w:p>
@@ -4026,7 +3857,7 @@
           <w:rFonts w:ascii="Times New Roman" w:hAnsi="Times New Roman" w:eastAsia="Times New Roman"/>
           <w:sz w:val="24"/>
         </w:rPr>
-        <w:t>средний уровень — тактическое управление;</w:t>
+        <w:t>деловые и ролевые игры;</w:t>
       </w:r>
     </w:p>
     <w:p>
@@ -4040,59 +3871,7 @@
           <w:rFonts w:ascii="Times New Roman" w:hAnsi="Times New Roman" w:eastAsia="Times New Roman"/>
           <w:sz w:val="24"/>
         </w:rPr>
-        <w:t>низовой уровень — оперативное управление.</w:t>
-      </w:r>
-    </w:p>
-    <w:p>
-      <w:pPr>
-        <w:spacing w:after="80" w:line="276" w:lineRule="auto"/>
-        <w:ind w:firstLine="283"/>
-      </w:pPr>
-      <w:r>
-        <w:rPr>
-          <w:rFonts w:ascii="Times New Roman" w:hAnsi="Times New Roman" w:eastAsia="Times New Roman"/>
-          <w:sz w:val="24"/>
-        </w:rPr>
-        <w:t>Чем выше уровень, тем больше значение имеют стратегическое мышление, прогнозирование и ответственность за организацию в целом.</w:t>
-      </w:r>
-    </w:p>
-    <w:p>
-      <w:pPr>
-        <w:spacing w:before="240" w:after="120"/>
-      </w:pPr>
-      <w:r>
-        <w:rPr>
-          <w:rFonts w:ascii="Times New Roman" w:hAnsi="Times New Roman" w:eastAsia="Times New Roman"/>
-          <w:b/>
-          <w:sz w:val="24"/>
-        </w:rPr>
-        <w:t>38. Роль Хоторнского эксперимента в становлении психологии управления</w:t>
-      </w:r>
-    </w:p>
-    <w:p>
-      <w:pPr>
-        <w:spacing w:after="80" w:line="276" w:lineRule="auto"/>
-        <w:ind w:firstLine="283"/>
-      </w:pPr>
-      <w:r>
-        <w:rPr>
-          <w:rFonts w:ascii="Times New Roman" w:hAnsi="Times New Roman" w:eastAsia="Times New Roman"/>
-          <w:sz w:val="24"/>
-        </w:rPr>
-        <w:t>Хоторнские исследования на предприятиях Western Electric показали важность социально-психологических факторов в трудовой деятельности.</w:t>
-      </w:r>
-    </w:p>
-    <w:p>
-      <w:pPr>
-        <w:spacing w:after="80" w:line="276" w:lineRule="auto"/>
-        <w:ind w:firstLine="283"/>
-      </w:pPr>
-      <w:r>
-        <w:rPr>
-          <w:rFonts w:ascii="Times New Roman" w:hAnsi="Times New Roman" w:eastAsia="Times New Roman"/>
-          <w:sz w:val="24"/>
-        </w:rPr>
-        <w:t>Исследования способствовали развитию представления о том, что производительность зависит не только от физических условий и оплаты, но и от:</w:t>
+        <w:t>наблюдение в естественных условиях;</w:t>
       </w:r>
     </w:p>
     <w:p>
@@ -4106,7 +3885,7 @@
           <w:rFonts w:ascii="Times New Roman" w:hAnsi="Times New Roman" w:eastAsia="Times New Roman"/>
           <w:sz w:val="24"/>
         </w:rPr>
-        <w:t>отношений в коллективе;</w:t>
+        <w:t>анализ биографических данных (резюме, рекомендации);</w:t>
       </w:r>
     </w:p>
     <w:p>
@@ -4120,7 +3899,72 @@
           <w:rFonts w:ascii="Times New Roman" w:hAnsi="Times New Roman" w:eastAsia="Times New Roman"/>
           <w:sz w:val="24"/>
         </w:rPr>
-        <w:t>внимания руководства;</w:t>
+        <w:t>ассессмент-центр — комплексная оценка в имитации рабочих ситуаций.</w:t>
+      </w:r>
+    </w:p>
+    <w:p>
+      <w:pPr>
+        <w:spacing w:after="80" w:line="276" w:lineRule="auto"/>
+        <w:ind w:firstLine="283"/>
+      </w:pPr>
+      <w:r>
+        <w:rPr>
+          <w:rFonts w:ascii="Times New Roman" w:hAnsi="Times New Roman" w:eastAsia="Times New Roman"/>
+          <w:sz w:val="24"/>
+        </w:rPr>
+        <w:t>Принцип: комплексная оценка несколькими методами повышает достоверность (валидность).</w:t>
+      </w:r>
+    </w:p>
+    <w:p>
+      <w:pPr>
+        <w:spacing w:after="80" w:line="276" w:lineRule="auto"/>
+        <w:ind w:firstLine="283"/>
+      </w:pPr>
+      <w:r>
+        <w:rPr>
+          <w:rFonts w:ascii="Times New Roman" w:hAnsi="Times New Roman" w:eastAsia="Times New Roman"/>
+          <w:sz w:val="24"/>
+        </w:rPr>
+        <w:t>Один метод даёт ограниченную картину; тесты дополняют, но не заменяют интервью.</w:t>
+      </w:r>
+    </w:p>
+    <w:p>
+      <w:pPr>
+        <w:spacing w:before="240" w:after="120"/>
+      </w:pPr>
+      <w:r>
+        <w:rPr>
+          <w:rFonts w:ascii="Times New Roman" w:hAnsi="Times New Roman" w:eastAsia="Times New Roman"/>
+          <w:b/>
+          <w:sz w:val="24"/>
+        </w:rPr>
+        <w:t>31. Классификация методов групповой психокоррекционной работы в организации</w:t>
+      </w:r>
+    </w:p>
+    <w:p>
+      <w:pPr>
+        <w:spacing w:after="80" w:line="276" w:lineRule="auto"/>
+        <w:ind w:firstLine="283"/>
+      </w:pPr>
+      <w:r>
+        <w:rPr>
+          <w:rFonts w:ascii="Times New Roman" w:hAnsi="Times New Roman" w:eastAsia="Times New Roman"/>
+          <w:sz w:val="24"/>
+        </w:rPr>
+        <w:t>Групповая психокоррекция — целенаправленное воздействие на группу для развития навыков и улучшения климата.</w:t>
+      </w:r>
+    </w:p>
+    <w:p>
+      <w:pPr>
+        <w:spacing w:after="80" w:line="276" w:lineRule="auto"/>
+        <w:ind w:firstLine="283"/>
+      </w:pPr>
+      <w:r>
+        <w:rPr>
+          <w:rFonts w:ascii="Times New Roman" w:hAnsi="Times New Roman" w:eastAsia="Times New Roman"/>
+          <w:sz w:val="24"/>
+        </w:rPr>
+        <w:t>Методы:</w:t>
       </w:r>
     </w:p>
     <w:p>
@@ -4134,7 +3978,7 @@
           <w:rFonts w:ascii="Times New Roman" w:hAnsi="Times New Roman" w:eastAsia="Times New Roman"/>
           <w:sz w:val="24"/>
         </w:rPr>
-        <w:t>групповых норм;</w:t>
+        <w:t>тренинговые — отработка конкретных навыков (коммуникация, лидерство, управление конфликтами, стрессом);</w:t>
       </w:r>
     </w:p>
     <w:p>
@@ -4148,7 +3992,7 @@
           <w:rFonts w:ascii="Times New Roman" w:hAnsi="Times New Roman" w:eastAsia="Times New Roman"/>
           <w:sz w:val="24"/>
         </w:rPr>
-        <w:t>чувства принадлежности;</w:t>
+        <w:t>дискуссионные — групповое обсуждение проблем, мозговой штурм;</w:t>
       </w:r>
     </w:p>
     <w:p>
@@ -4162,46 +4006,7 @@
           <w:rFonts w:ascii="Times New Roman" w:hAnsi="Times New Roman" w:eastAsia="Times New Roman"/>
           <w:sz w:val="24"/>
         </w:rPr>
-        <w:t>характера взаимодействия работников.</w:t>
-      </w:r>
-    </w:p>
-    <w:p>
-      <w:pPr>
-        <w:spacing w:after="80" w:line="276" w:lineRule="auto"/>
-        <w:ind w:firstLine="283"/>
-      </w:pPr>
-      <w:r>
-        <w:rPr>
-          <w:rFonts w:ascii="Times New Roman" w:hAnsi="Times New Roman" w:eastAsia="Times New Roman"/>
-          <w:sz w:val="24"/>
-        </w:rPr>
-        <w:t>Это стало одним из оснований развития школы человеческих отношений и социально-психологического подхода к управлению.</w:t>
-      </w:r>
-    </w:p>
-    <w:p>
-      <w:pPr>
-        <w:spacing w:before="240" w:after="120"/>
-      </w:pPr>
-      <w:r>
-        <w:rPr>
-          <w:rFonts w:ascii="Times New Roman" w:hAnsi="Times New Roman" w:eastAsia="Times New Roman"/>
-          <w:b/>
-          <w:sz w:val="24"/>
-        </w:rPr>
-        <w:t>39. Принципы управления Файоля</w:t>
-      </w:r>
-    </w:p>
-    <w:p>
-      <w:pPr>
-        <w:spacing w:after="80" w:line="276" w:lineRule="auto"/>
-        <w:ind w:firstLine="283"/>
-      </w:pPr>
-      <w:r>
-        <w:rPr>
-          <w:rFonts w:ascii="Times New Roman" w:hAnsi="Times New Roman" w:eastAsia="Times New Roman"/>
-          <w:sz w:val="24"/>
-        </w:rPr>
-        <w:t>Анри Файоль сформулировал 14 принципов управления:</w:t>
+        <w:t>игровые — ролевые и деловые игры (моделирование рабочих ситуаций);</w:t>
       </w:r>
     </w:p>
     <w:p>
@@ -4215,7 +4020,7 @@
           <w:rFonts w:ascii="Times New Roman" w:hAnsi="Times New Roman" w:eastAsia="Times New Roman"/>
           <w:sz w:val="24"/>
         </w:rPr>
-        <w:t>разделение труда;</w:t>
+        <w:t>методы группового решения проблем;</w:t>
       </w:r>
     </w:p>
     <w:p>
@@ -4229,7 +4034,7 @@
           <w:rFonts w:ascii="Times New Roman" w:hAnsi="Times New Roman" w:eastAsia="Times New Roman"/>
           <w:sz w:val="24"/>
         </w:rPr>
-        <w:t>власть и ответственность;</w:t>
+        <w:t>арт-терапия, психодрама (при квалификации специалиста);</w:t>
       </w:r>
     </w:p>
     <w:p>
@@ -4243,7 +4048,59 @@
           <w:rFonts w:ascii="Times New Roman" w:hAnsi="Times New Roman" w:eastAsia="Times New Roman"/>
           <w:sz w:val="24"/>
         </w:rPr>
-        <w:t>дисциплина;</w:t>
+        <w:t>групповая рефлексия и обратная связь.</w:t>
+      </w:r>
+    </w:p>
+    <w:p>
+      <w:pPr>
+        <w:spacing w:after="80" w:line="276" w:lineRule="auto"/>
+        <w:ind w:firstLine="283"/>
+      </w:pPr>
+      <w:r>
+        <w:rPr>
+          <w:rFonts w:ascii="Times New Roman" w:hAnsi="Times New Roman" w:eastAsia="Times New Roman"/>
+          <w:sz w:val="24"/>
+        </w:rPr>
+        <w:t>В организациях наиболее востребованы: тренинги коммуникации, командообразования, управления конфликтами и профилактики выгорания.</w:t>
+      </w:r>
+    </w:p>
+    <w:p>
+      <w:pPr>
+        <w:spacing w:before="240" w:after="120"/>
+      </w:pPr>
+      <w:r>
+        <w:rPr>
+          <w:rFonts w:ascii="Times New Roman" w:hAnsi="Times New Roman" w:eastAsia="Times New Roman"/>
+          <w:b/>
+          <w:sz w:val="24"/>
+        </w:rPr>
+        <w:t>32. Профессиональная позиция психолога-консультанта в организации</w:t>
+      </w:r>
+    </w:p>
+    <w:p>
+      <w:pPr>
+        <w:spacing w:after="80" w:line="276" w:lineRule="auto"/>
+        <w:ind w:firstLine="283"/>
+      </w:pPr>
+      <w:r>
+        <w:rPr>
+          <w:rFonts w:ascii="Times New Roman" w:hAnsi="Times New Roman" w:eastAsia="Times New Roman"/>
+          <w:sz w:val="24"/>
+        </w:rPr>
+        <w:t>Психолог-консультант занимает нейтральную, профессиональную позицию — не адвокат сотрудника и не инструмент руководства.</w:t>
+      </w:r>
+    </w:p>
+    <w:p>
+      <w:pPr>
+        <w:spacing w:after="80" w:line="276" w:lineRule="auto"/>
+        <w:ind w:firstLine="283"/>
+      </w:pPr>
+      <w:r>
+        <w:rPr>
+          <w:rFonts w:ascii="Times New Roman" w:hAnsi="Times New Roman" w:eastAsia="Times New Roman"/>
+          <w:sz w:val="24"/>
+        </w:rPr>
+        <w:t>Принципы:</w:t>
       </w:r>
     </w:p>
     <w:p>
@@ -4257,7 +4114,7 @@
           <w:rFonts w:ascii="Times New Roman" w:hAnsi="Times New Roman" w:eastAsia="Times New Roman"/>
           <w:sz w:val="24"/>
         </w:rPr>
-        <w:t>единство распорядительства;</w:t>
+        <w:t>конфиденциальность — информация не передаётся без согласия клиента (кроме угрозы жизни);</w:t>
       </w:r>
     </w:p>
     <w:p>
@@ -4271,7 +4128,7 @@
           <w:rFonts w:ascii="Times New Roman" w:hAnsi="Times New Roman" w:eastAsia="Times New Roman"/>
           <w:sz w:val="24"/>
         </w:rPr>
-        <w:t>единство руководства;</w:t>
+        <w:t>добровольность — обращение по собственной инициативе;</w:t>
       </w:r>
     </w:p>
     <w:p>
@@ -4285,7 +4142,7 @@
           <w:rFonts w:ascii="Times New Roman" w:hAnsi="Times New Roman" w:eastAsia="Times New Roman"/>
           <w:sz w:val="24"/>
         </w:rPr>
-        <w:t>подчинение личных интересов общим;</w:t>
+        <w:t>компетентность — работа в рамках квалификации;</w:t>
       </w:r>
     </w:p>
     <w:p>
@@ -4299,7 +4156,7 @@
           <w:rFonts w:ascii="Times New Roman" w:hAnsi="Times New Roman" w:eastAsia="Times New Roman"/>
           <w:sz w:val="24"/>
         </w:rPr>
-        <w:t>вознаграждение;</w:t>
+        <w:t>уважение автономии — клиент сам принимает решения;</w:t>
       </w:r>
     </w:p>
     <w:p>
@@ -4313,7 +4170,7 @@
           <w:rFonts w:ascii="Times New Roman" w:hAnsi="Times New Roman" w:eastAsia="Times New Roman"/>
           <w:sz w:val="24"/>
         </w:rPr>
-        <w:t>централизация;</w:t>
+        <w:t>профессиональные границы — не двойные отношения, не личная дружба;</w:t>
       </w:r>
     </w:p>
     <w:p>
@@ -4327,7 +4184,202 @@
           <w:rFonts w:ascii="Times New Roman" w:hAnsi="Times New Roman" w:eastAsia="Times New Roman"/>
           <w:sz w:val="24"/>
         </w:rPr>
-        <w:t>скалярная цепь;</w:t>
+        <w:t>беспристрастность — одинаковое отношение ко всем.</w:t>
+      </w:r>
+    </w:p>
+    <w:p>
+      <w:pPr>
+        <w:spacing w:after="80" w:line="276" w:lineRule="auto"/>
+        <w:ind w:firstLine="283"/>
+      </w:pPr>
+      <w:r>
+        <w:rPr>
+          <w:rFonts w:ascii="Times New Roman" w:hAnsi="Times New Roman" w:eastAsia="Times New Roman"/>
+          <w:sz w:val="24"/>
+        </w:rPr>
+        <w:t>Психолог помогает клиенту разобраться в ситуации, а не решает за него и не наказывает.</w:t>
+      </w:r>
+    </w:p>
+    <w:p>
+      <w:pPr>
+        <w:spacing w:before="240" w:after="120"/>
+      </w:pPr>
+      <w:r>
+        <w:rPr>
+          <w:rFonts w:ascii="Times New Roman" w:hAnsi="Times New Roman" w:eastAsia="Times New Roman"/>
+          <w:b/>
+          <w:sz w:val="24"/>
+        </w:rPr>
+        <w:t>33. Схема консультационного взаимодействия психолога и клиента в организации</w:t>
+      </w:r>
+    </w:p>
+    <w:p>
+      <w:pPr>
+        <w:spacing w:after="80" w:line="276" w:lineRule="auto"/>
+        <w:ind w:firstLine="283"/>
+      </w:pPr>
+      <w:r>
+        <w:rPr>
+          <w:rFonts w:ascii="Times New Roman" w:hAnsi="Times New Roman" w:eastAsia="Times New Roman"/>
+          <w:sz w:val="24"/>
+        </w:rPr>
+        <w:t>Этапы консультации:</w:t>
+      </w:r>
+    </w:p>
+    <w:p>
+      <w:pPr>
+        <w:spacing w:after="80" w:line="276" w:lineRule="auto"/>
+        <w:ind w:firstLine="283"/>
+      </w:pPr>
+      <w:r>
+        <w:rPr>
+          <w:rFonts w:ascii="Times New Roman" w:hAnsi="Times New Roman" w:eastAsia="Times New Roman"/>
+          <w:sz w:val="24"/>
+        </w:rPr>
+        <w:t>1. Установление контакта — создание доверительной атмосферы.</w:t>
+      </w:r>
+    </w:p>
+    <w:p>
+      <w:pPr>
+        <w:spacing w:after="80" w:line="276" w:lineRule="auto"/>
+        <w:ind w:firstLine="283"/>
+      </w:pPr>
+      <w:r>
+        <w:rPr>
+          <w:rFonts w:ascii="Times New Roman" w:hAnsi="Times New Roman" w:eastAsia="Times New Roman"/>
+          <w:sz w:val="24"/>
+        </w:rPr>
+        <w:t>2. Формулирование запроса — определение проблемы своими словами клиента.</w:t>
+      </w:r>
+    </w:p>
+    <w:p>
+      <w:pPr>
+        <w:spacing w:after="80" w:line="276" w:lineRule="auto"/>
+        <w:ind w:firstLine="283"/>
+      </w:pPr>
+      <w:r>
+        <w:rPr>
+          <w:rFonts w:ascii="Times New Roman" w:hAnsi="Times New Roman" w:eastAsia="Times New Roman"/>
+          <w:sz w:val="24"/>
+        </w:rPr>
+        <w:t>3. Сбор информации — уточнение ситуации, контекста, ресурсов.</w:t>
+      </w:r>
+    </w:p>
+    <w:p>
+      <w:pPr>
+        <w:spacing w:after="80" w:line="276" w:lineRule="auto"/>
+        <w:ind w:firstLine="283"/>
+      </w:pPr>
+      <w:r>
+        <w:rPr>
+          <w:rFonts w:ascii="Times New Roman" w:hAnsi="Times New Roman" w:eastAsia="Times New Roman"/>
+          <w:sz w:val="24"/>
+        </w:rPr>
+        <w:t>4. Анализ — выявление причин, паттернов, ограничений.</w:t>
+      </w:r>
+    </w:p>
+    <w:p>
+      <w:pPr>
+        <w:spacing w:after="80" w:line="276" w:lineRule="auto"/>
+        <w:ind w:firstLine="283"/>
+      </w:pPr>
+      <w:r>
+        <w:rPr>
+          <w:rFonts w:ascii="Times New Roman" w:hAnsi="Times New Roman" w:eastAsia="Times New Roman"/>
+          <w:sz w:val="24"/>
+        </w:rPr>
+        <w:t>5. Определение целей — чего хочет достичь клиент.</w:t>
+      </w:r>
+    </w:p>
+    <w:p>
+      <w:pPr>
+        <w:spacing w:after="80" w:line="276" w:lineRule="auto"/>
+        <w:ind w:firstLine="283"/>
+      </w:pPr>
+      <w:r>
+        <w:rPr>
+          <w:rFonts w:ascii="Times New Roman" w:hAnsi="Times New Roman" w:eastAsia="Times New Roman"/>
+          <w:sz w:val="24"/>
+        </w:rPr>
+        <w:t>6. Генерация вариантов — совместный поиск решений.</w:t>
+      </w:r>
+    </w:p>
+    <w:p>
+      <w:pPr>
+        <w:spacing w:after="80" w:line="276" w:lineRule="auto"/>
+        <w:ind w:firstLine="283"/>
+      </w:pPr>
+      <w:r>
+        <w:rPr>
+          <w:rFonts w:ascii="Times New Roman" w:hAnsi="Times New Roman" w:eastAsia="Times New Roman"/>
+          <w:sz w:val="24"/>
+        </w:rPr>
+        <w:t>7. Выбор и план действий — клиент выбирает вариант, составляется план.</w:t>
+      </w:r>
+    </w:p>
+    <w:p>
+      <w:pPr>
+        <w:spacing w:after="80" w:line="276" w:lineRule="auto"/>
+        <w:ind w:firstLine="283"/>
+      </w:pPr>
+      <w:r>
+        <w:rPr>
+          <w:rFonts w:ascii="Times New Roman" w:hAnsi="Times New Roman" w:eastAsia="Times New Roman"/>
+          <w:sz w:val="24"/>
+        </w:rPr>
+        <w:t>8. Оценка результата — на следующей встрече: что получилось, что нет.</w:t>
+      </w:r>
+    </w:p>
+    <w:p>
+      <w:pPr>
+        <w:spacing w:after="80" w:line="276" w:lineRule="auto"/>
+        <w:ind w:firstLine="283"/>
+      </w:pPr>
+      <w:r>
+        <w:rPr>
+          <w:rFonts w:ascii="Times New Roman" w:hAnsi="Times New Roman" w:eastAsia="Times New Roman"/>
+          <w:sz w:val="24"/>
+        </w:rPr>
+        <w:t>Ключевой принцип: психолог — фасилитатор, решение принимает клиент.</w:t>
+      </w:r>
+    </w:p>
+    <w:p>
+      <w:pPr>
+        <w:spacing w:before="240" w:after="120"/>
+      </w:pPr>
+      <w:r>
+        <w:rPr>
+          <w:rFonts w:ascii="Times New Roman" w:hAnsi="Times New Roman" w:eastAsia="Times New Roman"/>
+          <w:b/>
+          <w:sz w:val="24"/>
+        </w:rPr>
+        <w:t>34. Синдром «профессионального выгорания» в организациях</w:t>
+      </w:r>
+    </w:p>
+    <w:p>
+      <w:pPr>
+        <w:spacing w:after="80" w:line="276" w:lineRule="auto"/>
+        <w:ind w:firstLine="283"/>
+      </w:pPr>
+      <w:r>
+        <w:rPr>
+          <w:rFonts w:ascii="Times New Roman" w:hAnsi="Times New Roman" w:eastAsia="Times New Roman"/>
+          <w:sz w:val="24"/>
+        </w:rPr>
+        <w:t>Профессиональное выгорание (К. Маслач) — синдром эмоционального, физического и ментального истощения вследствие хронического стресса на работе.</w:t>
+      </w:r>
+    </w:p>
+    <w:p>
+      <w:pPr>
+        <w:spacing w:after="80" w:line="276" w:lineRule="auto"/>
+        <w:ind w:firstLine="283"/>
+      </w:pPr>
+      <w:r>
+        <w:rPr>
+          <w:rFonts w:ascii="Times New Roman" w:hAnsi="Times New Roman" w:eastAsia="Times New Roman"/>
+          <w:sz w:val="24"/>
+        </w:rPr>
+        <w:t>Три компонента (опросник MBI):</w:t>
       </w:r>
     </w:p>
     <w:p>
@@ -4341,7 +4393,7 @@
           <w:rFonts w:ascii="Times New Roman" w:hAnsi="Times New Roman" w:eastAsia="Times New Roman"/>
           <w:sz w:val="24"/>
         </w:rPr>
-        <w:t>порядок;</w:t>
+        <w:t>эмоциональное истощение — чувство опустошённости, усталости;</w:t>
       </w:r>
     </w:p>
     <w:p>
@@ -4355,7 +4407,7 @@
           <w:rFonts w:ascii="Times New Roman" w:hAnsi="Times New Roman" w:eastAsia="Times New Roman"/>
           <w:sz w:val="24"/>
         </w:rPr>
-        <w:t>справедливость;</w:t>
+        <w:t>деперсонализация (цинизм) — отстранённое, безразличное отношение к клиентам/коллегам;</w:t>
       </w:r>
     </w:p>
     <w:p>
@@ -4369,7 +4421,72 @@
           <w:rFonts w:ascii="Times New Roman" w:hAnsi="Times New Roman" w:eastAsia="Times New Roman"/>
           <w:sz w:val="24"/>
         </w:rPr>
-        <w:t>стабильность персонала;</w:t>
+        <w:t>редукция личных достижений — ощущение некомпетентности, снижение самооценки.</w:t>
+      </w:r>
+    </w:p>
+    <w:p>
+      <w:pPr>
+        <w:spacing w:after="80" w:line="276" w:lineRule="auto"/>
+        <w:ind w:firstLine="283"/>
+      </w:pPr>
+      <w:r>
+        <w:rPr>
+          <w:rFonts w:ascii="Times New Roman" w:hAnsi="Times New Roman" w:eastAsia="Times New Roman"/>
+          <w:sz w:val="24"/>
+        </w:rPr>
+        <w:t>Факторы риска: перегрузка, отсутствие контроля, несправедливость, конфликт ценностей, низкая социальная поддержка.</w:t>
+      </w:r>
+    </w:p>
+    <w:p>
+      <w:pPr>
+        <w:spacing w:after="80" w:line="276" w:lineRule="auto"/>
+        <w:ind w:firstLine="283"/>
+      </w:pPr>
+      <w:r>
+        <w:rPr>
+          <w:rFonts w:ascii="Times New Roman" w:hAnsi="Times New Roman" w:eastAsia="Times New Roman"/>
+          <w:sz w:val="24"/>
+        </w:rPr>
+        <w:t>Отличие от усталости: выгорание не проходит после отдыха.</w:t>
+      </w:r>
+    </w:p>
+    <w:p>
+      <w:pPr>
+        <w:spacing w:before="240" w:after="120"/>
+      </w:pPr>
+      <w:r>
+        <w:rPr>
+          <w:rFonts w:ascii="Times New Roman" w:hAnsi="Times New Roman" w:eastAsia="Times New Roman"/>
+          <w:b/>
+          <w:sz w:val="24"/>
+        </w:rPr>
+        <w:t>35. Содержание, структура и основные проявления выгорания у менеджеров и персонала</w:t>
+      </w:r>
+    </w:p>
+    <w:p>
+      <w:pPr>
+        <w:spacing w:after="80" w:line="276" w:lineRule="auto"/>
+        <w:ind w:firstLine="283"/>
+      </w:pPr>
+      <w:r>
+        <w:rPr>
+          <w:rFonts w:ascii="Times New Roman" w:hAnsi="Times New Roman" w:eastAsia="Times New Roman"/>
+          <w:sz w:val="24"/>
+        </w:rPr>
+        <w:t>У менеджеров повышенный риск из-за: постоянных решений, ответственности за людей, конфликтов, эмоционального давления, размытых границ работы.</w:t>
+      </w:r>
+    </w:p>
+    <w:p>
+      <w:pPr>
+        <w:spacing w:after="80" w:line="276" w:lineRule="auto"/>
+        <w:ind w:firstLine="283"/>
+      </w:pPr>
+      <w:r>
+        <w:rPr>
+          <w:rFonts w:ascii="Times New Roman" w:hAnsi="Times New Roman" w:eastAsia="Times New Roman"/>
+          <w:sz w:val="24"/>
+        </w:rPr>
+        <w:t>Проявления:</w:t>
       </w:r>
     </w:p>
     <w:p>
@@ -4383,7 +4500,7 @@
           <w:rFonts w:ascii="Times New Roman" w:hAnsi="Times New Roman" w:eastAsia="Times New Roman"/>
           <w:sz w:val="24"/>
         </w:rPr>
-        <w:t>инициатива;</w:t>
+        <w:t>хроническая усталость, не снимаемая отдыхом;</w:t>
       </w:r>
     </w:p>
     <w:p>
@@ -4397,46 +4514,7 @@
           <w:rFonts w:ascii="Times New Roman" w:hAnsi="Times New Roman" w:eastAsia="Times New Roman"/>
           <w:sz w:val="24"/>
         </w:rPr>
-        <w:t>корпоративный дух.</w:t>
-      </w:r>
-    </w:p>
-    <w:p>
-      <w:pPr>
-        <w:spacing w:after="80" w:line="276" w:lineRule="auto"/>
-        <w:ind w:firstLine="283"/>
-      </w:pPr>
-      <w:r>
-        <w:rPr>
-          <w:rFonts w:ascii="Times New Roman" w:hAnsi="Times New Roman" w:eastAsia="Times New Roman"/>
-          <w:sz w:val="24"/>
-        </w:rPr>
-        <w:t>Главная идея Файоля — управление является самостоятельной универсальной функцией, которую можно изучать и совершенствовать.</w:t>
-      </w:r>
-    </w:p>
-    <w:p>
-      <w:pPr>
-        <w:spacing w:before="240" w:after="120"/>
-      </w:pPr>
-      <w:r>
-        <w:rPr>
-          <w:rFonts w:ascii="Times New Roman" w:hAnsi="Times New Roman" w:eastAsia="Times New Roman"/>
-          <w:b/>
-          <w:sz w:val="24"/>
-        </w:rPr>
-        <w:t>40. Методы психологии управления</w:t>
-      </w:r>
-    </w:p>
-    <w:p>
-      <w:pPr>
-        <w:spacing w:after="80" w:line="276" w:lineRule="auto"/>
-        <w:ind w:firstLine="283"/>
-      </w:pPr>
-      <w:r>
-        <w:rPr>
-          <w:rFonts w:ascii="Times New Roman" w:hAnsi="Times New Roman" w:eastAsia="Times New Roman"/>
-          <w:sz w:val="24"/>
-        </w:rPr>
-        <w:t>Основные методы:</w:t>
+        <w:t>цинизм, раздражительность, обесценивание работы;</w:t>
       </w:r>
     </w:p>
     <w:p>
@@ -4450,7 +4528,7 @@
           <w:rFonts w:ascii="Times New Roman" w:hAnsi="Times New Roman" w:eastAsia="Times New Roman"/>
           <w:sz w:val="24"/>
         </w:rPr>
-        <w:t>наблюдение — изучение поведения;</w:t>
+        <w:t>снижение продуктивности и качества решений;</w:t>
       </w:r>
     </w:p>
     <w:p>
@@ -4464,7 +4542,7 @@
           <w:rFonts w:ascii="Times New Roman" w:hAnsi="Times New Roman" w:eastAsia="Times New Roman"/>
           <w:sz w:val="24"/>
         </w:rPr>
-        <w:t>эксперимент — проверка психологических закономерностей;</w:t>
+        <w:t>эмоциональное дистанцирование от коллег и подчинённых;</w:t>
       </w:r>
     </w:p>
     <w:p>
@@ -4478,7 +4556,7 @@
           <w:rFonts w:ascii="Times New Roman" w:hAnsi="Times New Roman" w:eastAsia="Times New Roman"/>
           <w:sz w:val="24"/>
         </w:rPr>
-        <w:t>беседа и интервью — получение информации через общение;</w:t>
+        <w:t>нарушения сна, головные боли, соматические жалобы;</w:t>
       </w:r>
     </w:p>
     <w:p>
@@ -4492,7 +4570,124 @@
           <w:rFonts w:ascii="Times New Roman" w:hAnsi="Times New Roman" w:eastAsia="Times New Roman"/>
           <w:sz w:val="24"/>
         </w:rPr>
-        <w:t>анкетирование — стандартизированный сбор информации;</w:t>
+        <w:t>прокрастинация, опоздания, уход с работы.</w:t>
+      </w:r>
+    </w:p>
+    <w:p>
+      <w:pPr>
+        <w:spacing w:after="80" w:line="276" w:lineRule="auto"/>
+        <w:ind w:firstLine="283"/>
+      </w:pPr>
+      <w:r>
+        <w:rPr>
+          <w:rFonts w:ascii="Times New Roman" w:hAnsi="Times New Roman" w:eastAsia="Times New Roman"/>
+          <w:sz w:val="24"/>
+        </w:rPr>
+        <w:t>Профилактика: организационная (нагрузка, автономия, справедливость) + индивидуальная (границы, восстановление, хобби, поддержка).</w:t>
+      </w:r>
+    </w:p>
+    <w:p>
+      <w:pPr>
+        <w:spacing w:before="240" w:after="120"/>
+      </w:pPr>
+      <w:r>
+        <w:rPr>
+          <w:rFonts w:ascii="Times New Roman" w:hAnsi="Times New Roman" w:eastAsia="Times New Roman"/>
+          <w:b/>
+          <w:sz w:val="24"/>
+        </w:rPr>
+        <w:t>36. Психология управления как самостоятельная отрасль прикладной психологии</w:t>
+      </w:r>
+    </w:p>
+    <w:p>
+      <w:pPr>
+        <w:spacing w:after="80" w:line="276" w:lineRule="auto"/>
+        <w:ind w:firstLine="283"/>
+      </w:pPr>
+      <w:r>
+        <w:rPr>
+          <w:rFonts w:ascii="Times New Roman" w:hAnsi="Times New Roman" w:eastAsia="Times New Roman"/>
+          <w:sz w:val="24"/>
+        </w:rPr>
+        <w:t>Психология управления — отрасль, изучающая психологические закономерности управленческой деятельности, взаимодействия руководителей и подчинённых, функционирования организаций.</w:t>
+      </w:r>
+    </w:p>
+    <w:p>
+      <w:pPr>
+        <w:spacing w:after="80" w:line="276" w:lineRule="auto"/>
+        <w:ind w:firstLine="283"/>
+      </w:pPr>
+      <w:r>
+        <w:rPr>
+          <w:rFonts w:ascii="Times New Roman" w:hAnsi="Times New Roman" w:eastAsia="Times New Roman"/>
+          <w:sz w:val="24"/>
+        </w:rPr>
+        <w:t>Предмет — психологические аспекты управления.</w:t>
+      </w:r>
+    </w:p>
+    <w:p>
+      <w:pPr>
+        <w:spacing w:after="80" w:line="276" w:lineRule="auto"/>
+        <w:ind w:firstLine="283"/>
+      </w:pPr>
+      <w:r>
+        <w:rPr>
+          <w:rFonts w:ascii="Times New Roman" w:hAnsi="Times New Roman" w:eastAsia="Times New Roman"/>
+          <w:sz w:val="24"/>
+        </w:rPr>
+        <w:t>Объект — люди, группы, организации в процессе управления.</w:t>
+      </w:r>
+    </w:p>
+    <w:p>
+      <w:pPr>
+        <w:spacing w:after="80" w:line="276" w:lineRule="auto"/>
+        <w:ind w:firstLine="283"/>
+      </w:pPr>
+      <w:r>
+        <w:rPr>
+          <w:rFonts w:ascii="Times New Roman" w:hAnsi="Times New Roman" w:eastAsia="Times New Roman"/>
+          <w:sz w:val="24"/>
+        </w:rPr>
+        <w:t>Задачи: повышение эффективности управления; оптимизация мотивации, лидерства, коммуникации; профилактика конфликтов и стресса; создание благоприятного психологического климата.</w:t>
+      </w:r>
+    </w:p>
+    <w:p>
+      <w:pPr>
+        <w:spacing w:after="80" w:line="276" w:lineRule="auto"/>
+        <w:ind w:firstLine="283"/>
+      </w:pPr>
+      <w:r>
+        <w:rPr>
+          <w:rFonts w:ascii="Times New Roman" w:hAnsi="Times New Roman" w:eastAsia="Times New Roman"/>
+          <w:sz w:val="24"/>
+        </w:rPr>
+        <w:t>Связанные дисциплины: организационная психология, психология труда, инженерная психология.</w:t>
+      </w:r>
+    </w:p>
+    <w:p>
+      <w:pPr>
+        <w:spacing w:before="240" w:after="120"/>
+      </w:pPr>
+      <w:r>
+        <w:rPr>
+          <w:rFonts w:ascii="Times New Roman" w:hAnsi="Times New Roman" w:eastAsia="Times New Roman"/>
+          <w:b/>
+          <w:sz w:val="24"/>
+        </w:rPr>
+        <w:t>37. Особенности управленческой деятельности. Уровни управленческой деятельности</w:t>
+      </w:r>
+    </w:p>
+    <w:p>
+      <w:pPr>
+        <w:spacing w:after="80" w:line="276" w:lineRule="auto"/>
+        <w:ind w:firstLine="283"/>
+      </w:pPr>
+      <w:r>
+        <w:rPr>
+          <w:rFonts w:ascii="Times New Roman" w:hAnsi="Times New Roman" w:eastAsia="Times New Roman"/>
+          <w:sz w:val="24"/>
+        </w:rPr>
+        <w:t>Особенности:</w:t>
       </w:r>
     </w:p>
     <w:p>
@@ -4506,7 +4701,7 @@
           <w:rFonts w:ascii="Times New Roman" w:hAnsi="Times New Roman" w:eastAsia="Times New Roman"/>
           <w:sz w:val="24"/>
         </w:rPr>
-        <w:t>тестирование — оценка психологических характеристик;</w:t>
+        <w:t>высокая ответственность за результат и за людей;</w:t>
       </w:r>
     </w:p>
     <w:p>
@@ -4520,7 +4715,7 @@
           <w:rFonts w:ascii="Times New Roman" w:hAnsi="Times New Roman" w:eastAsia="Times New Roman"/>
           <w:sz w:val="24"/>
         </w:rPr>
-        <w:t>контент-анализ — анализ документов и сообщений;</w:t>
+        <w:t>принятие решений при неполной информации;</w:t>
       </w:r>
     </w:p>
     <w:p>
@@ -4534,7 +4729,7 @@
           <w:rFonts w:ascii="Times New Roman" w:hAnsi="Times New Roman" w:eastAsia="Times New Roman"/>
           <w:sz w:val="24"/>
         </w:rPr>
-        <w:t>социометрия — изучение структуры отношений;</w:t>
+        <w:t>работа через других людей (делегирование);</w:t>
       </w:r>
     </w:p>
     <w:p>
@@ -4548,436 +4743,7 @@
           <w:rFonts w:ascii="Times New Roman" w:hAnsi="Times New Roman" w:eastAsia="Times New Roman"/>
           <w:sz w:val="24"/>
         </w:rPr>
-        <w:t>ролевые и деловые игры — моделирование управленческих ситуаций.</w:t>
-      </w:r>
-    </w:p>
-    <w:p>
-      <w:pPr>
-        <w:spacing w:after="80" w:line="276" w:lineRule="auto"/>
-        <w:ind w:firstLine="283"/>
-      </w:pPr>
-      <w:r>
-        <w:rPr>
-          <w:rFonts w:ascii="Times New Roman" w:hAnsi="Times New Roman" w:eastAsia="Times New Roman"/>
-          <w:sz w:val="24"/>
-        </w:rPr>
-        <w:t>Метод выбирается в соответствии с целью исследования и особенностями изучаемого объекта.</w:t>
-      </w:r>
-    </w:p>
-    <w:p>
-      <w:pPr>
-        <w:spacing w:before="240" w:after="120"/>
-      </w:pPr>
-      <w:r>
-        <w:rPr>
-          <w:rFonts w:ascii="Times New Roman" w:hAnsi="Times New Roman" w:eastAsia="Times New Roman"/>
-          <w:b/>
-          <w:sz w:val="24"/>
-        </w:rPr>
-        <w:t>41. Подбор, адаптация и стимулирование персонала</w:t>
-      </w:r>
-    </w:p>
-    <w:p>
-      <w:pPr>
-        <w:spacing w:after="80" w:line="276" w:lineRule="auto"/>
-        <w:ind w:firstLine="283"/>
-      </w:pPr>
-      <w:r>
-        <w:rPr>
-          <w:rFonts w:ascii="Times New Roman" w:hAnsi="Times New Roman" w:eastAsia="Times New Roman"/>
-          <w:sz w:val="24"/>
-        </w:rPr>
-        <w:t>Подбор — поиск и выбор кандидата, соответствующего требованиям должности.</w:t>
-      </w:r>
-    </w:p>
-    <w:p>
-      <w:pPr>
-        <w:spacing w:after="80" w:line="276" w:lineRule="auto"/>
-        <w:ind w:firstLine="283"/>
-      </w:pPr>
-      <w:r>
-        <w:rPr>
-          <w:rFonts w:ascii="Times New Roman" w:hAnsi="Times New Roman" w:eastAsia="Times New Roman"/>
-          <w:sz w:val="24"/>
-        </w:rPr>
-        <w:t>Адаптация — включение нового сотрудника в профессиональную и социальную среду организации.</w:t>
-      </w:r>
-    </w:p>
-    <w:p>
-      <w:pPr>
-        <w:spacing w:after="80" w:line="276" w:lineRule="auto"/>
-        <w:ind w:firstLine="283"/>
-      </w:pPr>
-      <w:r>
-        <w:rPr>
-          <w:rFonts w:ascii="Times New Roman" w:hAnsi="Times New Roman" w:eastAsia="Times New Roman"/>
-          <w:sz w:val="24"/>
-        </w:rPr>
-        <w:t>Стимулирование — использование внешних воздействий для поддержания желательного поведения и результатов.</w:t>
-      </w:r>
-    </w:p>
-    <w:p>
-      <w:pPr>
-        <w:spacing w:after="80" w:line="276" w:lineRule="auto"/>
-        <w:ind w:firstLine="283"/>
-      </w:pPr>
-      <w:r>
-        <w:rPr>
-          <w:rFonts w:ascii="Times New Roman" w:hAnsi="Times New Roman" w:eastAsia="Times New Roman"/>
-          <w:sz w:val="24"/>
-        </w:rPr>
-        <w:t>Эффективная система работы с персоналом должна обеспечивать соответствие «человек — должность — организация».</w:t>
-      </w:r>
-    </w:p>
-    <w:p>
-      <w:pPr>
-        <w:spacing w:before="240" w:after="120"/>
-      </w:pPr>
-      <w:r>
-        <w:rPr>
-          <w:rFonts w:ascii="Times New Roman" w:hAnsi="Times New Roman" w:eastAsia="Times New Roman"/>
-          <w:b/>
-          <w:sz w:val="24"/>
-        </w:rPr>
-        <w:t>42. Кадровый мониторинг и профессиография</w:t>
-      </w:r>
-    </w:p>
-    <w:p>
-      <w:pPr>
-        <w:spacing w:after="80" w:line="276" w:lineRule="auto"/>
-        <w:ind w:firstLine="283"/>
-      </w:pPr>
-      <w:r>
-        <w:rPr>
-          <w:rFonts w:ascii="Times New Roman" w:hAnsi="Times New Roman" w:eastAsia="Times New Roman"/>
-          <w:sz w:val="24"/>
-        </w:rPr>
-        <w:t>Кадровый мониторинг — систематическое наблюдение и анализ состояния персонала: численности, компетенций, текучести, адаптации, эффективности, удовлетворённости и других показателей.</w:t>
-      </w:r>
-    </w:p>
-    <w:p>
-      <w:pPr>
-        <w:spacing w:after="80" w:line="276" w:lineRule="auto"/>
-        <w:ind w:firstLine="283"/>
-      </w:pPr>
-      <w:r>
-        <w:rPr>
-          <w:rFonts w:ascii="Times New Roman" w:hAnsi="Times New Roman" w:eastAsia="Times New Roman"/>
-          <w:sz w:val="24"/>
-        </w:rPr>
-        <w:t>Профессиография — систематическое описание профессии и требований к человеку, который её выполняет.</w:t>
-      </w:r>
-    </w:p>
-    <w:p>
-      <w:pPr>
-        <w:spacing w:after="80" w:line="276" w:lineRule="auto"/>
-        <w:ind w:firstLine="283"/>
-      </w:pPr>
-      <w:r>
-        <w:rPr>
-          <w:rFonts w:ascii="Times New Roman" w:hAnsi="Times New Roman" w:eastAsia="Times New Roman"/>
-          <w:sz w:val="24"/>
-        </w:rPr>
-        <w:t>Профессиография позволяет определить содержание деятельности, условия труда, необходимые знания, умения, способности и профессионально важные качества.</w:t>
-      </w:r>
-    </w:p>
-    <w:p>
-      <w:pPr>
-        <w:spacing w:before="240" w:after="120"/>
-      </w:pPr>
-      <w:r>
-        <w:rPr>
-          <w:rFonts w:ascii="Times New Roman" w:hAnsi="Times New Roman" w:eastAsia="Times New Roman"/>
-          <w:b/>
-          <w:sz w:val="24"/>
-        </w:rPr>
-        <w:t>43. Профессиограмма и акмеограмма</w:t>
-      </w:r>
-    </w:p>
-    <w:p>
-      <w:pPr>
-        <w:spacing w:after="80" w:line="276" w:lineRule="auto"/>
-        <w:ind w:firstLine="283"/>
-      </w:pPr>
-      <w:r>
-        <w:rPr>
-          <w:rFonts w:ascii="Times New Roman" w:hAnsi="Times New Roman" w:eastAsia="Times New Roman"/>
-          <w:sz w:val="24"/>
-        </w:rPr>
-        <w:t>Профессиограмма — описание профессии и требований, которые она предъявляет к специалисту.</w:t>
-      </w:r>
-    </w:p>
-    <w:p>
-      <w:pPr>
-        <w:spacing w:after="80" w:line="276" w:lineRule="auto"/>
-        <w:ind w:firstLine="283"/>
-      </w:pPr>
-      <w:r>
-        <w:rPr>
-          <w:rFonts w:ascii="Times New Roman" w:hAnsi="Times New Roman" w:eastAsia="Times New Roman"/>
-          <w:sz w:val="24"/>
-        </w:rPr>
-        <w:t>Она включает: задачи, условия труда, знания, навыки, способности, профессионально важные качества и противопоказания.</w:t>
-      </w:r>
-    </w:p>
-    <w:p>
-      <w:pPr>
-        <w:spacing w:after="80" w:line="276" w:lineRule="auto"/>
-        <w:ind w:firstLine="283"/>
-      </w:pPr>
-      <w:r>
-        <w:rPr>
-          <w:rFonts w:ascii="Times New Roman" w:hAnsi="Times New Roman" w:eastAsia="Times New Roman"/>
-          <w:sz w:val="24"/>
-        </w:rPr>
-        <w:t>Акмеограмма — описание характеристик специалиста и условий, необходимых для достижения высокого уровня профессионального мастерства.</w:t>
-      </w:r>
-    </w:p>
-    <w:p>
-      <w:pPr>
-        <w:spacing w:after="80" w:line="276" w:lineRule="auto"/>
-        <w:ind w:firstLine="283"/>
-      </w:pPr>
-      <w:r>
-        <w:rPr>
-          <w:rFonts w:ascii="Times New Roman" w:hAnsi="Times New Roman" w:eastAsia="Times New Roman"/>
-          <w:sz w:val="24"/>
-        </w:rPr>
-        <w:t>То есть профессиограмма отвечает на вопрос «каким требованиям соответствует профессия?», а акмеограмма — «как специалист может достичь профессионального совершенства?»</w:t>
-      </w:r>
-    </w:p>
-    <w:p>
-      <w:pPr>
-        <w:spacing w:before="240" w:after="120"/>
-      </w:pPr>
-      <w:r>
-        <w:rPr>
-          <w:rFonts w:ascii="Times New Roman" w:hAnsi="Times New Roman" w:eastAsia="Times New Roman"/>
-          <w:b/>
-          <w:sz w:val="24"/>
-        </w:rPr>
-        <w:t>44. Теории мотивации: содержательные и процессуальные</w:t>
-      </w:r>
-    </w:p>
-    <w:p>
-      <w:pPr>
-        <w:spacing w:after="80" w:line="276" w:lineRule="auto"/>
-        <w:ind w:firstLine="283"/>
-      </w:pPr>
-      <w:r>
-        <w:rPr>
-          <w:rFonts w:ascii="Times New Roman" w:hAnsi="Times New Roman" w:eastAsia="Times New Roman"/>
-          <w:sz w:val="24"/>
-        </w:rPr>
-        <w:t>Содержательные теории объясняют, какие потребности побуждают человека действовать.</w:t>
-      </w:r>
-    </w:p>
-    <w:p>
-      <w:pPr>
-        <w:spacing w:after="80" w:line="276" w:lineRule="auto"/>
-        <w:ind w:firstLine="283"/>
-      </w:pPr>
-      <w:r>
-        <w:rPr>
-          <w:rFonts w:ascii="Times New Roman" w:hAnsi="Times New Roman" w:eastAsia="Times New Roman"/>
-          <w:sz w:val="24"/>
-        </w:rPr>
-        <w:t>К ним относятся теории А. Маслоу, Ф. Герцберга, Д. МакКлелланда.</w:t>
-      </w:r>
-    </w:p>
-    <w:p>
-      <w:pPr>
-        <w:spacing w:after="80" w:line="276" w:lineRule="auto"/>
-        <w:ind w:firstLine="283"/>
-      </w:pPr>
-      <w:r>
-        <w:rPr>
-          <w:rFonts w:ascii="Times New Roman" w:hAnsi="Times New Roman" w:eastAsia="Times New Roman"/>
-          <w:sz w:val="24"/>
-        </w:rPr>
-        <w:t>Процессуальные теории объясняют, как человек выбирает поведение и оценивает его последствия.</w:t>
-      </w:r>
-    </w:p>
-    <w:p>
-      <w:pPr>
-        <w:spacing w:after="80" w:line="276" w:lineRule="auto"/>
-        <w:ind w:firstLine="283"/>
-      </w:pPr>
-      <w:r>
-        <w:rPr>
-          <w:rFonts w:ascii="Times New Roman" w:hAnsi="Times New Roman" w:eastAsia="Times New Roman"/>
-          <w:sz w:val="24"/>
-        </w:rPr>
-        <w:t>Основные — теория ожиданий В. Врума, теория справедливости Д. Адамса, модель Портера—Лоулера.</w:t>
-      </w:r>
-    </w:p>
-    <w:p>
-      <w:pPr>
-        <w:spacing w:after="80" w:line="276" w:lineRule="auto"/>
-        <w:ind w:firstLine="283"/>
-      </w:pPr>
-      <w:r>
-        <w:rPr>
-          <w:rFonts w:ascii="Times New Roman" w:hAnsi="Times New Roman" w:eastAsia="Times New Roman"/>
-          <w:sz w:val="24"/>
-        </w:rPr>
-        <w:t>Главное различие: содержательные теории отвечают на вопрос «что мотивирует?», процессуальные — «как возникает мотивация?»</w:t>
-      </w:r>
-    </w:p>
-    <w:p>
-      <w:pPr>
-        <w:spacing w:before="240" w:after="120"/>
-      </w:pPr>
-      <w:r>
-        <w:rPr>
-          <w:rFonts w:ascii="Times New Roman" w:hAnsi="Times New Roman" w:eastAsia="Times New Roman"/>
-          <w:b/>
-          <w:sz w:val="24"/>
-        </w:rPr>
-        <w:t>45. Основные понятия мотивационной составляющей: стимул, мотив, потребность</w:t>
-      </w:r>
-    </w:p>
-    <w:p>
-      <w:pPr>
-        <w:spacing w:after="80" w:line="276" w:lineRule="auto"/>
-        <w:ind w:firstLine="283"/>
-      </w:pPr>
-      <w:r>
-        <w:rPr>
-          <w:rFonts w:ascii="Times New Roman" w:hAnsi="Times New Roman" w:eastAsia="Times New Roman"/>
-          <w:sz w:val="24"/>
-        </w:rPr>
-        <w:t>Потребность — нужда в определённых условиях или объектах.</w:t>
-      </w:r>
-    </w:p>
-    <w:p>
-      <w:pPr>
-        <w:spacing w:after="80" w:line="276" w:lineRule="auto"/>
-        <w:ind w:firstLine="283"/>
-      </w:pPr>
-      <w:r>
-        <w:rPr>
-          <w:rFonts w:ascii="Times New Roman" w:hAnsi="Times New Roman" w:eastAsia="Times New Roman"/>
-          <w:sz w:val="24"/>
-        </w:rPr>
-        <w:t>Мотив — внутреннее побуждение, связанное с потребностью и направляющее деятельность.</w:t>
-      </w:r>
-    </w:p>
-    <w:p>
-      <w:pPr>
-        <w:spacing w:after="80" w:line="276" w:lineRule="auto"/>
-        <w:ind w:firstLine="283"/>
-      </w:pPr>
-      <w:r>
-        <w:rPr>
-          <w:rFonts w:ascii="Times New Roman" w:hAnsi="Times New Roman" w:eastAsia="Times New Roman"/>
-          <w:sz w:val="24"/>
-        </w:rPr>
-        <w:t>Стимул — внешнее воздействие, побуждающее человека к определённому поведению.</w:t>
-      </w:r>
-    </w:p>
-    <w:p>
-      <w:pPr>
-        <w:spacing w:after="80" w:line="276" w:lineRule="auto"/>
-        <w:ind w:firstLine="283"/>
-      </w:pPr>
-      <w:r>
-        <w:rPr>
-          <w:rFonts w:ascii="Times New Roman" w:hAnsi="Times New Roman" w:eastAsia="Times New Roman"/>
-          <w:sz w:val="24"/>
-        </w:rPr>
-        <w:t>Например, потребность в признании может сформировать мотив достижения профессионального успеха, а премия может выступать внешним стимулом.</w:t>
-      </w:r>
-    </w:p>
-    <w:p>
-      <w:pPr>
-        <w:spacing w:before="240" w:after="120"/>
-      </w:pPr>
-      <w:r>
-        <w:rPr>
-          <w:rFonts w:ascii="Times New Roman" w:hAnsi="Times New Roman" w:eastAsia="Times New Roman"/>
-          <w:b/>
-          <w:sz w:val="24"/>
-        </w:rPr>
-        <w:t>46. Основные виды стимулирования</w:t>
-      </w:r>
-    </w:p>
-    <w:p>
-      <w:pPr>
-        <w:spacing w:after="80" w:line="276" w:lineRule="auto"/>
-        <w:ind w:firstLine="283"/>
-      </w:pPr>
-      <w:r>
-        <w:rPr>
-          <w:rFonts w:ascii="Times New Roman" w:hAnsi="Times New Roman" w:eastAsia="Times New Roman"/>
-          <w:sz w:val="24"/>
-        </w:rPr>
-        <w:t>Экономическое: заработная плата, премии, бонусы, материальные льготы.</w:t>
-      </w:r>
-    </w:p>
-    <w:p>
-      <w:pPr>
-        <w:spacing w:after="80" w:line="276" w:lineRule="auto"/>
-        <w:ind w:firstLine="283"/>
-      </w:pPr>
-      <w:r>
-        <w:rPr>
-          <w:rFonts w:ascii="Times New Roman" w:hAnsi="Times New Roman" w:eastAsia="Times New Roman"/>
-          <w:sz w:val="24"/>
-        </w:rPr>
-        <w:t>Административное: приказы, правила, должностные требования, дисциплинарные меры.</w:t>
-      </w:r>
-    </w:p>
-    <w:p>
-      <w:pPr>
-        <w:spacing w:after="80" w:line="276" w:lineRule="auto"/>
-        <w:ind w:firstLine="283"/>
-      </w:pPr>
-      <w:r>
-        <w:rPr>
-          <w:rFonts w:ascii="Times New Roman" w:hAnsi="Times New Roman" w:eastAsia="Times New Roman"/>
-          <w:sz w:val="24"/>
-        </w:rPr>
-        <w:t>Социально-психологическое: признание, благодарность, статус, участие в принятии решений, развитие, поддержка, благоприятный климат.</w:t>
-      </w:r>
-    </w:p>
-    <w:p>
-      <w:pPr>
-        <w:spacing w:after="80" w:line="276" w:lineRule="auto"/>
-        <w:ind w:firstLine="283"/>
-      </w:pPr>
-      <w:r>
-        <w:rPr>
-          <w:rFonts w:ascii="Times New Roman" w:hAnsi="Times New Roman" w:eastAsia="Times New Roman"/>
-          <w:sz w:val="24"/>
-        </w:rPr>
-        <w:t>Эффективная система обычно сочетает разные виды стимулирования, поскольку сотрудники имеют разные потребности и мотивы.</w:t>
-      </w:r>
-    </w:p>
-    <w:p>
-      <w:pPr>
-        <w:spacing w:before="240" w:after="120"/>
-      </w:pPr>
-      <w:r>
-        <w:rPr>
-          <w:rFonts w:ascii="Times New Roman" w:hAnsi="Times New Roman" w:eastAsia="Times New Roman"/>
-          <w:b/>
-          <w:sz w:val="24"/>
-        </w:rPr>
-        <w:t>47. Базовые навыки делового общения</w:t>
-      </w:r>
-    </w:p>
-    <w:p>
-      <w:pPr>
-        <w:spacing w:after="80" w:line="276" w:lineRule="auto"/>
-        <w:ind w:firstLine="283"/>
-      </w:pPr>
-      <w:r>
-        <w:rPr>
-          <w:rFonts w:ascii="Times New Roman" w:hAnsi="Times New Roman" w:eastAsia="Times New Roman"/>
-          <w:sz w:val="24"/>
-        </w:rPr>
-        <w:t>К основным навыкам относятся:</w:t>
+        <w:t>дефицит времени, многозадачность;</w:t>
       </w:r>
     </w:p>
     <w:p>
@@ -4991,7 +4757,20 @@
           <w:rFonts w:ascii="Times New Roman" w:hAnsi="Times New Roman" w:eastAsia="Times New Roman"/>
           <w:sz w:val="24"/>
         </w:rPr>
-        <w:t>активное слушание;</w:t>
+        <w:t>необходимость балансировать интересы организации, подчинённых и собственные.</w:t>
+      </w:r>
+    </w:p>
+    <w:p>
+      <w:pPr>
+        <w:spacing w:after="80" w:line="276" w:lineRule="auto"/>
+        <w:ind w:firstLine="283"/>
+      </w:pPr>
+      <w:r>
+        <w:rPr>
+          <w:rFonts w:ascii="Times New Roman" w:hAnsi="Times New Roman" w:eastAsia="Times New Roman"/>
+          <w:sz w:val="24"/>
+        </w:rPr>
+        <w:t>Уровни управления:</w:t>
       </w:r>
     </w:p>
     <w:p>
@@ -5005,7 +4784,7 @@
           <w:rFonts w:ascii="Times New Roman" w:hAnsi="Times New Roman" w:eastAsia="Times New Roman"/>
           <w:sz w:val="24"/>
         </w:rPr>
-        <w:t>ясное и краткое выражение мыслей;</w:t>
+        <w:t>высший (стратегический) — цели организации, политика, долгосрочное планирование;</w:t>
       </w:r>
     </w:p>
     <w:p>
@@ -5019,7 +4798,7 @@
           <w:rFonts w:ascii="Times New Roman" w:hAnsi="Times New Roman" w:eastAsia="Times New Roman"/>
           <w:sz w:val="24"/>
         </w:rPr>
-        <w:t>постановка вопросов;</w:t>
+        <w:t>средний (тактический) — реализация стратегии, координация подразделений;</w:t>
       </w:r>
     </w:p>
     <w:p>
@@ -5033,7 +4812,85 @@
           <w:rFonts w:ascii="Times New Roman" w:hAnsi="Times New Roman" w:eastAsia="Times New Roman"/>
           <w:sz w:val="24"/>
         </w:rPr>
-        <w:t>предоставление обратной связи;</w:t>
+        <w:t>низовой (оперативный) — непосредственное руководство исполнителями, текущие задачи.</w:t>
+      </w:r>
+    </w:p>
+    <w:p>
+      <w:pPr>
+        <w:spacing w:after="80" w:line="276" w:lineRule="auto"/>
+        <w:ind w:firstLine="283"/>
+      </w:pPr>
+      <w:r>
+        <w:rPr>
+          <w:rFonts w:ascii="Times New Roman" w:hAnsi="Times New Roman" w:eastAsia="Times New Roman"/>
+          <w:sz w:val="24"/>
+        </w:rPr>
+        <w:t>Чем выше уровень — тем больше неопределённость, абстрактность задач и масштаб ответственности.</w:t>
+      </w:r>
+    </w:p>
+    <w:p>
+      <w:pPr>
+        <w:spacing w:before="240" w:after="120"/>
+      </w:pPr>
+      <w:r>
+        <w:rPr>
+          <w:rFonts w:ascii="Times New Roman" w:hAnsi="Times New Roman" w:eastAsia="Times New Roman"/>
+          <w:b/>
+          <w:sz w:val="24"/>
+        </w:rPr>
+        <w:t>38. Роль Хоторнского эксперимента в становлении психологии управления</w:t>
+      </w:r>
+    </w:p>
+    <w:p>
+      <w:pPr>
+        <w:spacing w:after="80" w:line="276" w:lineRule="auto"/>
+        <w:ind w:firstLine="283"/>
+      </w:pPr>
+      <w:r>
+        <w:rPr>
+          <w:rFonts w:ascii="Times New Roman" w:hAnsi="Times New Roman" w:eastAsia="Times New Roman"/>
+          <w:sz w:val="24"/>
+        </w:rPr>
+        <w:t>Хоторнские исследования (1924–1932, завод Western Electric, США) — серия экспериментов по влиянию условий труда на производительность.</w:t>
+      </w:r>
+    </w:p>
+    <w:p>
+      <w:pPr>
+        <w:spacing w:after="80" w:line="276" w:lineRule="auto"/>
+        <w:ind w:firstLine="283"/>
+      </w:pPr>
+      <w:r>
+        <w:rPr>
+          <w:rFonts w:ascii="Times New Roman" w:hAnsi="Times New Roman" w:eastAsia="Times New Roman"/>
+          <w:sz w:val="24"/>
+        </w:rPr>
+        <w:t>Ключевой вывод: производительность растёт не только от улучшения физических условий, но от внимания к работнику, участия в эксперименте, групповых норм.</w:t>
+      </w:r>
+    </w:p>
+    <w:p>
+      <w:pPr>
+        <w:spacing w:after="80" w:line="276" w:lineRule="auto"/>
+        <w:ind w:firstLine="283"/>
+      </w:pPr>
+      <w:r>
+        <w:rPr>
+          <w:rFonts w:ascii="Times New Roman" w:hAnsi="Times New Roman" w:eastAsia="Times New Roman"/>
+          <w:sz w:val="24"/>
+        </w:rPr>
+        <w:t>Эффект Хоторна — повышение результатов от одного факта внимания и заинтересованности к работникам.</w:t>
+      </w:r>
+    </w:p>
+    <w:p>
+      <w:pPr>
+        <w:spacing w:after="80" w:line="276" w:lineRule="auto"/>
+        <w:ind w:firstLine="283"/>
+      </w:pPr>
+      <w:r>
+        <w:rPr>
+          <w:rFonts w:ascii="Times New Roman" w:hAnsi="Times New Roman" w:eastAsia="Times New Roman"/>
+          <w:sz w:val="24"/>
+        </w:rPr>
+        <w:t>Открытия:</w:t>
       </w:r>
     </w:p>
     <w:p>
@@ -5047,7 +4904,7 @@
           <w:rFonts w:ascii="Times New Roman" w:hAnsi="Times New Roman" w:eastAsia="Times New Roman"/>
           <w:sz w:val="24"/>
         </w:rPr>
-        <w:t>аргументация;</w:t>
+        <w:t>социально-психологические факторы важнее физических;</w:t>
       </w:r>
     </w:p>
     <w:p>
@@ -5061,7 +4918,7 @@
           <w:rFonts w:ascii="Times New Roman" w:hAnsi="Times New Roman" w:eastAsia="Times New Roman"/>
           <w:sz w:val="24"/>
         </w:rPr>
-        <w:t>управление эмоциями;</w:t>
+        <w:t>неформальные группы и их нормы влияют на поведение;</w:t>
       </w:r>
     </w:p>
     <w:p>
@@ -5075,7 +4932,7 @@
           <w:rFonts w:ascii="Times New Roman" w:hAnsi="Times New Roman" w:eastAsia="Times New Roman"/>
           <w:sz w:val="24"/>
         </w:rPr>
-        <w:t>невербальная коммуникация;</w:t>
+        <w:t>межличностные отношения определяют мотивацию;</w:t>
       </w:r>
     </w:p>
     <w:p>
@@ -5089,7 +4946,7 @@
           <w:rFonts w:ascii="Times New Roman" w:hAnsi="Times New Roman" w:eastAsia="Times New Roman"/>
           <w:sz w:val="24"/>
         </w:rPr>
-        <w:t>умение договариваться.</w:t>
+        <w:t>обратная связь и участие повышают вовлечённость.</w:t>
       </w:r>
     </w:p>
     <w:p>
@@ -5102,7 +4959,7 @@
           <w:rFonts w:ascii="Times New Roman" w:hAnsi="Times New Roman" w:eastAsia="Times New Roman"/>
           <w:sz w:val="24"/>
         </w:rPr>
-        <w:t>Важнейший принцип — уважение к собеседнику при одновременной ориентации на достижение деловой цели.</w:t>
+        <w:t>Результат: зарождение школы человеческих отношений (Мэйо) и социально-психологического подхода к управлению.</w:t>
       </w:r>
     </w:p>
     <w:p>
@@ -5115,7 +4972,7 @@
           <w:b/>
           <w:sz w:val="24"/>
         </w:rPr>
-        <w:t>48. Психологические особенности общения с клиентами организации</w:t>
+        <w:t>39. Принципы управления Файоля</w:t>
       </w:r>
     </w:p>
     <w:p>
@@ -5128,20 +4985,7 @@
           <w:rFonts w:ascii="Times New Roman" w:hAnsi="Times New Roman" w:eastAsia="Times New Roman"/>
           <w:sz w:val="24"/>
         </w:rPr>
-        <w:t>Необходимо учитывать потребности, ожидания, эмоциональное состояние и индивидуальные особенности клиента.</w:t>
-      </w:r>
-    </w:p>
-    <w:p>
-      <w:pPr>
-        <w:spacing w:after="80" w:line="276" w:lineRule="auto"/>
-        <w:ind w:firstLine="283"/>
-      </w:pPr>
-      <w:r>
-        <w:rPr>
-          <w:rFonts w:ascii="Times New Roman" w:hAnsi="Times New Roman" w:eastAsia="Times New Roman"/>
-          <w:sz w:val="24"/>
-        </w:rPr>
-        <w:t>Основные принципы:</w:t>
+        <w:t>Анри Файоль (1916, «Общее и промышленное управление») — 14 принципов:</w:t>
       </w:r>
     </w:p>
     <w:p>
@@ -5155,7 +4999,7 @@
           <w:rFonts w:ascii="Times New Roman" w:hAnsi="Times New Roman" w:eastAsia="Times New Roman"/>
           <w:sz w:val="24"/>
         </w:rPr>
-        <w:t>доброжелательность;</w:t>
+        <w:t>разделение труда — специализация повышает эффективность;</w:t>
       </w:r>
     </w:p>
     <w:p>
@@ -5169,7 +5013,7 @@
           <w:rFonts w:ascii="Times New Roman" w:hAnsi="Times New Roman" w:eastAsia="Times New Roman"/>
           <w:sz w:val="24"/>
         </w:rPr>
-        <w:t>активное слушание;</w:t>
+        <w:t>власть и ответственность — право распоряжаться + ответственность за последствия;</w:t>
       </w:r>
     </w:p>
     <w:p>
@@ -5183,7 +5027,7 @@
           <w:rFonts w:ascii="Times New Roman" w:hAnsi="Times New Roman" w:eastAsia="Times New Roman"/>
           <w:sz w:val="24"/>
         </w:rPr>
-        <w:t>эмпатия;</w:t>
+        <w:t>дисциплина — соблюдение соглашений;</w:t>
       </w:r>
     </w:p>
     <w:p>
@@ -5197,7 +5041,7 @@
           <w:rFonts w:ascii="Times New Roman" w:hAnsi="Times New Roman" w:eastAsia="Times New Roman"/>
           <w:sz w:val="24"/>
         </w:rPr>
-        <w:t>ясность информации;</w:t>
+        <w:t>единство распорядительства — один приказ — один начальник;</w:t>
       </w:r>
     </w:p>
     <w:p>
@@ -5211,7 +5055,7 @@
           <w:rFonts w:ascii="Times New Roman" w:hAnsi="Times New Roman" w:eastAsia="Times New Roman"/>
           <w:sz w:val="24"/>
         </w:rPr>
-        <w:t>отсутствие давления;</w:t>
+        <w:t>единство руководства — один руководитель, одна программа;</w:t>
       </w:r>
     </w:p>
     <w:p>
@@ -5225,7 +5069,7 @@
           <w:rFonts w:ascii="Times New Roman" w:hAnsi="Times New Roman" w:eastAsia="Times New Roman"/>
           <w:sz w:val="24"/>
         </w:rPr>
-        <w:t>уважение границ;</w:t>
+        <w:t>подчинение личных интересов общим;</w:t>
       </w:r>
     </w:p>
     <w:p>
@@ -5239,59 +5083,7 @@
           <w:rFonts w:ascii="Times New Roman" w:hAnsi="Times New Roman" w:eastAsia="Times New Roman"/>
           <w:sz w:val="24"/>
         </w:rPr>
-        <w:t>способность работать с возражениями и негативными эмоциями.</w:t>
-      </w:r>
-    </w:p>
-    <w:p>
-      <w:pPr>
-        <w:spacing w:after="80" w:line="276" w:lineRule="auto"/>
-        <w:ind w:firstLine="283"/>
-      </w:pPr>
-      <w:r>
-        <w:rPr>
-          <w:rFonts w:ascii="Times New Roman" w:hAnsi="Times New Roman" w:eastAsia="Times New Roman"/>
-          <w:sz w:val="24"/>
-        </w:rPr>
-        <w:t>Цель — не просто передать информацию, а создать доверительное и эффективное взаимодействие.</w:t>
-      </w:r>
-    </w:p>
-    <w:p>
-      <w:pPr>
-        <w:spacing w:before="240" w:after="120"/>
-      </w:pPr>
-      <w:r>
-        <w:rPr>
-          <w:rFonts w:ascii="Times New Roman" w:hAnsi="Times New Roman" w:eastAsia="Times New Roman"/>
-          <w:b/>
-          <w:sz w:val="24"/>
-        </w:rPr>
-        <w:t>49. Основы ведения переговоров и продаж</w:t>
-      </w:r>
-    </w:p>
-    <w:p>
-      <w:pPr>
-        <w:spacing w:after="80" w:line="276" w:lineRule="auto"/>
-        <w:ind w:firstLine="283"/>
-      </w:pPr>
-      <w:r>
-        <w:rPr>
-          <w:rFonts w:ascii="Times New Roman" w:hAnsi="Times New Roman" w:eastAsia="Times New Roman"/>
-          <w:sz w:val="24"/>
-        </w:rPr>
-        <w:t>Переговоры — процесс взаимодействия сторон, направленный на достижение соглашения.</w:t>
-      </w:r>
-    </w:p>
-    <w:p>
-      <w:pPr>
-        <w:spacing w:after="80" w:line="276" w:lineRule="auto"/>
-        <w:ind w:firstLine="283"/>
-      </w:pPr>
-      <w:r>
-        <w:rPr>
-          <w:rFonts w:ascii="Times New Roman" w:hAnsi="Times New Roman" w:eastAsia="Times New Roman"/>
-          <w:sz w:val="24"/>
-        </w:rPr>
-        <w:t>Основные этапы:</w:t>
+        <w:t>вознаграждение — справедливая оплата;</w:t>
       </w:r>
     </w:p>
     <w:p>
@@ -5305,7 +5097,7 @@
           <w:rFonts w:ascii="Times New Roman" w:hAnsi="Times New Roman" w:eastAsia="Times New Roman"/>
           <w:sz w:val="24"/>
         </w:rPr>
-        <w:t>подготовка;</w:t>
+        <w:t>централизация — баланс между централизацией и децентрализацией;</w:t>
       </w:r>
     </w:p>
     <w:p>
@@ -5319,7 +5111,7 @@
           <w:rFonts w:ascii="Times New Roman" w:hAnsi="Times New Roman" w:eastAsia="Times New Roman"/>
           <w:sz w:val="24"/>
         </w:rPr>
-        <w:t>установление контакта;</w:t>
+        <w:t>скалярная цепь — иерархия подчинения;</w:t>
       </w:r>
     </w:p>
     <w:p>
@@ -5333,7 +5125,7 @@
           <w:rFonts w:ascii="Times New Roman" w:hAnsi="Times New Roman" w:eastAsia="Times New Roman"/>
           <w:sz w:val="24"/>
         </w:rPr>
-        <w:t>выявление интересов и потребностей;</w:t>
+        <w:t>порядок — место для всего;</w:t>
       </w:r>
     </w:p>
     <w:p>
@@ -5347,7 +5139,7 @@
           <w:rFonts w:ascii="Times New Roman" w:hAnsi="Times New Roman" w:eastAsia="Times New Roman"/>
           <w:sz w:val="24"/>
         </w:rPr>
-        <w:t>представление предложений;</w:t>
+        <w:t>справедливость — сочетание доброты и строгости;</w:t>
       </w:r>
     </w:p>
     <w:p>
@@ -5361,7 +5153,7 @@
           <w:rFonts w:ascii="Times New Roman" w:hAnsi="Times New Roman" w:eastAsia="Times New Roman"/>
           <w:sz w:val="24"/>
         </w:rPr>
-        <w:t>работа с возражениями;</w:t>
+        <w:t>стабильность персонала — низкая текучесть;</w:t>
       </w:r>
     </w:p>
     <w:p>
@@ -5375,7 +5167,7 @@
           <w:rFonts w:ascii="Times New Roman" w:hAnsi="Times New Roman" w:eastAsia="Times New Roman"/>
           <w:sz w:val="24"/>
         </w:rPr>
-        <w:t>согласование условий;</w:t>
+        <w:t>инициатива — поощрение самостоятельности;</w:t>
       </w:r>
     </w:p>
     <w:p>
@@ -5389,7 +5181,46 @@
           <w:rFonts w:ascii="Times New Roman" w:hAnsi="Times New Roman" w:eastAsia="Times New Roman"/>
           <w:sz w:val="24"/>
         </w:rPr>
-        <w:t>заключение договорённостей;</w:t>
+        <w:t>корпоративный дух (эспри) — командность.</w:t>
+      </w:r>
+    </w:p>
+    <w:p>
+      <w:pPr>
+        <w:spacing w:after="80" w:line="276" w:lineRule="auto"/>
+        <w:ind w:firstLine="283"/>
+      </w:pPr>
+      <w:r>
+        <w:rPr>
+          <w:rFonts w:ascii="Times New Roman" w:hAnsi="Times New Roman" w:eastAsia="Times New Roman"/>
+          <w:sz w:val="24"/>
+        </w:rPr>
+        <w:t>Файоль выделил 5 функций управления: планирование, организация, распоряжение, координация, контроль.</w:t>
+      </w:r>
+    </w:p>
+    <w:p>
+      <w:pPr>
+        <w:spacing w:before="240" w:after="120"/>
+      </w:pPr>
+      <w:r>
+        <w:rPr>
+          <w:rFonts w:ascii="Times New Roman" w:hAnsi="Times New Roman" w:eastAsia="Times New Roman"/>
+          <w:b/>
+          <w:sz w:val="24"/>
+        </w:rPr>
+        <w:t>40. Методы психологии управления</w:t>
+      </w:r>
+    </w:p>
+    <w:p>
+      <w:pPr>
+        <w:spacing w:after="80" w:line="276" w:lineRule="auto"/>
+        <w:ind w:firstLine="283"/>
+      </w:pPr>
+      <w:r>
+        <w:rPr>
+          <w:rFonts w:ascii="Times New Roman" w:hAnsi="Times New Roman" w:eastAsia="Times New Roman"/>
+          <w:sz w:val="24"/>
+        </w:rPr>
+        <w:t>Методы аналогичны общепсихологическим, но адаптированы к организационному контексту:</w:t>
       </w:r>
     </w:p>
     <w:p>
@@ -5403,46 +5234,7 @@
           <w:rFonts w:ascii="Times New Roman" w:hAnsi="Times New Roman" w:eastAsia="Times New Roman"/>
           <w:sz w:val="24"/>
         </w:rPr>
-        <w:t>контроль выполнения.</w:t>
-      </w:r>
-    </w:p>
-    <w:p>
-      <w:pPr>
-        <w:spacing w:after="80" w:line="276" w:lineRule="auto"/>
-        <w:ind w:firstLine="283"/>
-      </w:pPr>
-      <w:r>
-        <w:rPr>
-          <w:rFonts w:ascii="Times New Roman" w:hAnsi="Times New Roman" w:eastAsia="Times New Roman"/>
-          <w:sz w:val="24"/>
-        </w:rPr>
-        <w:t>Эффективные переговоры ориентированы не только на позиции сторон, но прежде всего на их реальные интересы.</w:t>
-      </w:r>
-    </w:p>
-    <w:p>
-      <w:pPr>
-        <w:spacing w:before="240" w:after="120"/>
-      </w:pPr>
-      <w:r>
-        <w:rPr>
-          <w:rFonts w:ascii="Times New Roman" w:hAnsi="Times New Roman" w:eastAsia="Times New Roman"/>
-          <w:b/>
-          <w:sz w:val="24"/>
-        </w:rPr>
-        <w:t>50. Типология видов, условий и этапов развития деловых конфликтов</w:t>
-      </w:r>
-    </w:p>
-    <w:p>
-      <w:pPr>
-        <w:spacing w:after="80" w:line="276" w:lineRule="auto"/>
-        <w:ind w:firstLine="283"/>
-      </w:pPr>
-      <w:r>
-        <w:rPr>
-          <w:rFonts w:ascii="Times New Roman" w:hAnsi="Times New Roman" w:eastAsia="Times New Roman"/>
-          <w:sz w:val="24"/>
-        </w:rPr>
-        <w:t>Деловые конфликты могут быть:</w:t>
+        <w:t>наблюдение — за поведением в рабочей среде;</w:t>
       </w:r>
     </w:p>
     <w:p>
@@ -5456,7 +5248,7 @@
           <w:rFonts w:ascii="Times New Roman" w:hAnsi="Times New Roman" w:eastAsia="Times New Roman"/>
           <w:sz w:val="24"/>
         </w:rPr>
-        <w:t>внутриличностными;</w:t>
+        <w:t>эксперимент — изменение условий труда (Хоторн);</w:t>
       </w:r>
     </w:p>
     <w:p>
@@ -5470,7 +5262,7 @@
           <w:rFonts w:ascii="Times New Roman" w:hAnsi="Times New Roman" w:eastAsia="Times New Roman"/>
           <w:sz w:val="24"/>
         </w:rPr>
-        <w:t>межличностными;</w:t>
+        <w:t>опрос, интервью, анкетирование — удовлетворённость, климат, мотивация;</w:t>
       </w:r>
     </w:p>
     <w:p>
@@ -5484,7 +5276,7 @@
           <w:rFonts w:ascii="Times New Roman" w:hAnsi="Times New Roman" w:eastAsia="Times New Roman"/>
           <w:sz w:val="24"/>
         </w:rPr>
-        <w:t>внутригрупповыми;</w:t>
+        <w:t>тестирование — личностные, профессиональные, мотивационные;</w:t>
       </w:r>
     </w:p>
     <w:p>
@@ -5498,7 +5290,7 @@
           <w:rFonts w:ascii="Times New Roman" w:hAnsi="Times New Roman" w:eastAsia="Times New Roman"/>
           <w:sz w:val="24"/>
         </w:rPr>
-        <w:t>межгрупповыми;</w:t>
+        <w:t>социометрия — структура отношений в коллективе;</w:t>
       </w:r>
     </w:p>
     <w:p>
@@ -5512,150 +5304,7 @@
           <w:rFonts w:ascii="Times New Roman" w:hAnsi="Times New Roman" w:eastAsia="Times New Roman"/>
           <w:sz w:val="24"/>
         </w:rPr>
-        <w:t>вертикальными и горизонтальными.</w:t>
-      </w:r>
-    </w:p>
-    <w:p>
-      <w:pPr>
-        <w:spacing w:after="80" w:line="276" w:lineRule="auto"/>
-        <w:ind w:firstLine="283"/>
-      </w:pPr>
-      <w:r>
-        <w:rPr>
-          <w:rFonts w:ascii="Times New Roman" w:hAnsi="Times New Roman" w:eastAsia="Times New Roman"/>
-          <w:sz w:val="24"/>
-        </w:rPr>
-        <w:t>По содержанию — ресурсными, целевыми, ценностными, ролевыми, информационными.</w:t>
-      </w:r>
-    </w:p>
-    <w:p>
-      <w:pPr>
-        <w:spacing w:after="80" w:line="276" w:lineRule="auto"/>
-        <w:ind w:firstLine="283"/>
-      </w:pPr>
-      <w:r>
-        <w:rPr>
-          <w:rFonts w:ascii="Times New Roman" w:hAnsi="Times New Roman" w:eastAsia="Times New Roman"/>
-          <w:sz w:val="24"/>
-        </w:rPr>
-        <w:t>Этапы развития:</w:t>
-      </w:r>
-    </w:p>
-    <w:p>
-      <w:pPr>
-        <w:spacing w:after="80" w:line="276" w:lineRule="auto"/>
-        <w:ind w:firstLine="283"/>
-      </w:pPr>
-      <w:r>
-        <w:rPr>
-          <w:rFonts w:ascii="Times New Roman" w:hAnsi="Times New Roman" w:eastAsia="Times New Roman"/>
-          <w:sz w:val="24"/>
-        </w:rPr>
-        <w:t>предконфликтная ситуация → инцидент → эскалация → открытый конфликт → разрешение → постконфликтный период.</w:t>
-      </w:r>
-    </w:p>
-    <w:p>
-      <w:pPr>
-        <w:spacing w:after="80" w:line="276" w:lineRule="auto"/>
-        <w:ind w:firstLine="283"/>
-      </w:pPr>
-      <w:r>
-        <w:rPr>
-          <w:rFonts w:ascii="Times New Roman" w:hAnsi="Times New Roman" w:eastAsia="Times New Roman"/>
-          <w:sz w:val="24"/>
-        </w:rPr>
-        <w:t>Чем раньше выявлен конфликт и его причины, тем больше возможностей для конструктивного урегулирования.</w:t>
-      </w:r>
-    </w:p>
-    <w:p>
-      <w:pPr>
-        <w:spacing w:before="240" w:after="120"/>
-      </w:pPr>
-      <w:r>
-        <w:rPr>
-          <w:rFonts w:ascii="Times New Roman" w:hAnsi="Times New Roman" w:eastAsia="Times New Roman"/>
-          <w:b/>
-          <w:sz w:val="24"/>
-        </w:rPr>
-        <w:t>51. Группа в организации как объект управления</w:t>
-      </w:r>
-    </w:p>
-    <w:p>
-      <w:pPr>
-        <w:spacing w:after="80" w:line="276" w:lineRule="auto"/>
-        <w:ind w:firstLine="283"/>
-      </w:pPr>
-      <w:r>
-        <w:rPr>
-          <w:rFonts w:ascii="Times New Roman" w:hAnsi="Times New Roman" w:eastAsia="Times New Roman"/>
-          <w:sz w:val="24"/>
-        </w:rPr>
-        <w:t>Группа — совокупность людей, объединённых взаимодействием, общими целями или деятельностью.</w:t>
-      </w:r>
-    </w:p>
-    <w:p>
-      <w:pPr>
-        <w:spacing w:after="80" w:line="276" w:lineRule="auto"/>
-        <w:ind w:firstLine="283"/>
-      </w:pPr>
-      <w:r>
-        <w:rPr>
-          <w:rFonts w:ascii="Times New Roman" w:hAnsi="Times New Roman" w:eastAsia="Times New Roman"/>
-          <w:sz w:val="24"/>
-        </w:rPr>
-        <w:t>Группа является объектом управления, поскольку руководитель воздействует не только на отдельных сотрудников, но и на нормы, отношения, распределение ролей, климат и совместную деятельность.</w:t>
-      </w:r>
-    </w:p>
-    <w:p>
-      <w:pPr>
-        <w:spacing w:after="80" w:line="276" w:lineRule="auto"/>
-        <w:ind w:firstLine="283"/>
-      </w:pPr>
-      <w:r>
-        <w:rPr>
-          <w:rFonts w:ascii="Times New Roman" w:hAnsi="Times New Roman" w:eastAsia="Times New Roman"/>
-          <w:sz w:val="24"/>
-        </w:rPr>
-        <w:t>Для эффективного управления необходимо учитывать структуру группы, лидерство, нормы, сплочённость и групповые процессы.</w:t>
-      </w:r>
-    </w:p>
-    <w:p>
-      <w:pPr>
-        <w:spacing w:before="240" w:after="120"/>
-      </w:pPr>
-      <w:r>
-        <w:rPr>
-          <w:rFonts w:ascii="Times New Roman" w:hAnsi="Times New Roman" w:eastAsia="Times New Roman"/>
-          <w:b/>
-          <w:sz w:val="24"/>
-        </w:rPr>
-        <w:t>52. Команда как форма коллективного управления</w:t>
-      </w:r>
-    </w:p>
-    <w:p>
-      <w:pPr>
-        <w:spacing w:after="80" w:line="276" w:lineRule="auto"/>
-        <w:ind w:firstLine="283"/>
-      </w:pPr>
-      <w:r>
-        <w:rPr>
-          <w:rFonts w:ascii="Times New Roman" w:hAnsi="Times New Roman" w:eastAsia="Times New Roman"/>
-          <w:sz w:val="24"/>
-        </w:rPr>
-        <w:t>Команда — группа людей, объединённых общей целью, взаимозависимостью и распределением ролей, несущих совместную ответственность за результат.</w:t>
-      </w:r>
-    </w:p>
-    <w:p>
-      <w:pPr>
-        <w:spacing w:after="80" w:line="276" w:lineRule="auto"/>
-        <w:ind w:firstLine="283"/>
-      </w:pPr>
-      <w:r>
-        <w:rPr>
-          <w:rFonts w:ascii="Times New Roman" w:hAnsi="Times New Roman" w:eastAsia="Times New Roman"/>
-          <w:sz w:val="24"/>
-        </w:rPr>
-        <w:t>Признаки команды:</w:t>
+        <w:t>контент-анализ — документы, протоколы, переписка;</w:t>
       </w:r>
     </w:p>
     <w:p>
@@ -5669,7 +5318,7 @@
           <w:rFonts w:ascii="Times New Roman" w:hAnsi="Times New Roman" w:eastAsia="Times New Roman"/>
           <w:sz w:val="24"/>
         </w:rPr>
-        <w:t>общая цель;</w:t>
+        <w:t>деловые и ролевые игры — моделирование управленческих ситуаций;</w:t>
       </w:r>
     </w:p>
     <w:p>
@@ -5683,7 +5332,280 @@
           <w:rFonts w:ascii="Times New Roman" w:hAnsi="Times New Roman" w:eastAsia="Times New Roman"/>
           <w:sz w:val="24"/>
         </w:rPr>
-        <w:t>взаимодополняющие компетенции;</w:t>
+        <w:t>экспертные оценки, кейс-стади.</w:t>
+      </w:r>
+    </w:p>
+    <w:p>
+      <w:pPr>
+        <w:spacing w:after="80" w:line="276" w:lineRule="auto"/>
+        <w:ind w:firstLine="283"/>
+      </w:pPr>
+      <w:r>
+        <w:rPr>
+          <w:rFonts w:ascii="Times New Roman" w:hAnsi="Times New Roman" w:eastAsia="Times New Roman"/>
+          <w:sz w:val="24"/>
+        </w:rPr>
+        <w:t>Выбор метода зависит от цели: диагностика климата, подбор, оценка эффективности, исследование.</w:t>
+      </w:r>
+    </w:p>
+    <w:p>
+      <w:pPr>
+        <w:spacing w:before="240" w:after="120"/>
+      </w:pPr>
+      <w:r>
+        <w:rPr>
+          <w:rFonts w:ascii="Times New Roman" w:hAnsi="Times New Roman" w:eastAsia="Times New Roman"/>
+          <w:b/>
+          <w:sz w:val="24"/>
+        </w:rPr>
+        <w:t>41. Подбор, адаптация и стимулирование персонала</w:t>
+      </w:r>
+    </w:p>
+    <w:p>
+      <w:pPr>
+        <w:spacing w:after="80" w:line="276" w:lineRule="auto"/>
+        <w:ind w:firstLine="283"/>
+      </w:pPr>
+      <w:r>
+        <w:rPr>
+          <w:rFonts w:ascii="Times New Roman" w:hAnsi="Times New Roman" w:eastAsia="Times New Roman"/>
+          <w:sz w:val="24"/>
+        </w:rPr>
+        <w:t>Подбор — процесс поиска и отбора кандидата, соответствующего требованиям должности (профессиограмме). Этапы: анализ должности → поиск → отбор → принятие решения.</w:t>
+      </w:r>
+    </w:p>
+    <w:p>
+      <w:pPr>
+        <w:spacing w:after="80" w:line="276" w:lineRule="auto"/>
+        <w:ind w:firstLine="283"/>
+      </w:pPr>
+      <w:r>
+        <w:rPr>
+          <w:rFonts w:ascii="Times New Roman" w:hAnsi="Times New Roman" w:eastAsia="Times New Roman"/>
+          <w:sz w:val="24"/>
+        </w:rPr>
+        <w:t>Адаптация — включение нового сотрудника в организацию. Виды: профессиональная, социально-психологическая, организационная. Длительность: 3–6 месяцев.</w:t>
+      </w:r>
+    </w:p>
+    <w:p>
+      <w:pPr>
+        <w:spacing w:after="80" w:line="276" w:lineRule="auto"/>
+        <w:ind w:firstLine="283"/>
+      </w:pPr>
+      <w:r>
+        <w:rPr>
+          <w:rFonts w:ascii="Times New Roman" w:hAnsi="Times New Roman" w:eastAsia="Times New Roman"/>
+          <w:sz w:val="24"/>
+        </w:rPr>
+        <w:t>Стимулирование — воздействие на мотивацию для поддержания и усиления желаемого поведения.</w:t>
+      </w:r>
+    </w:p>
+    <w:p>
+      <w:pPr>
+        <w:spacing w:after="80" w:line="276" w:lineRule="auto"/>
+        <w:ind w:firstLine="283"/>
+      </w:pPr>
+      <w:r>
+        <w:rPr>
+          <w:rFonts w:ascii="Times New Roman" w:hAnsi="Times New Roman" w:eastAsia="Times New Roman"/>
+          <w:sz w:val="24"/>
+        </w:rPr>
+        <w:t>Модель соответствия: «человек — должность — организация» — успех при совпадении требований, возможностей и условий.</w:t>
+      </w:r>
+    </w:p>
+    <w:p>
+      <w:pPr>
+        <w:spacing w:after="80" w:line="276" w:lineRule="auto"/>
+        <w:ind w:firstLine="283"/>
+      </w:pPr>
+      <w:r>
+        <w:rPr>
+          <w:rFonts w:ascii="Times New Roman" w:hAnsi="Times New Roman" w:eastAsia="Times New Roman"/>
+          <w:sz w:val="24"/>
+        </w:rPr>
+        <w:t>Ошибки подбора дорого обходятся: текучесть, снижение морали, затраты на повторный поиск.</w:t>
+      </w:r>
+    </w:p>
+    <w:p>
+      <w:pPr>
+        <w:spacing w:before="240" w:after="120"/>
+      </w:pPr>
+      <w:r>
+        <w:rPr>
+          <w:rFonts w:ascii="Times New Roman" w:hAnsi="Times New Roman" w:eastAsia="Times New Roman"/>
+          <w:b/>
+          <w:sz w:val="24"/>
+        </w:rPr>
+        <w:t>42. Кадровый мониторинг и профессиография</w:t>
+      </w:r>
+    </w:p>
+    <w:p>
+      <w:pPr>
+        <w:spacing w:after="80" w:line="276" w:lineRule="auto"/>
+        <w:ind w:firstLine="283"/>
+      </w:pPr>
+      <w:r>
+        <w:rPr>
+          <w:rFonts w:ascii="Times New Roman" w:hAnsi="Times New Roman" w:eastAsia="Times New Roman"/>
+          <w:sz w:val="24"/>
+        </w:rPr>
+        <w:t>Кадровый мониторинг — систематическое отслеживание показателей персонала: численность, текучесть, адаптация, удовлетворённость, компетенции, эффективность, возрастная структура.</w:t>
+      </w:r>
+    </w:p>
+    <w:p>
+      <w:pPr>
+        <w:spacing w:after="80" w:line="276" w:lineRule="auto"/>
+        <w:ind w:firstLine="283"/>
+      </w:pPr>
+      <w:r>
+        <w:rPr>
+          <w:rFonts w:ascii="Times New Roman" w:hAnsi="Times New Roman" w:eastAsia="Times New Roman"/>
+          <w:sz w:val="24"/>
+        </w:rPr>
+        <w:t>Цель: своевременное выявление проблем (дефицит кадров, выгорание, низкая мотивация) и принятие управленческих решений.</w:t>
+      </w:r>
+    </w:p>
+    <w:p>
+      <w:pPr>
+        <w:spacing w:after="80" w:line="276" w:lineRule="auto"/>
+        <w:ind w:firstLine="283"/>
+      </w:pPr>
+      <w:r>
+        <w:rPr>
+          <w:rFonts w:ascii="Times New Roman" w:hAnsi="Times New Roman" w:eastAsia="Times New Roman"/>
+          <w:sz w:val="24"/>
+        </w:rPr>
+        <w:t>Профессиография — научное описание профессии: содержание труда, условия, требования к знаниям, умениям, способностям, личностным качествам.</w:t>
+      </w:r>
+    </w:p>
+    <w:p>
+      <w:pPr>
+        <w:spacing w:after="80" w:line="276" w:lineRule="auto"/>
+        <w:ind w:firstLine="283"/>
+      </w:pPr>
+      <w:r>
+        <w:rPr>
+          <w:rFonts w:ascii="Times New Roman" w:hAnsi="Times New Roman" w:eastAsia="Times New Roman"/>
+          <w:sz w:val="24"/>
+        </w:rPr>
+        <w:t>Профессиография — основа для: профессиограммы, программ обучения, подбора, аттестации.</w:t>
+      </w:r>
+    </w:p>
+    <w:p>
+      <w:pPr>
+        <w:spacing w:after="80" w:line="276" w:lineRule="auto"/>
+        <w:ind w:firstLine="283"/>
+      </w:pPr>
+      <w:r>
+        <w:rPr>
+          <w:rFonts w:ascii="Times New Roman" w:hAnsi="Times New Roman" w:eastAsia="Times New Roman"/>
+          <w:sz w:val="24"/>
+        </w:rPr>
+        <w:t>Разработчик профессиографии: психолог совместно с практиками и руководителями.</w:t>
+      </w:r>
+    </w:p>
+    <w:p>
+      <w:pPr>
+        <w:spacing w:before="240" w:after="120"/>
+      </w:pPr>
+      <w:r>
+        <w:rPr>
+          <w:rFonts w:ascii="Times New Roman" w:hAnsi="Times New Roman" w:eastAsia="Times New Roman"/>
+          <w:b/>
+          <w:sz w:val="24"/>
+        </w:rPr>
+        <w:t>43. Профессиограмма и акмеограмма</w:t>
+      </w:r>
+    </w:p>
+    <w:p>
+      <w:pPr>
+        <w:spacing w:after="80" w:line="276" w:lineRule="auto"/>
+        <w:ind w:firstLine="283"/>
+      </w:pPr>
+      <w:r>
+        <w:rPr>
+          <w:rFonts w:ascii="Times New Roman" w:hAnsi="Times New Roman" w:eastAsia="Times New Roman"/>
+          <w:sz w:val="24"/>
+        </w:rPr>
+        <w:t>Профессиограмма — документ, описывающий требования профессии к специалисту.</w:t>
+      </w:r>
+    </w:p>
+    <w:p>
+      <w:pPr>
+        <w:spacing w:after="80" w:line="276" w:lineRule="auto"/>
+        <w:ind w:firstLine="283"/>
+      </w:pPr>
+      <w:r>
+        <w:rPr>
+          <w:rFonts w:ascii="Times New Roman" w:hAnsi="Times New Roman" w:eastAsia="Times New Roman"/>
+          <w:sz w:val="24"/>
+        </w:rPr>
+        <w:t>Содержит: цель деятельности, задачи, обязанности, условия труда, необходимые знания, умения, навыки, способности, личностные качества, противопоказания.</w:t>
+      </w:r>
+    </w:p>
+    <w:p>
+      <w:pPr>
+        <w:spacing w:after="80" w:line="276" w:lineRule="auto"/>
+        <w:ind w:firstLine="283"/>
+      </w:pPr>
+      <w:r>
+        <w:rPr>
+          <w:rFonts w:ascii="Times New Roman" w:hAnsi="Times New Roman" w:eastAsia="Times New Roman"/>
+          <w:sz w:val="24"/>
+        </w:rPr>
+        <w:t>Используется при: подборе, аттестации, разработке программ обучения.</w:t>
+      </w:r>
+    </w:p>
+    <w:p>
+      <w:pPr>
+        <w:spacing w:after="80" w:line="276" w:lineRule="auto"/>
+        <w:ind w:firstLine="283"/>
+      </w:pPr>
+      <w:r>
+        <w:rPr>
+          <w:rFonts w:ascii="Times New Roman" w:hAnsi="Times New Roman" w:eastAsia="Times New Roman"/>
+          <w:sz w:val="24"/>
+        </w:rPr>
+        <w:t>Акмеограмма (от «акме» — вершина) — описание характеристик специалиста высокого класса и условий для достижения профессионального мастерства.</w:t>
+      </w:r>
+    </w:p>
+    <w:p>
+      <w:pPr>
+        <w:spacing w:after="80" w:line="276" w:lineRule="auto"/>
+        <w:ind w:firstLine="283"/>
+      </w:pPr>
+      <w:r>
+        <w:rPr>
+          <w:rFonts w:ascii="Times New Roman" w:hAnsi="Times New Roman" w:eastAsia="Times New Roman"/>
+          <w:sz w:val="24"/>
+        </w:rPr>
+        <w:t>Различие: профессиограмма — минимальные требования; акмеограмма — идеальный образец, путь к совершенству.</w:t>
+      </w:r>
+    </w:p>
+    <w:p>
+      <w:pPr>
+        <w:spacing w:before="240" w:after="120"/>
+      </w:pPr>
+      <w:r>
+        <w:rPr>
+          <w:rFonts w:ascii="Times New Roman" w:hAnsi="Times New Roman" w:eastAsia="Times New Roman"/>
+          <w:b/>
+          <w:sz w:val="24"/>
+        </w:rPr>
+        <w:t>44. Теории мотивации: содержательные и процессуальные</w:t>
+      </w:r>
+    </w:p>
+    <w:p>
+      <w:pPr>
+        <w:spacing w:after="80" w:line="276" w:lineRule="auto"/>
+        <w:ind w:firstLine="283"/>
+      </w:pPr>
+      <w:r>
+        <w:rPr>
+          <w:rFonts w:ascii="Times New Roman" w:hAnsi="Times New Roman" w:eastAsia="Times New Roman"/>
+          <w:sz w:val="24"/>
+        </w:rPr>
+        <w:t>Содержательные теории — отвечают на вопрос «Что мотивирует?» (какие потребности):</w:t>
       </w:r>
     </w:p>
     <w:p>
@@ -5697,7 +5619,7 @@
           <w:rFonts w:ascii="Times New Roman" w:hAnsi="Times New Roman" w:eastAsia="Times New Roman"/>
           <w:sz w:val="24"/>
         </w:rPr>
-        <w:t>доверие;</w:t>
+        <w:t>Маслоу — пирамида потребностей (5 уровней);</w:t>
       </w:r>
     </w:p>
     <w:p>
@@ -5711,7 +5633,7 @@
           <w:rFonts w:ascii="Times New Roman" w:hAnsi="Times New Roman" w:eastAsia="Times New Roman"/>
           <w:sz w:val="24"/>
         </w:rPr>
-        <w:t>координация;</w:t>
+        <w:t>Герцберг — гигиенические факторы (предотвращают неудовлетворённость) и мотиваторы (удовлетворённость);</w:t>
       </w:r>
     </w:p>
     <w:p>
@@ -5725,7 +5647,20 @@
           <w:rFonts w:ascii="Times New Roman" w:hAnsi="Times New Roman" w:eastAsia="Times New Roman"/>
           <w:sz w:val="24"/>
         </w:rPr>
-        <w:t>взаимная ответственность;</w:t>
+        <w:t>МакКлелланд — потребности в достижении, власти, принадлежности.</w:t>
+      </w:r>
+    </w:p>
+    <w:p>
+      <w:pPr>
+        <w:spacing w:after="80" w:line="276" w:lineRule="auto"/>
+        <w:ind w:firstLine="283"/>
+      </w:pPr>
+      <w:r>
+        <w:rPr>
+          <w:rFonts w:ascii="Times New Roman" w:hAnsi="Times New Roman" w:eastAsia="Times New Roman"/>
+          <w:sz w:val="24"/>
+        </w:rPr>
+        <w:t>Процессуальные теории — «Как возникает мотивация?» (механизм выбора поведения):</w:t>
       </w:r>
     </w:p>
     <w:p>
@@ -5739,124 +5674,7 @@
           <w:rFonts w:ascii="Times New Roman" w:hAnsi="Times New Roman" w:eastAsia="Times New Roman"/>
           <w:sz w:val="24"/>
         </w:rPr>
-        <w:t>эффективная коммуникация.</w:t>
-      </w:r>
-    </w:p>
-    <w:p>
-      <w:pPr>
-        <w:spacing w:after="80" w:line="276" w:lineRule="auto"/>
-        <w:ind w:firstLine="283"/>
-      </w:pPr>
-      <w:r>
-        <w:rPr>
-          <w:rFonts w:ascii="Times New Roman" w:hAnsi="Times New Roman" w:eastAsia="Times New Roman"/>
-          <w:sz w:val="24"/>
-        </w:rPr>
-        <w:t>Команда отличается от обычной группы более высокой взаимозависимостью и ориентацией на общий результат.</w:t>
-      </w:r>
-    </w:p>
-    <w:p>
-      <w:pPr>
-        <w:spacing w:before="240" w:after="120"/>
-      </w:pPr>
-      <w:r>
-        <w:rPr>
-          <w:rFonts w:ascii="Times New Roman" w:hAnsi="Times New Roman" w:eastAsia="Times New Roman"/>
-          <w:b/>
-          <w:sz w:val="24"/>
-        </w:rPr>
-        <w:t>53. Формальные и неформальные группы</w:t>
-      </w:r>
-    </w:p>
-    <w:p>
-      <w:pPr>
-        <w:spacing w:after="80" w:line="276" w:lineRule="auto"/>
-        <w:ind w:firstLine="283"/>
-      </w:pPr>
-      <w:r>
-        <w:rPr>
-          <w:rFonts w:ascii="Times New Roman" w:hAnsi="Times New Roman" w:eastAsia="Times New Roman"/>
-          <w:sz w:val="24"/>
-        </w:rPr>
-        <w:t>Формальная группа создаётся организацией для выполнения определённых задач и имеет официальные роли, нормы и структуру.</w:t>
-      </w:r>
-    </w:p>
-    <w:p>
-      <w:pPr>
-        <w:spacing w:after="80" w:line="276" w:lineRule="auto"/>
-        <w:ind w:firstLine="283"/>
-      </w:pPr>
-      <w:r>
-        <w:rPr>
-          <w:rFonts w:ascii="Times New Roman" w:hAnsi="Times New Roman" w:eastAsia="Times New Roman"/>
-          <w:sz w:val="24"/>
-        </w:rPr>
-        <w:t>Неформальная группа возникает естественно на основе личных отношений, интересов и симпатий.</w:t>
-      </w:r>
-    </w:p>
-    <w:p>
-      <w:pPr>
-        <w:spacing w:after="80" w:line="276" w:lineRule="auto"/>
-        <w:ind w:firstLine="283"/>
-      </w:pPr>
-      <w:r>
-        <w:rPr>
-          <w:rFonts w:ascii="Times New Roman" w:hAnsi="Times New Roman" w:eastAsia="Times New Roman"/>
-          <w:sz w:val="24"/>
-        </w:rPr>
-        <w:t>Неформальные группы могут как помогать организации, поддерживая сотрудников и коммуникацию, так и препятствовать изменениям.</w:t>
-      </w:r>
-    </w:p>
-    <w:p>
-      <w:pPr>
-        <w:spacing w:after="80" w:line="276" w:lineRule="auto"/>
-        <w:ind w:firstLine="283"/>
-      </w:pPr>
-      <w:r>
-        <w:rPr>
-          <w:rFonts w:ascii="Times New Roman" w:hAnsi="Times New Roman" w:eastAsia="Times New Roman"/>
-          <w:sz w:val="24"/>
-        </w:rPr>
-        <w:t>Поэтому руководителю важно не игнорировать неформальную структуру организации.</w:t>
-      </w:r>
-    </w:p>
-    <w:p>
-      <w:pPr>
-        <w:spacing w:before="240" w:after="120"/>
-      </w:pPr>
-      <w:r>
-        <w:rPr>
-          <w:rFonts w:ascii="Times New Roman" w:hAnsi="Times New Roman" w:eastAsia="Times New Roman"/>
-          <w:b/>
-          <w:sz w:val="24"/>
-        </w:rPr>
-        <w:t>54. Групповая динамика и групповые эффекты</w:t>
-      </w:r>
-    </w:p>
-    <w:p>
-      <w:pPr>
-        <w:spacing w:after="80" w:line="276" w:lineRule="auto"/>
-        <w:ind w:firstLine="283"/>
-      </w:pPr>
-      <w:r>
-        <w:rPr>
-          <w:rFonts w:ascii="Times New Roman" w:hAnsi="Times New Roman" w:eastAsia="Times New Roman"/>
-          <w:sz w:val="24"/>
-        </w:rPr>
-        <w:t>Групповая динамика — совокупность процессов, происходящих в группе и изменяющих её структуру и взаимодействие участников.</w:t>
-      </w:r>
-    </w:p>
-    <w:p>
-      <w:pPr>
-        <w:spacing w:after="80" w:line="276" w:lineRule="auto"/>
-        <w:ind w:firstLine="283"/>
-      </w:pPr>
-      <w:r>
-        <w:rPr>
-          <w:rFonts w:ascii="Times New Roman" w:hAnsi="Times New Roman" w:eastAsia="Times New Roman"/>
-          <w:sz w:val="24"/>
-        </w:rPr>
-        <w:t>К основным процессам относятся:</w:t>
+        <w:t>Врум — теория ожиданий: мотивация = ожидание × ценность × инструментальность;</w:t>
       </w:r>
     </w:p>
     <w:p>
@@ -5870,7 +5688,7 @@
           <w:rFonts w:ascii="Times New Roman" w:hAnsi="Times New Roman" w:eastAsia="Times New Roman"/>
           <w:sz w:val="24"/>
         </w:rPr>
-        <w:t>формирование группы;</w:t>
+        <w:t>Адамс — теория справедливости: сравнение вклада/вознаграждения с другими;</w:t>
       </w:r>
     </w:p>
     <w:p>
@@ -5884,7 +5702,189 @@
           <w:rFonts w:ascii="Times New Roman" w:hAnsi="Times New Roman" w:eastAsia="Times New Roman"/>
           <w:sz w:val="24"/>
         </w:rPr>
-        <w:t>распределение ролей;</w:t>
+        <w:t>Портер—Лоулер — модель: усилия → результаты → вознаграждение → удовлетворённость.</w:t>
+      </w:r>
+    </w:p>
+    <w:p>
+      <w:pPr>
+        <w:spacing w:before="240" w:after="120"/>
+      </w:pPr>
+      <w:r>
+        <w:rPr>
+          <w:rFonts w:ascii="Times New Roman" w:hAnsi="Times New Roman" w:eastAsia="Times New Roman"/>
+          <w:b/>
+          <w:sz w:val="24"/>
+        </w:rPr>
+        <w:t>45. Основные понятия мотивационной составляющей: стимул, мотив, потребность</w:t>
+      </w:r>
+    </w:p>
+    <w:p>
+      <w:pPr>
+        <w:spacing w:after="80" w:line="276" w:lineRule="auto"/>
+        <w:ind w:firstLine="283"/>
+      </w:pPr>
+      <w:r>
+        <w:rPr>
+          <w:rFonts w:ascii="Times New Roman" w:hAnsi="Times New Roman" w:eastAsia="Times New Roman"/>
+          <w:sz w:val="24"/>
+        </w:rPr>
+        <w:t>Потребность — нужда в чём-либо для существования и развития (биологическая, социальная, духовная).</w:t>
+      </w:r>
+    </w:p>
+    <w:p>
+      <w:pPr>
+        <w:spacing w:after="80" w:line="276" w:lineRule="auto"/>
+        <w:ind w:firstLine="283"/>
+      </w:pPr>
+      <w:r>
+        <w:rPr>
+          <w:rFonts w:ascii="Times New Roman" w:hAnsi="Times New Roman" w:eastAsia="Times New Roman"/>
+          <w:sz w:val="24"/>
+        </w:rPr>
+        <w:t>Мотив — конкретное побуждение к действию, связанное с потребностью (осознанное или нет).</w:t>
+      </w:r>
+    </w:p>
+    <w:p>
+      <w:pPr>
+        <w:spacing w:after="80" w:line="276" w:lineRule="auto"/>
+        <w:ind w:firstLine="283"/>
+      </w:pPr>
+      <w:r>
+        <w:rPr>
+          <w:rFonts w:ascii="Times New Roman" w:hAnsi="Times New Roman" w:eastAsia="Times New Roman"/>
+          <w:sz w:val="24"/>
+        </w:rPr>
+        <w:t>Стимул — внешнее воздействие, вызывающее реакцию (премия, похвала, дедлайн, наказание).</w:t>
+      </w:r>
+    </w:p>
+    <w:p>
+      <w:pPr>
+        <w:spacing w:after="80" w:line="276" w:lineRule="auto"/>
+        <w:ind w:firstLine="283"/>
+      </w:pPr>
+      <w:r>
+        <w:rPr>
+          <w:rFonts w:ascii="Times New Roman" w:hAnsi="Times New Roman" w:eastAsia="Times New Roman"/>
+          <w:sz w:val="24"/>
+        </w:rPr>
+        <w:t>Цепочка: потребность → мотив → цель → действие → результат → удовлетворение/неудовлетворение потребности.</w:t>
+      </w:r>
+    </w:p>
+    <w:p>
+      <w:pPr>
+        <w:spacing w:after="80" w:line="276" w:lineRule="auto"/>
+        <w:ind w:firstLine="283"/>
+      </w:pPr>
+      <w:r>
+        <w:rPr>
+          <w:rFonts w:ascii="Times New Roman" w:hAnsi="Times New Roman" w:eastAsia="Times New Roman"/>
+          <w:sz w:val="24"/>
+        </w:rPr>
+        <w:t>Пример: потребность в признании → мотив добиться успеха → цель — выполнить проект → действие → премия (стимул) → удовлетворение.</w:t>
+      </w:r>
+    </w:p>
+    <w:p>
+      <w:pPr>
+        <w:spacing w:before="240" w:after="120"/>
+      </w:pPr>
+      <w:r>
+        <w:rPr>
+          <w:rFonts w:ascii="Times New Roman" w:hAnsi="Times New Roman" w:eastAsia="Times New Roman"/>
+          <w:b/>
+          <w:sz w:val="24"/>
+        </w:rPr>
+        <w:t>46. Основные виды стимулирования</w:t>
+      </w:r>
+    </w:p>
+    <w:p>
+      <w:pPr>
+        <w:spacing w:after="80" w:line="276" w:lineRule="auto"/>
+        <w:ind w:firstLine="283"/>
+      </w:pPr>
+      <w:r>
+        <w:rPr>
+          <w:rFonts w:ascii="Times New Roman" w:hAnsi="Times New Roman" w:eastAsia="Times New Roman"/>
+          <w:sz w:val="24"/>
+        </w:rPr>
+        <w:t>Экономическое (материальное): зарплата, премии, бонусы, опционы, льготы, соцпакет.</w:t>
+      </w:r>
+    </w:p>
+    <w:p>
+      <w:pPr>
+        <w:spacing w:after="80" w:line="276" w:lineRule="auto"/>
+        <w:ind w:firstLine="283"/>
+      </w:pPr>
+      <w:r>
+        <w:rPr>
+          <w:rFonts w:ascii="Times New Roman" w:hAnsi="Times New Roman" w:eastAsia="Times New Roman"/>
+          <w:sz w:val="24"/>
+        </w:rPr>
+        <w:t>Административное (организационное): продвижение, расширение полномочий, интересные задачи, график работы.</w:t>
+      </w:r>
+    </w:p>
+    <w:p>
+      <w:pPr>
+        <w:spacing w:after="80" w:line="276" w:lineRule="auto"/>
+        <w:ind w:firstLine="283"/>
+      </w:pPr>
+      <w:r>
+        <w:rPr>
+          <w:rFonts w:ascii="Times New Roman" w:hAnsi="Times New Roman" w:eastAsia="Times New Roman"/>
+          <w:sz w:val="24"/>
+        </w:rPr>
+        <w:t>Социально-психологическое (моральное): признание, благодарность, публичная похвала, статус, участие в принятии решений, обучение, командная атмосфера.</w:t>
+      </w:r>
+    </w:p>
+    <w:p>
+      <w:pPr>
+        <w:spacing w:after="80" w:line="276" w:lineRule="auto"/>
+        <w:ind w:firstLine="283"/>
+      </w:pPr>
+      <w:r>
+        <w:rPr>
+          <w:rFonts w:ascii="Times New Roman" w:hAnsi="Times New Roman" w:eastAsia="Times New Roman"/>
+          <w:sz w:val="24"/>
+        </w:rPr>
+        <w:t>По Герцбергу: материальное предотвращает неудовлетворённость, но не мотивирует; для мотивации нужны содержание работы, признание, рост.</w:t>
+      </w:r>
+    </w:p>
+    <w:p>
+      <w:pPr>
+        <w:spacing w:after="80" w:line="276" w:lineRule="auto"/>
+        <w:ind w:firstLine="283"/>
+      </w:pPr>
+      <w:r>
+        <w:rPr>
+          <w:rFonts w:ascii="Times New Roman" w:hAnsi="Times New Roman" w:eastAsia="Times New Roman"/>
+          <w:sz w:val="24"/>
+        </w:rPr>
+        <w:t>Эффективная система — комбинация видов с учётом индивидуальных потребностей.</w:t>
+      </w:r>
+    </w:p>
+    <w:p>
+      <w:pPr>
+        <w:spacing w:before="240" w:after="120"/>
+      </w:pPr>
+      <w:r>
+        <w:rPr>
+          <w:rFonts w:ascii="Times New Roman" w:hAnsi="Times New Roman" w:eastAsia="Times New Roman"/>
+          <w:b/>
+          <w:sz w:val="24"/>
+        </w:rPr>
+        <w:t>47. Базовые навыки делового общения</w:t>
+      </w:r>
+    </w:p>
+    <w:p>
+      <w:pPr>
+        <w:spacing w:after="80" w:line="276" w:lineRule="auto"/>
+        <w:ind w:firstLine="283"/>
+      </w:pPr>
+      <w:r>
+        <w:rPr>
+          <w:rFonts w:ascii="Times New Roman" w:hAnsi="Times New Roman" w:eastAsia="Times New Roman"/>
+          <w:sz w:val="24"/>
+        </w:rPr>
+        <w:t>Навыки:</w:t>
       </w:r>
     </w:p>
     <w:p>
@@ -5898,7 +5898,7 @@
           <w:rFonts w:ascii="Times New Roman" w:hAnsi="Times New Roman" w:eastAsia="Times New Roman"/>
           <w:sz w:val="24"/>
         </w:rPr>
-        <w:t>формирование норм;</w:t>
+        <w:t>активное слушание — перефразирование, уточнение, невербальная поддержка;</w:t>
       </w:r>
     </w:p>
     <w:p>
@@ -5912,7 +5912,7 @@
           <w:rFonts w:ascii="Times New Roman" w:hAnsi="Times New Roman" w:eastAsia="Times New Roman"/>
           <w:sz w:val="24"/>
         </w:rPr>
-        <w:t>лидерство;</w:t>
+        <w:t>ясность изложения — структурированность, конкретность;</w:t>
       </w:r>
     </w:p>
     <w:p>
@@ -5926,7 +5926,7 @@
           <w:rFonts w:ascii="Times New Roman" w:hAnsi="Times New Roman" w:eastAsia="Times New Roman"/>
           <w:sz w:val="24"/>
         </w:rPr>
-        <w:t>сплочение;</w:t>
+        <w:t>постановка вопросов — открытые (что, как, почему) и закрытые (да/нет);</w:t>
       </w:r>
     </w:p>
     <w:p>
@@ -5940,7 +5940,7 @@
           <w:rFonts w:ascii="Times New Roman" w:hAnsi="Times New Roman" w:eastAsia="Times New Roman"/>
           <w:sz w:val="24"/>
         </w:rPr>
-        <w:t>конфликты;</w:t>
+        <w:t>обратная связь — конкретная, своевременная, конструктивная;</w:t>
       </w:r>
     </w:p>
     <w:p>
@@ -5954,59 +5954,7 @@
           <w:rFonts w:ascii="Times New Roman" w:hAnsi="Times New Roman" w:eastAsia="Times New Roman"/>
           <w:sz w:val="24"/>
         </w:rPr>
-        <w:t>принятие решений.</w:t>
-      </w:r>
-    </w:p>
-    <w:p>
-      <w:pPr>
-        <w:spacing w:after="80" w:line="276" w:lineRule="auto"/>
-        <w:ind w:firstLine="283"/>
-      </w:pPr>
-      <w:r>
-        <w:rPr>
-          <w:rFonts w:ascii="Times New Roman" w:hAnsi="Times New Roman" w:eastAsia="Times New Roman"/>
-          <w:sz w:val="24"/>
-        </w:rPr>
-        <w:t>Групповые эффекты включают конформизм, социальную фасилитацию, социальную леность, групповую поляризацию, эффект группового мышления.</w:t>
-      </w:r>
-    </w:p>
-    <w:p>
-      <w:pPr>
-        <w:spacing w:before="240" w:after="120"/>
-      </w:pPr>
-      <w:r>
-        <w:rPr>
-          <w:rFonts w:ascii="Times New Roman" w:hAnsi="Times New Roman" w:eastAsia="Times New Roman"/>
-          <w:b/>
-          <w:sz w:val="24"/>
-        </w:rPr>
-        <w:t>55. Корпоративная и организационная культура</w:t>
-      </w:r>
-    </w:p>
-    <w:p>
-      <w:pPr>
-        <w:spacing w:after="80" w:line="276" w:lineRule="auto"/>
-        <w:ind w:firstLine="283"/>
-      </w:pPr>
-      <w:r>
-        <w:rPr>
-          <w:rFonts w:ascii="Times New Roman" w:hAnsi="Times New Roman" w:eastAsia="Times New Roman"/>
-          <w:sz w:val="24"/>
-        </w:rPr>
-        <w:t>Организационная культура — система разделяемых сотрудниками ценностей, норм, правил и способов поведения, которые определяют жизнь организации.</w:t>
-      </w:r>
-    </w:p>
-    <w:p>
-      <w:pPr>
-        <w:spacing w:after="80" w:line="276" w:lineRule="auto"/>
-        <w:ind w:firstLine="283"/>
-      </w:pPr>
-      <w:r>
-        <w:rPr>
-          <w:rFonts w:ascii="Times New Roman" w:hAnsi="Times New Roman" w:eastAsia="Times New Roman"/>
-          <w:sz w:val="24"/>
-        </w:rPr>
-        <w:t>Она проявляется в:</w:t>
+        <w:t>аргументация — логика, факты, примеры;</w:t>
       </w:r>
     </w:p>
     <w:p>
@@ -6020,7 +5968,7 @@
           <w:rFonts w:ascii="Times New Roman" w:hAnsi="Times New Roman" w:eastAsia="Times New Roman"/>
           <w:sz w:val="24"/>
         </w:rPr>
-        <w:t>ценностях;</w:t>
+        <w:t>управление эмоциями — самоконтроль, «я-высказывания»;</w:t>
       </w:r>
     </w:p>
     <w:p>
@@ -6034,7 +5982,7 @@
           <w:rFonts w:ascii="Times New Roman" w:hAnsi="Times New Roman" w:eastAsia="Times New Roman"/>
           <w:sz w:val="24"/>
         </w:rPr>
-        <w:t>традициях;</w:t>
+        <w:t>невербальная коммуникация — зрительный контакт, жесты, тон;</w:t>
       </w:r>
     </w:p>
     <w:p>
@@ -6048,7 +5996,59 @@
           <w:rFonts w:ascii="Times New Roman" w:hAnsi="Times New Roman" w:eastAsia="Times New Roman"/>
           <w:sz w:val="24"/>
         </w:rPr>
-        <w:t>правилах;</w:t>
+        <w:t>умение договариваться — поиск взаимовыгодного решения.</w:t>
+      </w:r>
+    </w:p>
+    <w:p>
+      <w:pPr>
+        <w:spacing w:after="80" w:line="276" w:lineRule="auto"/>
+        <w:ind w:firstLine="283"/>
+      </w:pPr>
+      <w:r>
+        <w:rPr>
+          <w:rFonts w:ascii="Times New Roman" w:hAnsi="Times New Roman" w:eastAsia="Times New Roman"/>
+          <w:sz w:val="24"/>
+        </w:rPr>
+        <w:t>Барьеры общения: стереотипы, оценочность, несовпадение кодов, эмоциональные помехи.</w:t>
+      </w:r>
+    </w:p>
+    <w:p>
+      <w:pPr>
+        <w:spacing w:before="240" w:after="120"/>
+      </w:pPr>
+      <w:r>
+        <w:rPr>
+          <w:rFonts w:ascii="Times New Roman" w:hAnsi="Times New Roman" w:eastAsia="Times New Roman"/>
+          <w:b/>
+          <w:sz w:val="24"/>
+        </w:rPr>
+        <w:t>48. Психологические особенности общения с клиентами организации</w:t>
+      </w:r>
+    </w:p>
+    <w:p>
+      <w:pPr>
+        <w:spacing w:after="80" w:line="276" w:lineRule="auto"/>
+        <w:ind w:firstLine="283"/>
+      </w:pPr>
+      <w:r>
+        <w:rPr>
+          <w:rFonts w:ascii="Times New Roman" w:hAnsi="Times New Roman" w:eastAsia="Times New Roman"/>
+          <w:sz w:val="24"/>
+        </w:rPr>
+        <w:t>Клиент — внешний (покупатель, заказчик) или внутренний (коллега из другого отдела).</w:t>
+      </w:r>
+    </w:p>
+    <w:p>
+      <w:pPr>
+        <w:spacing w:after="80" w:line="276" w:lineRule="auto"/>
+        <w:ind w:firstLine="283"/>
+      </w:pPr>
+      <w:r>
+        <w:rPr>
+          <w:rFonts w:ascii="Times New Roman" w:hAnsi="Times New Roman" w:eastAsia="Times New Roman"/>
+          <w:sz w:val="24"/>
+        </w:rPr>
+        <w:t>Принципы:</w:t>
       </w:r>
     </w:p>
     <w:p>
@@ -6062,7 +6062,7 @@
           <w:rFonts w:ascii="Times New Roman" w:hAnsi="Times New Roman" w:eastAsia="Times New Roman"/>
           <w:sz w:val="24"/>
         </w:rPr>
-        <w:t>стиле руководства;</w:t>
+        <w:t>эмпатия — понимание потребностей и эмоций клиента;</w:t>
       </w:r>
     </w:p>
     <w:p>
@@ -6076,7 +6076,7 @@
           <w:rFonts w:ascii="Times New Roman" w:hAnsi="Times New Roman" w:eastAsia="Times New Roman"/>
           <w:sz w:val="24"/>
         </w:rPr>
-        <w:t>способах коммуникации;</w:t>
+        <w:t>активное слушание — дать высказаться, не перебивать;</w:t>
       </w:r>
     </w:p>
     <w:p>
@@ -6090,7 +6090,7 @@
           <w:rFonts w:ascii="Times New Roman" w:hAnsi="Times New Roman" w:eastAsia="Times New Roman"/>
           <w:sz w:val="24"/>
         </w:rPr>
-        <w:t>отношении к сотрудникам и клиентам;</w:t>
+        <w:t>доброжелательность и уважение;</w:t>
       </w:r>
     </w:p>
     <w:p>
@@ -6104,7 +6104,35 @@
           <w:rFonts w:ascii="Times New Roman" w:hAnsi="Times New Roman" w:eastAsia="Times New Roman"/>
           <w:sz w:val="24"/>
         </w:rPr>
-        <w:t>символах и ритуалах.</w:t>
+        <w:t>ясность и конкретность информации;</w:t>
+      </w:r>
+    </w:p>
+    <w:p>
+      <w:pPr>
+        <w:pStyle w:val="ListBullet"/>
+        <w:spacing w:after="40" w:line="276" w:lineRule="auto"/>
+        <w:ind w:left="425"/>
+      </w:pPr>
+      <w:r>
+        <w:rPr>
+          <w:rFonts w:ascii="Times New Roman" w:hAnsi="Times New Roman" w:eastAsia="Times New Roman"/>
+          <w:sz w:val="24"/>
+        </w:rPr>
+        <w:t>терпение при работе с возражениями и негативом;</w:t>
+      </w:r>
+    </w:p>
+    <w:p>
+      <w:pPr>
+        <w:pStyle w:val="ListBullet"/>
+        <w:spacing w:after="40" w:line="276" w:lineRule="auto"/>
+        <w:ind w:left="425"/>
+      </w:pPr>
+      <w:r>
+        <w:rPr>
+          <w:rFonts w:ascii="Times New Roman" w:hAnsi="Times New Roman" w:eastAsia="Times New Roman"/>
+          <w:sz w:val="24"/>
+        </w:rPr>
+        <w:t>профессиональная дистанция — не принимать негатив на свой счёт.</w:t>
       </w:r>
     </w:p>
     <w:p>
@@ -6117,7 +6145,7 @@
           <w:rFonts w:ascii="Times New Roman" w:hAnsi="Times New Roman" w:eastAsia="Times New Roman"/>
           <w:sz w:val="24"/>
         </w:rPr>
-        <w:t>Корпоративная культура обычно рассматривается как культура конкретной организации или корпорации.</w:t>
+        <w:t>Техника: присоединение (отражение эмоции) → уточнение → решение → проверка удовлетворённости.</w:t>
       </w:r>
     </w:p>
     <w:p>
@@ -6130,7 +6158,895 @@
           <w:rFonts w:ascii="Times New Roman" w:hAnsi="Times New Roman" w:eastAsia="Times New Roman"/>
           <w:sz w:val="24"/>
         </w:rPr>
-        <w:t>Сильная культура способствует идентификации сотрудников с организацией, координации поведения и поддержанию общих целей, но чрезмерно жёсткая культура может затруднять изменения и инновации.</w:t>
+        <w:t>Нельзя: давить, спорить, обещать невозможное, игнорировать жалобы.</w:t>
+      </w:r>
+    </w:p>
+    <w:p>
+      <w:pPr>
+        <w:spacing w:before="240" w:after="120"/>
+      </w:pPr>
+      <w:r>
+        <w:rPr>
+          <w:rFonts w:ascii="Times New Roman" w:hAnsi="Times New Roman" w:eastAsia="Times New Roman"/>
+          <w:b/>
+          <w:sz w:val="24"/>
+        </w:rPr>
+        <w:t>49. Основы ведения переговоров и продаж</w:t>
+      </w:r>
+    </w:p>
+    <w:p>
+      <w:pPr>
+        <w:spacing w:after="80" w:line="276" w:lineRule="auto"/>
+        <w:ind w:firstLine="283"/>
+      </w:pPr>
+      <w:r>
+        <w:rPr>
+          <w:rFonts w:ascii="Times New Roman" w:hAnsi="Times New Roman" w:eastAsia="Times New Roman"/>
+          <w:sz w:val="24"/>
+        </w:rPr>
+        <w:t>Переговоры — процесс поиска взаимоприемлемого соглашения между сторонами с разными интересами.</w:t>
+      </w:r>
+    </w:p>
+    <w:p>
+      <w:pPr>
+        <w:spacing w:after="80" w:line="276" w:lineRule="auto"/>
+        <w:ind w:firstLine="283"/>
+      </w:pPr>
+      <w:r>
+        <w:rPr>
+          <w:rFonts w:ascii="Times New Roman" w:hAnsi="Times New Roman" w:eastAsia="Times New Roman"/>
+          <w:sz w:val="24"/>
+        </w:rPr>
+        <w:t>Этапы:</w:t>
+      </w:r>
+    </w:p>
+    <w:p>
+      <w:pPr>
+        <w:pStyle w:val="ListBullet"/>
+        <w:spacing w:after="40" w:line="276" w:lineRule="auto"/>
+        <w:ind w:left="425"/>
+      </w:pPr>
+      <w:r>
+        <w:rPr>
+          <w:rFonts w:ascii="Times New Roman" w:hAnsi="Times New Roman" w:eastAsia="Times New Roman"/>
+          <w:sz w:val="24"/>
+        </w:rPr>
+        <w:t>подготовка — анализ интересов, целей, BATNA (лучшая альтернатива);</w:t>
+      </w:r>
+    </w:p>
+    <w:p>
+      <w:pPr>
+        <w:pStyle w:val="ListBullet"/>
+        <w:spacing w:after="40" w:line="276" w:lineRule="auto"/>
+        <w:ind w:left="425"/>
+      </w:pPr>
+      <w:r>
+        <w:rPr>
+          <w:rFonts w:ascii="Times New Roman" w:hAnsi="Times New Roman" w:eastAsia="Times New Roman"/>
+          <w:sz w:val="24"/>
+        </w:rPr>
+        <w:t>установление контакта и правил;</w:t>
+      </w:r>
+    </w:p>
+    <w:p>
+      <w:pPr>
+        <w:pStyle w:val="ListBullet"/>
+        <w:spacing w:after="40" w:line="276" w:lineRule="auto"/>
+        <w:ind w:left="425"/>
+      </w:pPr>
+      <w:r>
+        <w:rPr>
+          <w:rFonts w:ascii="Times New Roman" w:hAnsi="Times New Roman" w:eastAsia="Times New Roman"/>
+          <w:sz w:val="24"/>
+        </w:rPr>
+        <w:t>выявление интересов (не позиций!) обеих сторон;</w:t>
+      </w:r>
+    </w:p>
+    <w:p>
+      <w:pPr>
+        <w:pStyle w:val="ListBullet"/>
+        <w:spacing w:after="40" w:line="276" w:lineRule="auto"/>
+        <w:ind w:left="425"/>
+      </w:pPr>
+      <w:r>
+        <w:rPr>
+          <w:rFonts w:ascii="Times New Roman" w:hAnsi="Times New Roman" w:eastAsia="Times New Roman"/>
+          <w:sz w:val="24"/>
+        </w:rPr>
+        <w:t>генерация вариантов;</w:t>
+      </w:r>
+    </w:p>
+    <w:p>
+      <w:pPr>
+        <w:pStyle w:val="ListBullet"/>
+        <w:spacing w:after="40" w:line="276" w:lineRule="auto"/>
+        <w:ind w:left="425"/>
+      </w:pPr>
+      <w:r>
+        <w:rPr>
+          <w:rFonts w:ascii="Times New Roman" w:hAnsi="Times New Roman" w:eastAsia="Times New Roman"/>
+          <w:sz w:val="24"/>
+        </w:rPr>
+        <w:t>торг и уступки;</w:t>
+      </w:r>
+    </w:p>
+    <w:p>
+      <w:pPr>
+        <w:pStyle w:val="ListBullet"/>
+        <w:spacing w:after="40" w:line="276" w:lineRule="auto"/>
+        <w:ind w:left="425"/>
+      </w:pPr>
+      <w:r>
+        <w:rPr>
+          <w:rFonts w:ascii="Times New Roman" w:hAnsi="Times New Roman" w:eastAsia="Times New Roman"/>
+          <w:sz w:val="24"/>
+        </w:rPr>
+        <w:t>фиксация договорённостей;</w:t>
+      </w:r>
+    </w:p>
+    <w:p>
+      <w:pPr>
+        <w:pStyle w:val="ListBullet"/>
+        <w:spacing w:after="40" w:line="276" w:lineRule="auto"/>
+        <w:ind w:left="425"/>
+      </w:pPr>
+      <w:r>
+        <w:rPr>
+          <w:rFonts w:ascii="Times New Roman" w:hAnsi="Times New Roman" w:eastAsia="Times New Roman"/>
+          <w:sz w:val="24"/>
+        </w:rPr>
+        <w:t>контроль исполнения.</w:t>
+      </w:r>
+    </w:p>
+    <w:p>
+      <w:pPr>
+        <w:spacing w:after="80" w:line="276" w:lineRule="auto"/>
+        <w:ind w:firstLine="283"/>
+      </w:pPr>
+      <w:r>
+        <w:rPr>
+          <w:rFonts w:ascii="Times New Roman" w:hAnsi="Times New Roman" w:eastAsia="Times New Roman"/>
+          <w:sz w:val="24"/>
+        </w:rPr>
+        <w:t>Принцип Гарварда (Фишер, Юри): разделяйте людей и проблему; фокус на интересах, а не позициях; генерируйте варианты; используйте объективные критерии.</w:t>
+      </w:r>
+    </w:p>
+    <w:p>
+      <w:pPr>
+        <w:spacing w:before="240" w:after="120"/>
+      </w:pPr>
+      <w:r>
+        <w:rPr>
+          <w:rFonts w:ascii="Times New Roman" w:hAnsi="Times New Roman" w:eastAsia="Times New Roman"/>
+          <w:b/>
+          <w:sz w:val="24"/>
+        </w:rPr>
+        <w:t>50. Типология видов, условий и этапов развития деловых конфликтов</w:t>
+      </w:r>
+    </w:p>
+    <w:p>
+      <w:pPr>
+        <w:spacing w:after="80" w:line="276" w:lineRule="auto"/>
+        <w:ind w:firstLine="283"/>
+      </w:pPr>
+      <w:r>
+        <w:rPr>
+          <w:rFonts w:ascii="Times New Roman" w:hAnsi="Times New Roman" w:eastAsia="Times New Roman"/>
+          <w:sz w:val="24"/>
+        </w:rPr>
+        <w:t>Виды:</w:t>
+      </w:r>
+    </w:p>
+    <w:p>
+      <w:pPr>
+        <w:pStyle w:val="ListBullet"/>
+        <w:spacing w:after="40" w:line="276" w:lineRule="auto"/>
+        <w:ind w:left="425"/>
+      </w:pPr>
+      <w:r>
+        <w:rPr>
+          <w:rFonts w:ascii="Times New Roman" w:hAnsi="Times New Roman" w:eastAsia="Times New Roman"/>
+          <w:sz w:val="24"/>
+        </w:rPr>
+        <w:t>по участникам: внутриличностный, межличностный, внутригрупповой, межгрупповой;</w:t>
+      </w:r>
+    </w:p>
+    <w:p>
+      <w:pPr>
+        <w:pStyle w:val="ListBullet"/>
+        <w:spacing w:after="40" w:line="276" w:lineRule="auto"/>
+        <w:ind w:left="425"/>
+      </w:pPr>
+      <w:r>
+        <w:rPr>
+          <w:rFonts w:ascii="Times New Roman" w:hAnsi="Times New Roman" w:eastAsia="Times New Roman"/>
+          <w:sz w:val="24"/>
+        </w:rPr>
+        <w:t>по направлению: вертикальный (начальник—подчинённый), горизонтальный (равные);</w:t>
+      </w:r>
+    </w:p>
+    <w:p>
+      <w:pPr>
+        <w:pStyle w:val="ListBullet"/>
+        <w:spacing w:after="40" w:line="276" w:lineRule="auto"/>
+        <w:ind w:left="425"/>
+      </w:pPr>
+      <w:r>
+        <w:rPr>
+          <w:rFonts w:ascii="Times New Roman" w:hAnsi="Times New Roman" w:eastAsia="Times New Roman"/>
+          <w:sz w:val="24"/>
+        </w:rPr>
+        <w:t>по содержанию: ресурсный, целевой, ценностный, ролевой, информационный.</w:t>
+      </w:r>
+    </w:p>
+    <w:p>
+      <w:pPr>
+        <w:spacing w:after="80" w:line="276" w:lineRule="auto"/>
+        <w:ind w:firstLine="283"/>
+      </w:pPr>
+      <w:r>
+        <w:rPr>
+          <w:rFonts w:ascii="Times New Roman" w:hAnsi="Times New Roman" w:eastAsia="Times New Roman"/>
+          <w:sz w:val="24"/>
+        </w:rPr>
+        <w:t>Этапы развития:</w:t>
+      </w:r>
+    </w:p>
+    <w:p>
+      <w:pPr>
+        <w:spacing w:after="80" w:line="276" w:lineRule="auto"/>
+        <w:ind w:firstLine="283"/>
+      </w:pPr>
+      <w:r>
+        <w:rPr>
+          <w:rFonts w:ascii="Times New Roman" w:hAnsi="Times New Roman" w:eastAsia="Times New Roman"/>
+          <w:sz w:val="24"/>
+        </w:rPr>
+        <w:t>предконфликтная ситуация (скрытое напряжение) → инцидент (триггер) → эскалация → открытый конфликт → разрешение (или затухание) → постконфликтный период.</w:t>
+      </w:r>
+    </w:p>
+    <w:p>
+      <w:pPr>
+        <w:spacing w:after="80" w:line="276" w:lineRule="auto"/>
+        <w:ind w:firstLine="283"/>
+      </w:pPr>
+      <w:r>
+        <w:rPr>
+          <w:rFonts w:ascii="Times New Roman" w:hAnsi="Times New Roman" w:eastAsia="Times New Roman"/>
+          <w:sz w:val="24"/>
+        </w:rPr>
+        <w:t>Чем раньше вмешательство (на стадии предконфликтной ситуации) — тем проще урегулирование.</w:t>
+      </w:r>
+    </w:p>
+    <w:p>
+      <w:pPr>
+        <w:spacing w:after="80" w:line="276" w:lineRule="auto"/>
+        <w:ind w:firstLine="283"/>
+      </w:pPr>
+      <w:r>
+        <w:rPr>
+          <w:rFonts w:ascii="Times New Roman" w:hAnsi="Times New Roman" w:eastAsia="Times New Roman"/>
+          <w:sz w:val="24"/>
+        </w:rPr>
+        <w:t>Условия обострения: конкуренция за ресурсы, неясность ролей, несправедливость, плохая коммуникация.</w:t>
+      </w:r>
+    </w:p>
+    <w:p>
+      <w:pPr>
+        <w:spacing w:before="240" w:after="120"/>
+      </w:pPr>
+      <w:r>
+        <w:rPr>
+          <w:rFonts w:ascii="Times New Roman" w:hAnsi="Times New Roman" w:eastAsia="Times New Roman"/>
+          <w:b/>
+          <w:sz w:val="24"/>
+        </w:rPr>
+        <w:t>51. Группа в организации как объект управления</w:t>
+      </w:r>
+    </w:p>
+    <w:p>
+      <w:pPr>
+        <w:spacing w:after="80" w:line="276" w:lineRule="auto"/>
+        <w:ind w:firstLine="283"/>
+      </w:pPr>
+      <w:r>
+        <w:rPr>
+          <w:rFonts w:ascii="Times New Roman" w:hAnsi="Times New Roman" w:eastAsia="Times New Roman"/>
+          <w:sz w:val="24"/>
+        </w:rPr>
+        <w:t>Группа — два и более человека, объединённых общей деятельностью, взаимодействием и осознанием принадлежности.</w:t>
+      </w:r>
+    </w:p>
+    <w:p>
+      <w:pPr>
+        <w:spacing w:after="80" w:line="276" w:lineRule="auto"/>
+        <w:ind w:firstLine="283"/>
+      </w:pPr>
+      <w:r>
+        <w:rPr>
+          <w:rFonts w:ascii="Times New Roman" w:hAnsi="Times New Roman" w:eastAsia="Times New Roman"/>
+          <w:sz w:val="24"/>
+        </w:rPr>
+        <w:t>Руководитель управляет не только индивидами, но и группой как целым: нормами, ролями, климатом, сплочённостью.</w:t>
+      </w:r>
+    </w:p>
+    <w:p>
+      <w:pPr>
+        <w:spacing w:after="80" w:line="276" w:lineRule="auto"/>
+        <w:ind w:firstLine="283"/>
+      </w:pPr>
+      <w:r>
+        <w:rPr>
+          <w:rFonts w:ascii="Times New Roman" w:hAnsi="Times New Roman" w:eastAsia="Times New Roman"/>
+          <w:sz w:val="24"/>
+        </w:rPr>
+        <w:t>Параметры группы: размер, структура (формальная и неформальная), лидерство, нормы, роли, сплочённость (когезия).</w:t>
+      </w:r>
+    </w:p>
+    <w:p>
+      <w:pPr>
+        <w:spacing w:after="80" w:line="276" w:lineRule="auto"/>
+        <w:ind w:firstLine="283"/>
+      </w:pPr>
+      <w:r>
+        <w:rPr>
+          <w:rFonts w:ascii="Times New Roman" w:hAnsi="Times New Roman" w:eastAsia="Times New Roman"/>
+          <w:sz w:val="24"/>
+        </w:rPr>
+        <w:t>Эффективность группы зависит от: ясности целей, распределения ролей, коммуникации, доверия, компетентности участников.</w:t>
+      </w:r>
+    </w:p>
+    <w:p>
+      <w:pPr>
+        <w:spacing w:before="240" w:after="120"/>
+      </w:pPr>
+      <w:r>
+        <w:rPr>
+          <w:rFonts w:ascii="Times New Roman" w:hAnsi="Times New Roman" w:eastAsia="Times New Roman"/>
+          <w:b/>
+          <w:sz w:val="24"/>
+        </w:rPr>
+        <w:t>52. Команда как форма коллективного управления</w:t>
+      </w:r>
+    </w:p>
+    <w:p>
+      <w:pPr>
+        <w:spacing w:after="80" w:line="276" w:lineRule="auto"/>
+        <w:ind w:firstLine="283"/>
+      </w:pPr>
+      <w:r>
+        <w:rPr>
+          <w:rFonts w:ascii="Times New Roman" w:hAnsi="Times New Roman" w:eastAsia="Times New Roman"/>
+          <w:sz w:val="24"/>
+        </w:rPr>
+        <w:t>Команда — группа с общей целью, взаимозависимостью задач и коллективной ответственностью за результат.</w:t>
+      </w:r>
+    </w:p>
+    <w:p>
+      <w:pPr>
+        <w:spacing w:after="80" w:line="276" w:lineRule="auto"/>
+        <w:ind w:firstLine="283"/>
+      </w:pPr>
+      <w:r>
+        <w:rPr>
+          <w:rFonts w:ascii="Times New Roman" w:hAnsi="Times New Roman" w:eastAsia="Times New Roman"/>
+          <w:sz w:val="24"/>
+        </w:rPr>
+        <w:t>Отличия от рабочей группы:</w:t>
+      </w:r>
+    </w:p>
+    <w:p>
+      <w:pPr>
+        <w:pStyle w:val="ListBullet"/>
+        <w:spacing w:after="40" w:line="276" w:lineRule="auto"/>
+        <w:ind w:left="425"/>
+      </w:pPr>
+      <w:r>
+        <w:rPr>
+          <w:rFonts w:ascii="Times New Roman" w:hAnsi="Times New Roman" w:eastAsia="Times New Roman"/>
+          <w:sz w:val="24"/>
+        </w:rPr>
+        <w:t>общая цель, а не просто совместное присутствие;</w:t>
+      </w:r>
+    </w:p>
+    <w:p>
+      <w:pPr>
+        <w:pStyle w:val="ListBullet"/>
+        <w:spacing w:after="40" w:line="276" w:lineRule="auto"/>
+        <w:ind w:left="425"/>
+      </w:pPr>
+      <w:r>
+        <w:rPr>
+          <w:rFonts w:ascii="Times New Roman" w:hAnsi="Times New Roman" w:eastAsia="Times New Roman"/>
+          <w:sz w:val="24"/>
+        </w:rPr>
+        <w:t>взаимозависимость — успех каждого зависит от других;</w:t>
+      </w:r>
+    </w:p>
+    <w:p>
+      <w:pPr>
+        <w:pStyle w:val="ListBullet"/>
+        <w:spacing w:after="40" w:line="276" w:lineRule="auto"/>
+        <w:ind w:left="425"/>
+      </w:pPr>
+      <w:r>
+        <w:rPr>
+          <w:rFonts w:ascii="Times New Roman" w:hAnsi="Times New Roman" w:eastAsia="Times New Roman"/>
+          <w:sz w:val="24"/>
+        </w:rPr>
+        <w:t>коллективная ответственность;</w:t>
+      </w:r>
+    </w:p>
+    <w:p>
+      <w:pPr>
+        <w:pStyle w:val="ListBullet"/>
+        <w:spacing w:after="40" w:line="276" w:lineRule="auto"/>
+        <w:ind w:left="425"/>
+      </w:pPr>
+      <w:r>
+        <w:rPr>
+          <w:rFonts w:ascii="Times New Roman" w:hAnsi="Times New Roman" w:eastAsia="Times New Roman"/>
+          <w:sz w:val="24"/>
+        </w:rPr>
+        <w:t>высокий уровень доверия и открытой коммуникации;</w:t>
+      </w:r>
+    </w:p>
+    <w:p>
+      <w:pPr>
+        <w:pStyle w:val="ListBullet"/>
+        <w:spacing w:after="40" w:line="276" w:lineRule="auto"/>
+        <w:ind w:left="425"/>
+      </w:pPr>
+      <w:r>
+        <w:rPr>
+          <w:rFonts w:ascii="Times New Roman" w:hAnsi="Times New Roman" w:eastAsia="Times New Roman"/>
+          <w:sz w:val="24"/>
+        </w:rPr>
+        <w:t>взаимодополняющие компетенции.</w:t>
+      </w:r>
+    </w:p>
+    <w:p>
+      <w:pPr>
+        <w:spacing w:after="80" w:line="276" w:lineRule="auto"/>
+        <w:ind w:firstLine="283"/>
+      </w:pPr>
+      <w:r>
+        <w:rPr>
+          <w:rFonts w:ascii="Times New Roman" w:hAnsi="Times New Roman" w:eastAsia="Times New Roman"/>
+          <w:sz w:val="24"/>
+        </w:rPr>
+        <w:t>Модель Такмана: формирование → шторм (конфликт) → нормирование → исполнение → расформирование.</w:t>
+      </w:r>
+    </w:p>
+    <w:p>
+      <w:pPr>
+        <w:spacing w:after="80" w:line="276" w:lineRule="auto"/>
+        <w:ind w:firstLine="283"/>
+      </w:pPr>
+      <w:r>
+        <w:rPr>
+          <w:rFonts w:ascii="Times New Roman" w:hAnsi="Times New Roman" w:eastAsia="Times New Roman"/>
+          <w:sz w:val="24"/>
+        </w:rPr>
+        <w:t>Команда эффективнее группы при сложных, творческих, межфункциональных задачах.</w:t>
+      </w:r>
+    </w:p>
+    <w:p>
+      <w:pPr>
+        <w:spacing w:before="240" w:after="120"/>
+      </w:pPr>
+      <w:r>
+        <w:rPr>
+          <w:rFonts w:ascii="Times New Roman" w:hAnsi="Times New Roman" w:eastAsia="Times New Roman"/>
+          <w:b/>
+          <w:sz w:val="24"/>
+        </w:rPr>
+        <w:t>53. Формальные и неформальные группы</w:t>
+      </w:r>
+    </w:p>
+    <w:p>
+      <w:pPr>
+        <w:spacing w:after="80" w:line="276" w:lineRule="auto"/>
+        <w:ind w:firstLine="283"/>
+      </w:pPr>
+      <w:r>
+        <w:rPr>
+          <w:rFonts w:ascii="Times New Roman" w:hAnsi="Times New Roman" w:eastAsia="Times New Roman"/>
+          <w:sz w:val="24"/>
+        </w:rPr>
+        <w:t>Формальная группа — создана организацией (отдел, бригада, проектная группа); имеет официальные роли, иерархию, задачи.</w:t>
+      </w:r>
+    </w:p>
+    <w:p>
+      <w:pPr>
+        <w:spacing w:after="80" w:line="276" w:lineRule="auto"/>
+        <w:ind w:firstLine="283"/>
+      </w:pPr>
+      <w:r>
+        <w:rPr>
+          <w:rFonts w:ascii="Times New Roman" w:hAnsi="Times New Roman" w:eastAsia="Times New Roman"/>
+          <w:sz w:val="24"/>
+        </w:rPr>
+        <w:t>Неформальная группа — возникает стихийно на основе симпатий, общих интересов, близости рабочих мест.</w:t>
+      </w:r>
+    </w:p>
+    <w:p>
+      <w:pPr>
+        <w:spacing w:after="80" w:line="276" w:lineRule="auto"/>
+        <w:ind w:firstLine="283"/>
+      </w:pPr>
+      <w:r>
+        <w:rPr>
+          <w:rFonts w:ascii="Times New Roman" w:hAnsi="Times New Roman" w:eastAsia="Times New Roman"/>
+          <w:sz w:val="24"/>
+        </w:rPr>
+        <w:t>Лидер неформальной группы может влиять на коллектив сильнее формального руководителя.</w:t>
+      </w:r>
+    </w:p>
+    <w:p>
+      <w:pPr>
+        <w:spacing w:after="80" w:line="276" w:lineRule="auto"/>
+        <w:ind w:firstLine="283"/>
+      </w:pPr>
+      <w:r>
+        <w:rPr>
+          <w:rFonts w:ascii="Times New Roman" w:hAnsi="Times New Roman" w:eastAsia="Times New Roman"/>
+          <w:sz w:val="24"/>
+        </w:rPr>
+        <w:t>Функции неформальных групп: удовлетворение социальных потребностей, поддержка, передача информации, установление неписаных норм.</w:t>
+      </w:r>
+    </w:p>
+    <w:p>
+      <w:pPr>
+        <w:spacing w:after="80" w:line="276" w:lineRule="auto"/>
+        <w:ind w:firstLine="283"/>
+      </w:pPr>
+      <w:r>
+        <w:rPr>
+          <w:rFonts w:ascii="Times New Roman" w:hAnsi="Times New Roman" w:eastAsia="Times New Roman"/>
+          <w:sz w:val="24"/>
+        </w:rPr>
+        <w:t>Риск: сопротивление изменениям, сплетни, саботаж. Руководителю важно знать неформальную структуру и работать с ней, а не против.</w:t>
+      </w:r>
+    </w:p>
+    <w:p>
+      <w:pPr>
+        <w:spacing w:before="240" w:after="120"/>
+      </w:pPr>
+      <w:r>
+        <w:rPr>
+          <w:rFonts w:ascii="Times New Roman" w:hAnsi="Times New Roman" w:eastAsia="Times New Roman"/>
+          <w:b/>
+          <w:sz w:val="24"/>
+        </w:rPr>
+        <w:t>54. Групповая динамика и групповые эффекты</w:t>
+      </w:r>
+    </w:p>
+    <w:p>
+      <w:pPr>
+        <w:spacing w:after="80" w:line="276" w:lineRule="auto"/>
+        <w:ind w:firstLine="283"/>
+      </w:pPr>
+      <w:r>
+        <w:rPr>
+          <w:rFonts w:ascii="Times New Roman" w:hAnsi="Times New Roman" w:eastAsia="Times New Roman"/>
+          <w:sz w:val="24"/>
+        </w:rPr>
+        <w:t>Групповая динамика (К. Левин) — процессы изменения и развития группы во времени.</w:t>
+      </w:r>
+    </w:p>
+    <w:p>
+      <w:pPr>
+        <w:spacing w:after="80" w:line="276" w:lineRule="auto"/>
+        <w:ind w:firstLine="283"/>
+      </w:pPr>
+      <w:r>
+        <w:rPr>
+          <w:rFonts w:ascii="Times New Roman" w:hAnsi="Times New Roman" w:eastAsia="Times New Roman"/>
+          <w:sz w:val="24"/>
+        </w:rPr>
+        <w:t>Процессы:</w:t>
+      </w:r>
+    </w:p>
+    <w:p>
+      <w:pPr>
+        <w:pStyle w:val="ListBullet"/>
+        <w:spacing w:after="40" w:line="276" w:lineRule="auto"/>
+        <w:ind w:left="425"/>
+      </w:pPr>
+      <w:r>
+        <w:rPr>
+          <w:rFonts w:ascii="Times New Roman" w:hAnsi="Times New Roman" w:eastAsia="Times New Roman"/>
+          <w:sz w:val="24"/>
+        </w:rPr>
+        <w:t>формирование и принятие в группу;</w:t>
+      </w:r>
+    </w:p>
+    <w:p>
+      <w:pPr>
+        <w:pStyle w:val="ListBullet"/>
+        <w:spacing w:after="40" w:line="276" w:lineRule="auto"/>
+        <w:ind w:left="425"/>
+      </w:pPr>
+      <w:r>
+        <w:rPr>
+          <w:rFonts w:ascii="Times New Roman" w:hAnsi="Times New Roman" w:eastAsia="Times New Roman"/>
+          <w:sz w:val="24"/>
+        </w:rPr>
+        <w:t>распределение ролей (формальных и неформальных);</w:t>
+      </w:r>
+    </w:p>
+    <w:p>
+      <w:pPr>
+        <w:pStyle w:val="ListBullet"/>
+        <w:spacing w:after="40" w:line="276" w:lineRule="auto"/>
+        <w:ind w:left="425"/>
+      </w:pPr>
+      <w:r>
+        <w:rPr>
+          <w:rFonts w:ascii="Times New Roman" w:hAnsi="Times New Roman" w:eastAsia="Times New Roman"/>
+          <w:sz w:val="24"/>
+        </w:rPr>
+        <w:t>установление норм;</w:t>
+      </w:r>
+    </w:p>
+    <w:p>
+      <w:pPr>
+        <w:pStyle w:val="ListBullet"/>
+        <w:spacing w:after="40" w:line="276" w:lineRule="auto"/>
+        <w:ind w:left="425"/>
+      </w:pPr>
+      <w:r>
+        <w:rPr>
+          <w:rFonts w:ascii="Times New Roman" w:hAnsi="Times New Roman" w:eastAsia="Times New Roman"/>
+          <w:sz w:val="24"/>
+        </w:rPr>
+        <w:t>лидерство;</w:t>
+      </w:r>
+    </w:p>
+    <w:p>
+      <w:pPr>
+        <w:pStyle w:val="ListBullet"/>
+        <w:spacing w:after="40" w:line="276" w:lineRule="auto"/>
+        <w:ind w:left="425"/>
+      </w:pPr>
+      <w:r>
+        <w:rPr>
+          <w:rFonts w:ascii="Times New Roman" w:hAnsi="Times New Roman" w:eastAsia="Times New Roman"/>
+          <w:sz w:val="24"/>
+        </w:rPr>
+        <w:t>сплочение (когезия);</w:t>
+      </w:r>
+    </w:p>
+    <w:p>
+      <w:pPr>
+        <w:pStyle w:val="ListBullet"/>
+        <w:spacing w:after="40" w:line="276" w:lineRule="auto"/>
+        <w:ind w:left="425"/>
+      </w:pPr>
+      <w:r>
+        <w:rPr>
+          <w:rFonts w:ascii="Times New Roman" w:hAnsi="Times New Roman" w:eastAsia="Times New Roman"/>
+          <w:sz w:val="24"/>
+        </w:rPr>
+        <w:t>конфликты;</w:t>
+      </w:r>
+    </w:p>
+    <w:p>
+      <w:pPr>
+        <w:pStyle w:val="ListBullet"/>
+        <w:spacing w:after="40" w:line="276" w:lineRule="auto"/>
+        <w:ind w:left="425"/>
+      </w:pPr>
+      <w:r>
+        <w:rPr>
+          <w:rFonts w:ascii="Times New Roman" w:hAnsi="Times New Roman" w:eastAsia="Times New Roman"/>
+          <w:sz w:val="24"/>
+        </w:rPr>
+        <w:t>принятие решений.</w:t>
+      </w:r>
+    </w:p>
+    <w:p>
+      <w:pPr>
+        <w:spacing w:after="80" w:line="276" w:lineRule="auto"/>
+        <w:ind w:firstLine="283"/>
+      </w:pPr>
+      <w:r>
+        <w:rPr>
+          <w:rFonts w:ascii="Times New Roman" w:hAnsi="Times New Roman" w:eastAsia="Times New Roman"/>
+          <w:sz w:val="24"/>
+        </w:rPr>
+        <w:t>Групповые эффекты:</w:t>
+      </w:r>
+    </w:p>
+    <w:p>
+      <w:pPr>
+        <w:pStyle w:val="ListBullet"/>
+        <w:spacing w:after="40" w:line="276" w:lineRule="auto"/>
+        <w:ind w:left="425"/>
+      </w:pPr>
+      <w:r>
+        <w:rPr>
+          <w:rFonts w:ascii="Times New Roman" w:hAnsi="Times New Roman" w:eastAsia="Times New Roman"/>
+          <w:sz w:val="24"/>
+        </w:rPr>
+        <w:t>конформизм (Аш) — подчинение групповому мнению;</w:t>
+      </w:r>
+    </w:p>
+    <w:p>
+      <w:pPr>
+        <w:pStyle w:val="ListBullet"/>
+        <w:spacing w:after="40" w:line="276" w:lineRule="auto"/>
+        <w:ind w:left="425"/>
+      </w:pPr>
+      <w:r>
+        <w:rPr>
+          <w:rFonts w:ascii="Times New Roman" w:hAnsi="Times New Roman" w:eastAsia="Times New Roman"/>
+          <w:sz w:val="24"/>
+        </w:rPr>
+        <w:t>социальная фасилитация — улучшение результатов при наблюдении;</w:t>
+      </w:r>
+    </w:p>
+    <w:p>
+      <w:pPr>
+        <w:pStyle w:val="ListBullet"/>
+        <w:spacing w:after="40" w:line="276" w:lineRule="auto"/>
+        <w:ind w:left="425"/>
+      </w:pPr>
+      <w:r>
+        <w:rPr>
+          <w:rFonts w:ascii="Times New Roman" w:hAnsi="Times New Roman" w:eastAsia="Times New Roman"/>
+          <w:sz w:val="24"/>
+        </w:rPr>
+        <w:t>социальная леность (Рингельман) — снижение усилий в группе;</w:t>
+      </w:r>
+    </w:p>
+    <w:p>
+      <w:pPr>
+        <w:pStyle w:val="ListBullet"/>
+        <w:spacing w:after="40" w:line="276" w:lineRule="auto"/>
+        <w:ind w:left="425"/>
+      </w:pPr>
+      <w:r>
+        <w:rPr>
+          <w:rFonts w:ascii="Times New Roman" w:hAnsi="Times New Roman" w:eastAsia="Times New Roman"/>
+          <w:sz w:val="24"/>
+        </w:rPr>
+        <w:t>групповая поляризация — усиление изначальной позиции;</w:t>
+      </w:r>
+    </w:p>
+    <w:p>
+      <w:pPr>
+        <w:pStyle w:val="ListBullet"/>
+        <w:spacing w:after="40" w:line="276" w:lineRule="auto"/>
+        <w:ind w:left="425"/>
+      </w:pPr>
+      <w:r>
+        <w:rPr>
+          <w:rFonts w:ascii="Times New Roman" w:hAnsi="Times New Roman" w:eastAsia="Times New Roman"/>
+          <w:sz w:val="24"/>
+        </w:rPr>
+        <w:t>групповое мышление (Джанис) — стремление к единодушию в ущерб критике.</w:t>
+      </w:r>
+    </w:p>
+    <w:p>
+      <w:pPr>
+        <w:spacing w:before="240" w:after="120"/>
+      </w:pPr>
+      <w:r>
+        <w:rPr>
+          <w:rFonts w:ascii="Times New Roman" w:hAnsi="Times New Roman" w:eastAsia="Times New Roman"/>
+          <w:b/>
+          <w:sz w:val="24"/>
+        </w:rPr>
+        <w:t>55. Корпоративная и организационная культура</w:t>
+      </w:r>
+    </w:p>
+    <w:p>
+      <w:pPr>
+        <w:spacing w:after="80" w:line="276" w:lineRule="auto"/>
+        <w:ind w:firstLine="283"/>
+      </w:pPr>
+      <w:r>
+        <w:rPr>
+          <w:rFonts w:ascii="Times New Roman" w:hAnsi="Times New Roman" w:eastAsia="Times New Roman"/>
+          <w:sz w:val="24"/>
+        </w:rPr>
+        <w:t>Организационная культура — система разделяемых ценностей, норм, убеждений и практик, определяющих поведение в организации.</w:t>
+      </w:r>
+    </w:p>
+    <w:p>
+      <w:pPr>
+        <w:spacing w:after="80" w:line="276" w:lineRule="auto"/>
+        <w:ind w:firstLine="283"/>
+      </w:pPr>
+      <w:r>
+        <w:rPr>
+          <w:rFonts w:ascii="Times New Roman" w:hAnsi="Times New Roman" w:eastAsia="Times New Roman"/>
+          <w:sz w:val="24"/>
+        </w:rPr>
+        <w:t>Уровни (Шейн):</w:t>
+      </w:r>
+    </w:p>
+    <w:p>
+      <w:pPr>
+        <w:pStyle w:val="ListBullet"/>
+        <w:spacing w:after="40" w:line="276" w:lineRule="auto"/>
+        <w:ind w:left="425"/>
+      </w:pPr>
+      <w:r>
+        <w:rPr>
+          <w:rFonts w:ascii="Times New Roman" w:hAnsi="Times New Roman" w:eastAsia="Times New Roman"/>
+          <w:sz w:val="24"/>
+        </w:rPr>
+        <w:t>артефакты — видимые проявления (офис, дресс-код, ритуалы);</w:t>
+      </w:r>
+    </w:p>
+    <w:p>
+      <w:pPr>
+        <w:pStyle w:val="ListBullet"/>
+        <w:spacing w:after="40" w:line="276" w:lineRule="auto"/>
+        <w:ind w:left="425"/>
+      </w:pPr>
+      <w:r>
+        <w:rPr>
+          <w:rFonts w:ascii="Times New Roman" w:hAnsi="Times New Roman" w:eastAsia="Times New Roman"/>
+          <w:sz w:val="24"/>
+        </w:rPr>
+        <w:t>провозглашённые ценности — миссия, слоганы;</w:t>
+      </w:r>
+    </w:p>
+    <w:p>
+      <w:pPr>
+        <w:pStyle w:val="ListBullet"/>
+        <w:spacing w:after="40" w:line="276" w:lineRule="auto"/>
+        <w:ind w:left="425"/>
+      </w:pPr>
+      <w:r>
+        <w:rPr>
+          <w:rFonts w:ascii="Times New Roman" w:hAnsi="Times New Roman" w:eastAsia="Times New Roman"/>
+          <w:sz w:val="24"/>
+        </w:rPr>
+        <w:t>базовые предпосылки — глубинные убеждения (отношение к людям, работе, власти).</w:t>
+      </w:r>
+    </w:p>
+    <w:p>
+      <w:pPr>
+        <w:spacing w:after="80" w:line="276" w:lineRule="auto"/>
+        <w:ind w:firstLine="283"/>
+      </w:pPr>
+      <w:r>
+        <w:rPr>
+          <w:rFonts w:ascii="Times New Roman" w:hAnsi="Times New Roman" w:eastAsia="Times New Roman"/>
+          <w:sz w:val="24"/>
+        </w:rPr>
+        <w:t>Функции: интеграция, идентификация, социализация новых сотрудников, регуляция поведения.</w:t>
+      </w:r>
+    </w:p>
+    <w:p>
+      <w:pPr>
+        <w:spacing w:after="80" w:line="276" w:lineRule="auto"/>
+        <w:ind w:firstLine="283"/>
+      </w:pPr>
+      <w:r>
+        <w:rPr>
+          <w:rFonts w:ascii="Times New Roman" w:hAnsi="Times New Roman" w:eastAsia="Times New Roman"/>
+          <w:sz w:val="24"/>
+        </w:rPr>
+        <w:t>Сильная культура — единые ценности, высокая лояльность; слабая — размытые нормы, низкая сплочённость.</w:t>
+      </w:r>
+    </w:p>
+    <w:p>
+      <w:pPr>
+        <w:spacing w:after="80" w:line="276" w:lineRule="auto"/>
+        <w:ind w:firstLine="283"/>
+      </w:pPr>
+      <w:r>
+        <w:rPr>
+          <w:rFonts w:ascii="Times New Roman" w:hAnsi="Times New Roman" w:eastAsia="Times New Roman"/>
+          <w:sz w:val="24"/>
+        </w:rPr>
+        <w:t>Риск жёсткой культуры: сопротивление изменениям, подавление инакомыслия.</w:t>
       </w:r>
     </w:p>
     <w:sectPr>
